--- a/outputs/Retail_Intelligence_Documentation.docx
+++ b/outputs/Retail_Intelligence_Documentation.docx
@@ -313,12 +313,283 @@
     <w:p>
       <w:pPr>
         <w:rPr>
-          <w:color w:val="000000" w:themeColor="text1"/>
+          <w:b/>
+          <w:bCs/>
+          <w:color w:val="000000" w:themeColor="text1"/>
+          <w:sz w:val="28"/>
+          <w:szCs w:val="28"/>
         </w:rPr>
       </w:pPr>
       <w:r>
         <w:rPr>
-          <w:color w:val="000000" w:themeColor="text1"/>
+          <w:b/>
+          <w:bCs/>
+          <w:color w:val="000000" w:themeColor="text1"/>
+          <w:sz w:val="28"/>
+          <w:szCs w:val="28"/>
+        </w:rPr>
+        <w:t>Team Members</w:t>
+      </w:r>
+      <w:r>
+        <w:rPr>
+          <w:b/>
+          <w:bCs/>
+          <w:color w:val="000000" w:themeColor="text1"/>
+          <w:sz w:val="28"/>
+          <w:szCs w:val="28"/>
+        </w:rPr>
+        <w:t>:</w:t>
+      </w:r>
+    </w:p>
+    <w:p>
+      <w:pPr>
+        <w:spacing w:line="240" w:lineRule="auto"/>
+        <w:rPr>
+          <w:b/>
+          <w:bCs/>
+          <w:color w:val="000000" w:themeColor="text1"/>
+          <w:sz w:val="20"/>
+          <w:szCs w:val="20"/>
+        </w:rPr>
+      </w:pPr>
+      <w:r>
+        <w:rPr>
+          <w:b/>
+          <w:bCs/>
+          <w:color w:val="000000" w:themeColor="text1"/>
+          <w:sz w:val="20"/>
+          <w:szCs w:val="20"/>
+        </w:rPr>
+        <w:t>Mohamed Goma</w:t>
+      </w:r>
+      <w:r>
+        <w:rPr>
+          <w:b/>
+          <w:bCs/>
+          <w:color w:val="000000" w:themeColor="text1"/>
+          <w:sz w:val="20"/>
+          <w:szCs w:val="20"/>
+        </w:rPr>
+        <w:tab/>
+        <w:t>221001823</w:t>
+      </w:r>
+    </w:p>
+    <w:p>
+      <w:pPr>
+        <w:spacing w:line="240" w:lineRule="auto"/>
+        <w:rPr>
+          <w:b/>
+          <w:bCs/>
+          <w:color w:val="000000" w:themeColor="text1"/>
+          <w:sz w:val="20"/>
+          <w:szCs w:val="20"/>
+        </w:rPr>
+      </w:pPr>
+      <w:r>
+        <w:rPr>
+          <w:b/>
+          <w:bCs/>
+          <w:color w:val="000000" w:themeColor="text1"/>
+          <w:sz w:val="20"/>
+          <w:szCs w:val="20"/>
+        </w:rPr>
+        <w:t>Abdullah Yasser</w:t>
+      </w:r>
+      <w:r>
+        <w:rPr>
+          <w:b/>
+          <w:bCs/>
+          <w:color w:val="000000" w:themeColor="text1"/>
+          <w:sz w:val="20"/>
+          <w:szCs w:val="20"/>
+        </w:rPr>
+        <w:tab/>
+        <w:t>221001008</w:t>
+      </w:r>
+    </w:p>
+    <w:p>
+      <w:pPr>
+        <w:spacing w:line="240" w:lineRule="auto"/>
+        <w:rPr>
+          <w:b/>
+          <w:bCs/>
+          <w:color w:val="000000" w:themeColor="text1"/>
+          <w:sz w:val="20"/>
+          <w:szCs w:val="20"/>
+        </w:rPr>
+      </w:pPr>
+      <w:r>
+        <w:rPr>
+          <w:b/>
+          <w:bCs/>
+          <w:color w:val="000000" w:themeColor="text1"/>
+          <w:sz w:val="20"/>
+          <w:szCs w:val="20"/>
+        </w:rPr>
+        <w:t>Mohamed Khaled</w:t>
+      </w:r>
+      <w:r>
+        <w:rPr>
+          <w:b/>
+          <w:bCs/>
+          <w:color w:val="000000" w:themeColor="text1"/>
+          <w:sz w:val="20"/>
+          <w:szCs w:val="20"/>
+        </w:rPr>
+        <w:tab/>
+        <w:t>221000741</w:t>
+      </w:r>
+    </w:p>
+    <w:p>
+      <w:pPr>
+        <w:spacing w:line="240" w:lineRule="auto"/>
+        <w:rPr>
+          <w:b/>
+          <w:bCs/>
+          <w:color w:val="000000" w:themeColor="text1"/>
+          <w:sz w:val="20"/>
+          <w:szCs w:val="20"/>
+        </w:rPr>
+      </w:pPr>
+      <w:r>
+        <w:rPr>
+          <w:b/>
+          <w:bCs/>
+          <w:color w:val="000000" w:themeColor="text1"/>
+          <w:sz w:val="20"/>
+          <w:szCs w:val="20"/>
+        </w:rPr>
+        <w:t>Mohamed Saleh</w:t>
+      </w:r>
+      <w:r>
+        <w:rPr>
+          <w:b/>
+          <w:bCs/>
+          <w:color w:val="000000" w:themeColor="text1"/>
+          <w:sz w:val="20"/>
+          <w:szCs w:val="20"/>
+        </w:rPr>
+        <w:tab/>
+        <w:t>221001519</w:t>
+      </w:r>
+    </w:p>
+    <w:p>
+      <w:pPr>
+        <w:spacing w:line="240" w:lineRule="auto"/>
+        <w:rPr>
+          <w:b/>
+          <w:bCs/>
+          <w:color w:val="000000" w:themeColor="text1"/>
+          <w:sz w:val="20"/>
+          <w:szCs w:val="20"/>
+        </w:rPr>
+      </w:pPr>
+      <w:proofErr w:type="spellStart"/>
+      <w:r>
+        <w:rPr>
+          <w:b/>
+          <w:bCs/>
+          <w:color w:val="000000" w:themeColor="text1"/>
+          <w:sz w:val="20"/>
+          <w:szCs w:val="20"/>
+        </w:rPr>
+        <w:t>Mahitab</w:t>
+      </w:r>
+      <w:proofErr w:type="spellEnd"/>
+      <w:r>
+        <w:rPr>
+          <w:b/>
+          <w:bCs/>
+          <w:color w:val="000000" w:themeColor="text1"/>
+          <w:sz w:val="20"/>
+          <w:szCs w:val="20"/>
+        </w:rPr>
+        <w:t xml:space="preserve"> Ayman </w:t>
+      </w:r>
+      <w:r>
+        <w:rPr>
+          <w:b/>
+          <w:bCs/>
+          <w:color w:val="000000" w:themeColor="text1"/>
+          <w:sz w:val="20"/>
+          <w:szCs w:val="20"/>
+        </w:rPr>
+        <w:tab/>
+        <w:t>212002434</w:t>
+      </w:r>
+    </w:p>
+    <w:p>
+      <w:pPr>
+        <w:spacing w:line="240" w:lineRule="auto"/>
+        <w:rPr>
+          <w:b/>
+          <w:bCs/>
+          <w:color w:val="000000" w:themeColor="text1"/>
+          <w:sz w:val="20"/>
+          <w:szCs w:val="20"/>
+        </w:rPr>
+      </w:pPr>
+    </w:p>
+    <w:p>
+      <w:pPr>
+        <w:spacing w:line="240" w:lineRule="auto"/>
+        <w:rPr>
+          <w:b/>
+          <w:bCs/>
+          <w:color w:val="000000" w:themeColor="text1"/>
+          <w:sz w:val="28"/>
+          <w:szCs w:val="28"/>
+        </w:rPr>
+      </w:pPr>
+      <w:r>
+        <w:rPr>
+          <w:b/>
+          <w:bCs/>
+          <w:color w:val="000000" w:themeColor="text1"/>
+          <w:sz w:val="28"/>
+          <w:szCs w:val="28"/>
+        </w:rPr>
+        <w:t xml:space="preserve">Supervised By: </w:t>
+      </w:r>
+    </w:p>
+    <w:p>
+      <w:pPr>
+        <w:spacing w:line="240" w:lineRule="auto"/>
+        <w:rPr>
+          <w:color w:val="000000" w:themeColor="text1"/>
+          <w:sz w:val="24"/>
+          <w:szCs w:val="24"/>
+        </w:rPr>
+      </w:pPr>
+      <w:proofErr w:type="spellStart"/>
+      <w:proofErr w:type="gramStart"/>
+      <w:r>
+        <w:rPr>
+          <w:b/>
+          <w:bCs/>
+          <w:color w:val="000000" w:themeColor="text1"/>
+          <w:sz w:val="24"/>
+          <w:szCs w:val="24"/>
+        </w:rPr>
+        <w:t>Dr.Shaimaa</w:t>
+      </w:r>
+      <w:proofErr w:type="spellEnd"/>
+      <w:proofErr w:type="gramEnd"/>
+      <w:r>
+        <w:rPr>
+          <w:b/>
+          <w:bCs/>
+          <w:color w:val="000000" w:themeColor="text1"/>
+          <w:sz w:val="24"/>
+          <w:szCs w:val="24"/>
+        </w:rPr>
+        <w:t xml:space="preserve"> Mohamed </w:t>
+      </w:r>
+      <w:r>
+        <w:rPr>
+          <w:color w:val="000000" w:themeColor="text1"/>
+          <w:sz w:val="24"/>
+          <w:szCs w:val="24"/>
         </w:rPr>
         <w:br w:type="page"/>
       </w:r>
@@ -4632,248 +4903,7 @@
         <w:rPr>
           <w:color w:val="000000" w:themeColor="text1"/>
         </w:rPr>
-        <w:t>The validated input used 1,078,691 basket-category rows, 155,691 baskets, and 303 product-category items. Product-category mining was selected first because product-level mining contains 68,509 unique products and can be computationally expensive.</w:t>
-      </w:r>
-    </w:p>
-    <w:tbl>
-      <w:tblPr>
-        <w:tblStyle w:val="MediumGrid2-Accent1"/>
-        <w:tblW w:w="0" w:type="auto"/>
-        <w:tblLook w:val="04A0" w:firstRow="1" w:lastRow="0" w:firstColumn="1" w:lastColumn="0" w:noHBand="0" w:noVBand="1"/>
-      </w:tblPr>
-      <w:tblGrid>
-        <w:gridCol w:w="2369"/>
-        <w:gridCol w:w="8071"/>
-      </w:tblGrid>
-      <w:tr>
-        <w:trPr>
-          <w:cnfStyle w:val="100000000000" w:firstRow="1" w:lastRow="0" w:firstColumn="0" w:lastColumn="0" w:oddVBand="0" w:evenVBand="0" w:oddHBand="0" w:evenHBand="0" w:firstRowFirstColumn="0" w:firstRowLastColumn="0" w:lastRowFirstColumn="0" w:lastRowLastColumn="0"/>
-        </w:trPr>
-        <w:tc>
-          <w:tcPr>
-            <w:cnfStyle w:val="001000000100" w:firstRow="0" w:lastRow="0" w:firstColumn="1" w:lastColumn="0" w:oddVBand="0" w:evenVBand="0" w:oddHBand="0" w:evenHBand="0" w:firstRowFirstColumn="1" w:firstRowLastColumn="0" w:lastRowFirstColumn="0" w:lastRowLastColumn="0"/>
-            <w:tcW w:w="2448" w:type="dxa"/>
-          </w:tcPr>
-          <w:p>
-            <w:r>
-              <w:rPr>
-                <w:sz w:val="17"/>
-              </w:rPr>
-              <w:t>Metric</w:t>
-            </w:r>
-          </w:p>
-        </w:tc>
-        <w:tc>
-          <w:tcPr>
-            <w:tcW w:w="8496" w:type="dxa"/>
-          </w:tcPr>
-          <w:p>
-            <w:pPr>
-              <w:cnfStyle w:val="100000000000" w:firstRow="1" w:lastRow="0" w:firstColumn="0" w:lastColumn="0" w:oddVBand="0" w:evenVBand="0" w:oddHBand="0" w:evenHBand="0" w:firstRowFirstColumn="0" w:firstRowLastColumn="0" w:lastRowFirstColumn="0" w:lastRowLastColumn="0"/>
-            </w:pPr>
-            <w:r>
-              <w:rPr>
-                <w:sz w:val="17"/>
-              </w:rPr>
-              <w:t>Definition</w:t>
-            </w:r>
-          </w:p>
-        </w:tc>
-      </w:tr>
-      <w:tr>
-        <w:trPr>
-          <w:cnfStyle w:val="000000100000" w:firstRow="0" w:lastRow="0" w:firstColumn="0" w:lastColumn="0" w:oddVBand="0" w:evenVBand="0" w:oddHBand="1" w:evenHBand="0" w:firstRowFirstColumn="0" w:firstRowLastColumn="0" w:lastRowFirstColumn="0" w:lastRowLastColumn="0"/>
-        </w:trPr>
-        <w:tc>
-          <w:tcPr>
-            <w:cnfStyle w:val="001000000000" w:firstRow="0" w:lastRow="0" w:firstColumn="1" w:lastColumn="0" w:oddVBand="0" w:evenVBand="0" w:oddHBand="0" w:evenHBand="0" w:firstRowFirstColumn="0" w:firstRowLastColumn="0" w:lastRowFirstColumn="0" w:lastRowLastColumn="0"/>
-            <w:tcW w:w="2448" w:type="dxa"/>
-          </w:tcPr>
-          <w:p>
-            <w:r>
-              <w:rPr>
-                <w:b w:val="0"/>
-                <w:sz w:val="17"/>
-              </w:rPr>
-              <w:t>Support</w:t>
-            </w:r>
-          </w:p>
-        </w:tc>
-        <w:tc>
-          <w:tcPr>
-            <w:tcW w:w="8496" w:type="dxa"/>
-          </w:tcPr>
-          <w:p>
-            <w:pPr>
-              <w:cnfStyle w:val="000000100000" w:firstRow="0" w:lastRow="0" w:firstColumn="0" w:lastColumn="0" w:oddVBand="0" w:evenVBand="0" w:oddHBand="1" w:evenHBand="0" w:firstRowFirstColumn="0" w:firstRowLastColumn="0" w:lastRowFirstColumn="0" w:lastRowLastColumn="0"/>
-            </w:pPr>
-            <w:r>
-              <w:rPr>
-                <w:sz w:val="17"/>
-              </w:rPr>
-              <w:t>The fraction of baskets that contain an itemset.</w:t>
-            </w:r>
-          </w:p>
-        </w:tc>
-      </w:tr>
-      <w:tr>
-        <w:tc>
-          <w:tcPr>
-            <w:cnfStyle w:val="001000000000" w:firstRow="0" w:lastRow="0" w:firstColumn="1" w:lastColumn="0" w:oddVBand="0" w:evenVBand="0" w:oddHBand="0" w:evenHBand="0" w:firstRowFirstColumn="0" w:firstRowLastColumn="0" w:lastRowFirstColumn="0" w:lastRowLastColumn="0"/>
-            <w:tcW w:w="2448" w:type="dxa"/>
-          </w:tcPr>
-          <w:p>
-            <w:r>
-              <w:rPr>
-                <w:b w:val="0"/>
-                <w:sz w:val="17"/>
-              </w:rPr>
-              <w:t>Confidence</w:t>
-            </w:r>
-          </w:p>
-        </w:tc>
-        <w:tc>
-          <w:tcPr>
-            <w:tcW w:w="8496" w:type="dxa"/>
-          </w:tcPr>
-          <w:p>
-            <w:pPr>
-              <w:cnfStyle w:val="000000000000" w:firstRow="0" w:lastRow="0" w:firstColumn="0" w:lastColumn="0" w:oddVBand="0" w:evenVBand="0" w:oddHBand="0" w:evenHBand="0" w:firstRowFirstColumn="0" w:firstRowLastColumn="0" w:lastRowFirstColumn="0" w:lastRowLastColumn="0"/>
-            </w:pPr>
-            <w:r>
-              <w:rPr>
-                <w:sz w:val="17"/>
-              </w:rPr>
-              <w:t>The probability of the consequent appearing when the antecedent appears.</w:t>
-            </w:r>
-          </w:p>
-        </w:tc>
-      </w:tr>
-      <w:tr>
-        <w:trPr>
-          <w:cnfStyle w:val="000000100000" w:firstRow="0" w:lastRow="0" w:firstColumn="0" w:lastColumn="0" w:oddVBand="0" w:evenVBand="0" w:oddHBand="1" w:evenHBand="0" w:firstRowFirstColumn="0" w:firstRowLastColumn="0" w:lastRowFirstColumn="0" w:lastRowLastColumn="0"/>
-        </w:trPr>
-        <w:tc>
-          <w:tcPr>
-            <w:cnfStyle w:val="001000000000" w:firstRow="0" w:lastRow="0" w:firstColumn="1" w:lastColumn="0" w:oddVBand="0" w:evenVBand="0" w:oddHBand="0" w:evenHBand="0" w:firstRowFirstColumn="0" w:firstRowLastColumn="0" w:lastRowFirstColumn="0" w:lastRowLastColumn="0"/>
-            <w:tcW w:w="2448" w:type="dxa"/>
-          </w:tcPr>
-          <w:p>
-            <w:r>
-              <w:rPr>
-                <w:b w:val="0"/>
-                <w:sz w:val="17"/>
-              </w:rPr>
-              <w:t>Lift</w:t>
-            </w:r>
-          </w:p>
-        </w:tc>
-        <w:tc>
-          <w:tcPr>
-            <w:tcW w:w="8496" w:type="dxa"/>
-          </w:tcPr>
-          <w:p>
-            <w:pPr>
-              <w:cnfStyle w:val="000000100000" w:firstRow="0" w:lastRow="0" w:firstColumn="0" w:lastColumn="0" w:oddVBand="0" w:evenVBand="0" w:oddHBand="1" w:evenHBand="0" w:firstRowFirstColumn="0" w:firstRowLastColumn="0" w:lastRowFirstColumn="0" w:lastRowLastColumn="0"/>
-            </w:pPr>
-            <w:r>
-              <w:rPr>
-                <w:sz w:val="17"/>
-              </w:rPr>
-              <w:t xml:space="preserve">How much stronger the rule is compared to random chance. Lift greater than 1 indicates positive </w:t>
-            </w:r>
-            <w:r>
-              <w:rPr>
-                <w:sz w:val="17"/>
-              </w:rPr>
-              <w:lastRenderedPageBreak/>
-              <w:t>association.</w:t>
-            </w:r>
-          </w:p>
-        </w:tc>
-      </w:tr>
-      <w:tr>
-        <w:tc>
-          <w:tcPr>
-            <w:cnfStyle w:val="001000000000" w:firstRow="0" w:lastRow="0" w:firstColumn="1" w:lastColumn="0" w:oddVBand="0" w:evenVBand="0" w:oddHBand="0" w:evenHBand="0" w:firstRowFirstColumn="0" w:firstRowLastColumn="0" w:lastRowFirstColumn="0" w:lastRowLastColumn="0"/>
-            <w:tcW w:w="2448" w:type="dxa"/>
-          </w:tcPr>
-          <w:p>
-            <w:r>
-              <w:rPr>
-                <w:b w:val="0"/>
-                <w:sz w:val="17"/>
-              </w:rPr>
-              <w:lastRenderedPageBreak/>
-              <w:t>Runtime</w:t>
-            </w:r>
-          </w:p>
-        </w:tc>
-        <w:tc>
-          <w:tcPr>
-            <w:tcW w:w="8496" w:type="dxa"/>
-          </w:tcPr>
-          <w:p>
-            <w:pPr>
-              <w:cnfStyle w:val="000000000000" w:firstRow="0" w:lastRow="0" w:firstColumn="0" w:lastColumn="0" w:oddVBand="0" w:evenVBand="0" w:oddHBand="0" w:evenHBand="0" w:firstRowFirstColumn="0" w:firstRowLastColumn="0" w:lastRowFirstColumn="0" w:lastRowLastColumn="0"/>
-            </w:pPr>
-            <w:r>
-              <w:rPr>
-                <w:sz w:val="17"/>
-              </w:rPr>
-              <w:t>Execution time in seconds.</w:t>
-            </w:r>
-          </w:p>
-        </w:tc>
-      </w:tr>
-      <w:tr>
-        <w:trPr>
-          <w:cnfStyle w:val="000000100000" w:firstRow="0" w:lastRow="0" w:firstColumn="0" w:lastColumn="0" w:oddVBand="0" w:evenVBand="0" w:oddHBand="1" w:evenHBand="0" w:firstRowFirstColumn="0" w:firstRowLastColumn="0" w:lastRowFirstColumn="0" w:lastRowLastColumn="0"/>
-        </w:trPr>
-        <w:tc>
-          <w:tcPr>
-            <w:cnfStyle w:val="001000000000" w:firstRow="0" w:lastRow="0" w:firstColumn="1" w:lastColumn="0" w:oddVBand="0" w:evenVBand="0" w:oddHBand="0" w:evenHBand="0" w:firstRowFirstColumn="0" w:firstRowLastColumn="0" w:lastRowFirstColumn="0" w:lastRowLastColumn="0"/>
-            <w:tcW w:w="2448" w:type="dxa"/>
-          </w:tcPr>
-          <w:p>
-            <w:r>
-              <w:rPr>
-                <w:b w:val="0"/>
-                <w:sz w:val="17"/>
-              </w:rPr>
-              <w:t>Memory usage</w:t>
-            </w:r>
-          </w:p>
-        </w:tc>
-        <w:tc>
-          <w:tcPr>
-            <w:tcW w:w="8496" w:type="dxa"/>
-          </w:tcPr>
-          <w:p>
-            <w:pPr>
-              <w:cnfStyle w:val="000000100000" w:firstRow="0" w:lastRow="0" w:firstColumn="0" w:lastColumn="0" w:oddVBand="0" w:evenVBand="0" w:oddHBand="1" w:evenHBand="0" w:firstRowFirstColumn="0" w:firstRowLastColumn="0" w:lastRowFirstColumn="0" w:lastRowLastColumn="0"/>
-            </w:pPr>
-            <w:r>
-              <w:rPr>
-                <w:sz w:val="17"/>
-              </w:rPr>
-              <w:t>Resident memory usage in MB during the algorithm run.</w:t>
-            </w:r>
-          </w:p>
-        </w:tc>
-      </w:tr>
-    </w:tbl>
-    <w:p>
-      <w:pPr>
-        <w:rPr>
-          <w:color w:val="000000" w:themeColor="text1"/>
-        </w:rPr>
-      </w:pPr>
-      <w:r>
-        <w:rPr>
-          <w:color w:val="000000" w:themeColor="text1"/>
-        </w:rPr>
-        <w:t>Three algorithms were compared: Apriori, FP-Growth, and ECLAT. The experiment varied minimum support and minimum confidence thresholds and measured frequent itemset count, rule count, runtime, and memory usage.</w:t>
+        <w:t>The validated input from the Azure PostgreSQL warehouse contains 1,078,691 basket-category rows, 155,691 baskets, and 303 product-category items. Before mining, two pre-processing steps are applied. First, a rare-item filter removes categories that appear in too few baskets to support stable rules. Second, baskets are split deterministically into a training set and a held-out test set using a hash of the basket identifier. Rules are mined on the training baskets and then evaluated as a recommender on the test baskets. After the 80/20 split and the rare-item filter, the training set used in the experiments below contains 124,418 baskets, 301 categories, and 860,725 basket-item rows.</w:t>
       </w:r>
     </w:p>
     <w:p>
@@ -4887,7 +4917,60 @@
         <w:rPr>
           <w:color w:val="000000" w:themeColor="text1"/>
         </w:rPr>
-        <w:t>10.1 Representative Performance Results</w:t>
+        <w:lastRenderedPageBreak/>
+        <w:t>10.1 Methodology and Evaluation Metrics</w:t>
+      </w:r>
+    </w:p>
+    <w:p>
+      <w:pPr>
+        <w:rPr>
+          <w:color w:val="000000" w:themeColor="text1"/>
+        </w:rPr>
+      </w:pPr>
+      <w:r>
+        <w:rPr>
+          <w:color w:val="000000" w:themeColor="text1"/>
+        </w:rPr>
+        <w:t>Three classical association rule mining algorithms were compared: Apriori, FP-Growth, and ECLAT. Apriori is a candidate-generation algorithm and serves as a transparent baseline. FP-Growth avoids repeated candidate generation by building a frequent-pattern tree. ECLAT uses a vertical layout that maps every item to the set of basket identifiers in which it appears and intersects those sets to find frequent itemsets. To make the comparison fair, the frequent itemsets are mined once per support threshold and then reused across confidence and lift thresholds.</w:t>
+      </w:r>
+    </w:p>
+    <w:p>
+      <w:pPr>
+        <w:rPr>
+          <w:color w:val="000000" w:themeColor="text1"/>
+        </w:rPr>
+      </w:pPr>
+      <w:r>
+        <w:rPr>
+          <w:color w:val="000000" w:themeColor="text1"/>
+        </w:rPr>
+        <w:t>Each algorithm is executed across an adaptive grid of (support, confidence, lift) thresholds, ordered from strictest to loosest. The strictest threshold combination that produces a rule count inside the acceptable band of 20 to 5,000 rules is accepted. If no combination falls inside the band, the run with the rule count closest to the band is accepted, so no algorithm is silently dropped from the comparison.</w:t>
+      </w:r>
+    </w:p>
+    <w:p>
+      <w:pPr>
+        <w:rPr>
+          <w:color w:val="000000" w:themeColor="text1"/>
+        </w:rPr>
+      </w:pPr>
+      <w:r>
+        <w:rPr>
+          <w:color w:val="000000" w:themeColor="text1"/>
+        </w:rPr>
+        <w:t>Each accepted run is also evaluated as a recommender. Every test basket is split deterministically into an input half and a hidden half. The rules generated from the training baskets are applied to the input half, candidate consequents are scored using 0.45 x lift + 0.35 x confidence + 0.20 x support, and the top five recommendations are compared against the hidden half. This yields four recommendation metrics: precision@5, recall@5, hit_rate@5, and coverage (the share of unique items in the test set that the recommender ever surfaces).</w:t>
+      </w:r>
+    </w:p>
+    <w:p>
+      <w:pPr>
+        <w:rPr>
+          <w:color w:val="000000" w:themeColor="text1"/>
+        </w:rPr>
+      </w:pPr>
+      <w:r>
+        <w:rPr>
+          <w:color w:val="000000" w:themeColor="text1"/>
+        </w:rPr>
+        <w:t>A final quality score is computed for every run by min-max normalising avg_lift, avg_confidence, hit_rate@5, and precision@5 across all runs in the experiment, then combining them with weights of 0.35, 0.25, 0.25, and 0.15 respectively. Lift receives the largest weight because it measures association strength independent of how common the items are. Runtime and memory are tracked for engineering visibility but are intentionally excluded from the final score so that a fast algorithm producing many noisy rules cannot beat a slower one producing fewer high-quality rules.</w:t>
       </w:r>
     </w:p>
     <w:tbl>
@@ -4898,12 +4981,7 @@
       </w:tblPr>
       <w:tblGrid>
         <w:gridCol w:w="1800"/>
-        <w:gridCol w:w="1152"/>
-        <w:gridCol w:w="1296"/>
-        <w:gridCol w:w="1440"/>
-        <w:gridCol w:w="1296"/>
-        <w:gridCol w:w="1584"/>
-        <w:gridCol w:w="1584"/>
+        <w:gridCol w:w="7560"/>
       </w:tblGrid>
       <w:tr>
         <w:trPr>
@@ -4919,13 +4997,13 @@
               <w:rPr>
                 <w:sz w:val="16"/>
               </w:rPr>
-              <w:t>Algorithm</w:t>
-            </w:r>
-          </w:p>
-        </w:tc>
-        <w:tc>
-          <w:tcPr>
-            <w:tcW w:w="1152" w:type="dxa"/>
+              <w:t>Metric</w:t>
+            </w:r>
+          </w:p>
+        </w:tc>
+        <w:tc>
+          <w:tcPr>
+            <w:tcW w:w="7560" w:type="dxa"/>
           </w:tcPr>
           <w:p>
             <w:pPr>
@@ -4935,87 +5013,7 @@
               <w:rPr>
                 <w:sz w:val="16"/>
               </w:rPr>
-              <w:t>Support</w:t>
-            </w:r>
-          </w:p>
-        </w:tc>
-        <w:tc>
-          <w:tcPr>
-            <w:tcW w:w="1296" w:type="dxa"/>
-          </w:tcPr>
-          <w:p>
-            <w:pPr>
-              <w:cnfStyle w:val="100000000000" w:firstRow="1" w:lastRow="0" w:firstColumn="0" w:lastColumn="0" w:oddVBand="0" w:evenVBand="0" w:oddHBand="0" w:evenHBand="0" w:firstRowFirstColumn="0" w:firstRowLastColumn="0" w:lastRowFirstColumn="0" w:lastRowLastColumn="0"/>
-            </w:pPr>
-            <w:r>
-              <w:rPr>
-                <w:sz w:val="16"/>
-              </w:rPr>
-              <w:t>Confidence</w:t>
-            </w:r>
-          </w:p>
-        </w:tc>
-        <w:tc>
-          <w:tcPr>
-            <w:tcW w:w="1440" w:type="dxa"/>
-          </w:tcPr>
-          <w:p>
-            <w:pPr>
-              <w:cnfStyle w:val="100000000000" w:firstRow="1" w:lastRow="0" w:firstColumn="0" w:lastColumn="0" w:oddVBand="0" w:evenVBand="0" w:oddHBand="0" w:evenHBand="0" w:firstRowFirstColumn="0" w:firstRowLastColumn="0" w:lastRowFirstColumn="0" w:lastRowLastColumn="0"/>
-            </w:pPr>
-            <w:r>
-              <w:rPr>
-                <w:sz w:val="16"/>
-              </w:rPr>
-              <w:t>Itemsets</w:t>
-            </w:r>
-          </w:p>
-        </w:tc>
-        <w:tc>
-          <w:tcPr>
-            <w:tcW w:w="1296" w:type="dxa"/>
-          </w:tcPr>
-          <w:p>
-            <w:pPr>
-              <w:cnfStyle w:val="100000000000" w:firstRow="1" w:lastRow="0" w:firstColumn="0" w:lastColumn="0" w:oddVBand="0" w:evenVBand="0" w:oddHBand="0" w:evenHBand="0" w:firstRowFirstColumn="0" w:firstRowLastColumn="0" w:lastRowFirstColumn="0" w:lastRowLastColumn="0"/>
-            </w:pPr>
-            <w:r>
-              <w:rPr>
-                <w:sz w:val="16"/>
-              </w:rPr>
-              <w:t>Rules</w:t>
-            </w:r>
-          </w:p>
-        </w:tc>
-        <w:tc>
-          <w:tcPr>
-            <w:tcW w:w="1584" w:type="dxa"/>
-          </w:tcPr>
-          <w:p>
-            <w:pPr>
-              <w:cnfStyle w:val="100000000000" w:firstRow="1" w:lastRow="0" w:firstColumn="0" w:lastColumn="0" w:oddVBand="0" w:evenVBand="0" w:oddHBand="0" w:evenHBand="0" w:firstRowFirstColumn="0" w:firstRowLastColumn="0" w:lastRowFirstColumn="0" w:lastRowLastColumn="0"/>
-            </w:pPr>
-            <w:r>
-              <w:rPr>
-                <w:sz w:val="16"/>
-              </w:rPr>
-              <w:t>Runtime (s)</w:t>
-            </w:r>
-          </w:p>
-        </w:tc>
-        <w:tc>
-          <w:tcPr>
-            <w:tcW w:w="1584" w:type="dxa"/>
-          </w:tcPr>
-          <w:p>
-            <w:pPr>
-              <w:cnfStyle w:val="100000000000" w:firstRow="1" w:lastRow="0" w:firstColumn="0" w:lastColumn="0" w:oddVBand="0" w:evenVBand="0" w:oddHBand="0" w:evenHBand="0" w:firstRowFirstColumn="0" w:firstRowLastColumn="0" w:lastRowFirstColumn="0" w:lastRowLastColumn="0"/>
-            </w:pPr>
-            <w:r>
-              <w:rPr>
-                <w:sz w:val="16"/>
-              </w:rPr>
-              <w:t>Memory (MB)</w:t>
+              <w:t>Definition</w:t>
             </w:r>
           </w:p>
         </w:tc>
@@ -5032,16 +5030,15 @@
           <w:p>
             <w:r>
               <w:rPr>
-                <w:b w:val="0"/>
-                <w:sz w:val="16"/>
-              </w:rPr>
-              <w:t>Apriori</w:t>
-            </w:r>
-          </w:p>
-        </w:tc>
-        <w:tc>
-          <w:tcPr>
-            <w:tcW w:w="1152" w:type="dxa"/>
+                <w:sz w:val="17"/>
+              </w:rPr>
+              <w:t>Support</w:t>
+            </w:r>
+          </w:p>
+        </w:tc>
+        <w:tc>
+          <w:tcPr>
+            <w:tcW w:w="7560" w:type="dxa"/>
           </w:tcPr>
           <w:p>
             <w:pPr>
@@ -5049,89 +5046,9 @@
             </w:pPr>
             <w:r>
               <w:rPr>
-                <w:sz w:val="16"/>
-              </w:rPr>
-              <w:t>0.001</w:t>
-            </w:r>
-          </w:p>
-        </w:tc>
-        <w:tc>
-          <w:tcPr>
-            <w:tcW w:w="1296" w:type="dxa"/>
-          </w:tcPr>
-          <w:p>
-            <w:pPr>
-              <w:cnfStyle w:val="000000100000" w:firstRow="0" w:lastRow="0" w:firstColumn="0" w:lastColumn="0" w:oddVBand="0" w:evenVBand="0" w:oddHBand="1" w:evenHBand="0" w:firstRowFirstColumn="0" w:firstRowLastColumn="0" w:lastRowFirstColumn="0" w:lastRowLastColumn="0"/>
-            </w:pPr>
-            <w:r>
-              <w:rPr>
-                <w:sz w:val="16"/>
-              </w:rPr>
-              <w:t>0.3</w:t>
-            </w:r>
-          </w:p>
-        </w:tc>
-        <w:tc>
-          <w:tcPr>
-            <w:tcW w:w="1440" w:type="dxa"/>
-          </w:tcPr>
-          <w:p>
-            <w:pPr>
-              <w:cnfStyle w:val="000000100000" w:firstRow="0" w:lastRow="0" w:firstColumn="0" w:lastColumn="0" w:oddVBand="0" w:evenVBand="0" w:oddHBand="1" w:evenHBand="0" w:firstRowFirstColumn="0" w:firstRowLastColumn="0" w:lastRowFirstColumn="0" w:lastRowLastColumn="0"/>
-            </w:pPr>
-            <w:r>
-              <w:rPr>
-                <w:sz w:val="16"/>
-              </w:rPr>
-              <w:t>104,795</w:t>
-            </w:r>
-          </w:p>
-        </w:tc>
-        <w:tc>
-          <w:tcPr>
-            <w:tcW w:w="1296" w:type="dxa"/>
-          </w:tcPr>
-          <w:p>
-            <w:pPr>
-              <w:cnfStyle w:val="000000100000" w:firstRow="0" w:lastRow="0" w:firstColumn="0" w:lastColumn="0" w:oddVBand="0" w:evenVBand="0" w:oddHBand="1" w:evenHBand="0" w:firstRowFirstColumn="0" w:firstRowLastColumn="0" w:lastRowFirstColumn="0" w:lastRowLastColumn="0"/>
-            </w:pPr>
-            <w:r>
-              <w:rPr>
-                <w:sz w:val="16"/>
-              </w:rPr>
-              <w:t>99,066</w:t>
-            </w:r>
-          </w:p>
-        </w:tc>
-        <w:tc>
-          <w:tcPr>
-            <w:tcW w:w="1584" w:type="dxa"/>
-          </w:tcPr>
-          <w:p>
-            <w:pPr>
-              <w:cnfStyle w:val="000000100000" w:firstRow="0" w:lastRow="0" w:firstColumn="0" w:lastColumn="0" w:oddVBand="0" w:evenVBand="0" w:oddHBand="1" w:evenHBand="0" w:firstRowFirstColumn="0" w:firstRowLastColumn="0" w:lastRowFirstColumn="0" w:lastRowLastColumn="0"/>
-            </w:pPr>
-            <w:r>
-              <w:rPr>
-                <w:sz w:val="16"/>
-              </w:rPr>
-              <w:t>41.79</w:t>
-            </w:r>
-          </w:p>
-        </w:tc>
-        <w:tc>
-          <w:tcPr>
-            <w:tcW w:w="1584" w:type="dxa"/>
-          </w:tcPr>
-          <w:p>
-            <w:pPr>
-              <w:cnfStyle w:val="000000100000" w:firstRow="0" w:lastRow="0" w:firstColumn="0" w:lastColumn="0" w:oddVBand="0" w:evenVBand="0" w:oddHBand="1" w:evenHBand="0" w:firstRowFirstColumn="0" w:firstRowLastColumn="0" w:lastRowFirstColumn="0" w:lastRowLastColumn="0"/>
-            </w:pPr>
-            <w:r>
-              <w:rPr>
-                <w:sz w:val="16"/>
-              </w:rPr>
-              <w:t>258.29</w:t>
+                <w:sz w:val="17"/>
+              </w:rPr>
+              <w:t>Fraction of baskets that contain the itemset.</w:t>
             </w:r>
           </w:p>
         </w:tc>
@@ -5145,16 +5062,15 @@
           <w:p>
             <w:r>
               <w:rPr>
-                <w:b w:val="0"/>
-                <w:sz w:val="16"/>
-              </w:rPr>
-              <w:t>FP-Growth</w:t>
-            </w:r>
-          </w:p>
-        </w:tc>
-        <w:tc>
-          <w:tcPr>
-            <w:tcW w:w="1152" w:type="dxa"/>
+                <w:sz w:val="17"/>
+              </w:rPr>
+              <w:t>Confidence</w:t>
+            </w:r>
+          </w:p>
+        </w:tc>
+        <w:tc>
+          <w:tcPr>
+            <w:tcW w:w="7560" w:type="dxa"/>
           </w:tcPr>
           <w:p>
             <w:pPr>
@@ -5162,89 +5078,9 @@
             </w:pPr>
             <w:r>
               <w:rPr>
-                <w:sz w:val="16"/>
-              </w:rPr>
-              <w:t>0.001</w:t>
-            </w:r>
-          </w:p>
-        </w:tc>
-        <w:tc>
-          <w:tcPr>
-            <w:tcW w:w="1296" w:type="dxa"/>
-          </w:tcPr>
-          <w:p>
-            <w:pPr>
-              <w:cnfStyle w:val="000000000000" w:firstRow="0" w:lastRow="0" w:firstColumn="0" w:lastColumn="0" w:oddVBand="0" w:evenVBand="0" w:oddHBand="0" w:evenHBand="0" w:firstRowFirstColumn="0" w:firstRowLastColumn="0" w:lastRowFirstColumn="0" w:lastRowLastColumn="0"/>
-            </w:pPr>
-            <w:r>
-              <w:rPr>
-                <w:sz w:val="16"/>
-              </w:rPr>
-              <w:t>0.3</w:t>
-            </w:r>
-          </w:p>
-        </w:tc>
-        <w:tc>
-          <w:tcPr>
-            <w:tcW w:w="1440" w:type="dxa"/>
-          </w:tcPr>
-          <w:p>
-            <w:pPr>
-              <w:cnfStyle w:val="000000000000" w:firstRow="0" w:lastRow="0" w:firstColumn="0" w:lastColumn="0" w:oddVBand="0" w:evenVBand="0" w:oddHBand="0" w:evenHBand="0" w:firstRowFirstColumn="0" w:firstRowLastColumn="0" w:lastRowFirstColumn="0" w:lastRowLastColumn="0"/>
-            </w:pPr>
-            <w:r>
-              <w:rPr>
-                <w:sz w:val="16"/>
-              </w:rPr>
-              <w:t>104,795</w:t>
-            </w:r>
-          </w:p>
-        </w:tc>
-        <w:tc>
-          <w:tcPr>
-            <w:tcW w:w="1296" w:type="dxa"/>
-          </w:tcPr>
-          <w:p>
-            <w:pPr>
-              <w:cnfStyle w:val="000000000000" w:firstRow="0" w:lastRow="0" w:firstColumn="0" w:lastColumn="0" w:oddVBand="0" w:evenVBand="0" w:oddHBand="0" w:evenHBand="0" w:firstRowFirstColumn="0" w:firstRowLastColumn="0" w:lastRowFirstColumn="0" w:lastRowLastColumn="0"/>
-            </w:pPr>
-            <w:r>
-              <w:rPr>
-                <w:sz w:val="16"/>
-              </w:rPr>
-              <w:t>99,066</w:t>
-            </w:r>
-          </w:p>
-        </w:tc>
-        <w:tc>
-          <w:tcPr>
-            <w:tcW w:w="1584" w:type="dxa"/>
-          </w:tcPr>
-          <w:p>
-            <w:pPr>
-              <w:cnfStyle w:val="000000000000" w:firstRow="0" w:lastRow="0" w:firstColumn="0" w:lastColumn="0" w:oddVBand="0" w:evenVBand="0" w:oddHBand="0" w:evenHBand="0" w:firstRowFirstColumn="0" w:firstRowLastColumn="0" w:lastRowFirstColumn="0" w:lastRowLastColumn="0"/>
-            </w:pPr>
-            <w:r>
-              <w:rPr>
-                <w:sz w:val="16"/>
-              </w:rPr>
-              <w:t>68.33</w:t>
-            </w:r>
-          </w:p>
-        </w:tc>
-        <w:tc>
-          <w:tcPr>
-            <w:tcW w:w="1584" w:type="dxa"/>
-          </w:tcPr>
-          <w:p>
-            <w:pPr>
-              <w:cnfStyle w:val="000000000000" w:firstRow="0" w:lastRow="0" w:firstColumn="0" w:lastColumn="0" w:oddVBand="0" w:evenVBand="0" w:oddHBand="0" w:evenHBand="0" w:firstRowFirstColumn="0" w:firstRowLastColumn="0" w:lastRowFirstColumn="0" w:lastRowLastColumn="0"/>
-            </w:pPr>
-            <w:r>
-              <w:rPr>
-                <w:sz w:val="16"/>
-              </w:rPr>
-              <w:t>324.45</w:t>
+                <w:sz w:val="17"/>
+              </w:rPr>
+              <w:t>Probability of the consequent given that the antecedent is present.</w:t>
             </w:r>
           </w:p>
         </w:tc>
@@ -5261,16 +5097,15 @@
           <w:p>
             <w:r>
               <w:rPr>
-                <w:b w:val="0"/>
-                <w:sz w:val="16"/>
-              </w:rPr>
-              <w:t>ECLAT</w:t>
-            </w:r>
-          </w:p>
-        </w:tc>
-        <w:tc>
-          <w:tcPr>
-            <w:tcW w:w="1152" w:type="dxa"/>
+                <w:sz w:val="17"/>
+              </w:rPr>
+              <w:t>Lift</w:t>
+            </w:r>
+          </w:p>
+        </w:tc>
+        <w:tc>
+          <w:tcPr>
+            <w:tcW w:w="7560" w:type="dxa"/>
           </w:tcPr>
           <w:p>
             <w:pPr>
@@ -5278,89 +5113,9 @@
             </w:pPr>
             <w:r>
               <w:rPr>
-                <w:sz w:val="16"/>
-              </w:rPr>
-              <w:t>0.001</w:t>
-            </w:r>
-          </w:p>
-        </w:tc>
-        <w:tc>
-          <w:tcPr>
-            <w:tcW w:w="1296" w:type="dxa"/>
-          </w:tcPr>
-          <w:p>
-            <w:pPr>
-              <w:cnfStyle w:val="000000100000" w:firstRow="0" w:lastRow="0" w:firstColumn="0" w:lastColumn="0" w:oddVBand="0" w:evenVBand="0" w:oddHBand="1" w:evenHBand="0" w:firstRowFirstColumn="0" w:firstRowLastColumn="0" w:lastRowFirstColumn="0" w:lastRowLastColumn="0"/>
-            </w:pPr>
-            <w:r>
-              <w:rPr>
-                <w:sz w:val="16"/>
-              </w:rPr>
-              <w:t>0.3</w:t>
-            </w:r>
-          </w:p>
-        </w:tc>
-        <w:tc>
-          <w:tcPr>
-            <w:tcW w:w="1440" w:type="dxa"/>
-          </w:tcPr>
-          <w:p>
-            <w:pPr>
-              <w:cnfStyle w:val="000000100000" w:firstRow="0" w:lastRow="0" w:firstColumn="0" w:lastColumn="0" w:oddVBand="0" w:evenVBand="0" w:oddHBand="1" w:evenHBand="0" w:firstRowFirstColumn="0" w:firstRowLastColumn="0" w:lastRowFirstColumn="0" w:lastRowLastColumn="0"/>
-            </w:pPr>
-            <w:r>
-              <w:rPr>
-                <w:sz w:val="16"/>
-              </w:rPr>
-              <w:t>104,795</w:t>
-            </w:r>
-          </w:p>
-        </w:tc>
-        <w:tc>
-          <w:tcPr>
-            <w:tcW w:w="1296" w:type="dxa"/>
-          </w:tcPr>
-          <w:p>
-            <w:pPr>
-              <w:cnfStyle w:val="000000100000" w:firstRow="0" w:lastRow="0" w:firstColumn="0" w:lastColumn="0" w:oddVBand="0" w:evenVBand="0" w:oddHBand="1" w:evenHBand="0" w:firstRowFirstColumn="0" w:firstRowLastColumn="0" w:lastRowFirstColumn="0" w:lastRowLastColumn="0"/>
-            </w:pPr>
-            <w:r>
-              <w:rPr>
-                <w:sz w:val="16"/>
-              </w:rPr>
-              <w:t>99,066</w:t>
-            </w:r>
-          </w:p>
-        </w:tc>
-        <w:tc>
-          <w:tcPr>
-            <w:tcW w:w="1584" w:type="dxa"/>
-          </w:tcPr>
-          <w:p>
-            <w:pPr>
-              <w:cnfStyle w:val="000000100000" w:firstRow="0" w:lastRow="0" w:firstColumn="0" w:lastColumn="0" w:oddVBand="0" w:evenVBand="0" w:oddHBand="1" w:evenHBand="0" w:firstRowFirstColumn="0" w:firstRowLastColumn="0" w:lastRowFirstColumn="0" w:lastRowLastColumn="0"/>
-            </w:pPr>
-            <w:r>
-              <w:rPr>
-                <w:sz w:val="16"/>
-              </w:rPr>
-              <w:t>12.49</w:t>
-            </w:r>
-          </w:p>
-        </w:tc>
-        <w:tc>
-          <w:tcPr>
-            <w:tcW w:w="1584" w:type="dxa"/>
-          </w:tcPr>
-          <w:p>
-            <w:pPr>
-              <w:cnfStyle w:val="000000100000" w:firstRow="0" w:lastRow="0" w:firstColumn="0" w:lastColumn="0" w:oddVBand="0" w:evenVBand="0" w:oddHBand="1" w:evenHBand="0" w:firstRowFirstColumn="0" w:firstRowLastColumn="0" w:lastRowFirstColumn="0" w:lastRowLastColumn="0"/>
-            </w:pPr>
-            <w:r>
-              <w:rPr>
-                <w:sz w:val="16"/>
-              </w:rPr>
-              <w:t>449.01</w:t>
+                <w:sz w:val="17"/>
+              </w:rPr>
+              <w:t>How much more often antecedent and consequent occur together than would be expected by chance. Lift &gt; 1 means positive association.</w:t>
             </w:r>
           </w:p>
         </w:tc>
@@ -5374,16 +5129,15 @@
           <w:p>
             <w:r>
               <w:rPr>
-                <w:b w:val="0"/>
-                <w:sz w:val="16"/>
-              </w:rPr>
-              <w:t>Apriori</w:t>
-            </w:r>
-          </w:p>
-        </w:tc>
-        <w:tc>
-          <w:tcPr>
-            <w:tcW w:w="1152" w:type="dxa"/>
+                <w:sz w:val="17"/>
+              </w:rPr>
+              <w:t>precision@5</w:t>
+            </w:r>
+          </w:p>
+        </w:tc>
+        <w:tc>
+          <w:tcPr>
+            <w:tcW w:w="7560" w:type="dxa"/>
           </w:tcPr>
           <w:p>
             <w:pPr>
@@ -5391,89 +5145,9 @@
             </w:pPr>
             <w:r>
               <w:rPr>
-                <w:sz w:val="16"/>
-              </w:rPr>
-              <w:t>0.010</w:t>
-            </w:r>
-          </w:p>
-        </w:tc>
-        <w:tc>
-          <w:tcPr>
-            <w:tcW w:w="1296" w:type="dxa"/>
-          </w:tcPr>
-          <w:p>
-            <w:pPr>
-              <w:cnfStyle w:val="000000000000" w:firstRow="0" w:lastRow="0" w:firstColumn="0" w:lastColumn="0" w:oddVBand="0" w:evenVBand="0" w:oddHBand="0" w:evenHBand="0" w:firstRowFirstColumn="0" w:firstRowLastColumn="0" w:lastRowFirstColumn="0" w:lastRowLastColumn="0"/>
-            </w:pPr>
-            <w:r>
-              <w:rPr>
-                <w:sz w:val="16"/>
-              </w:rPr>
-              <w:t>0.6</w:t>
-            </w:r>
-          </w:p>
-        </w:tc>
-        <w:tc>
-          <w:tcPr>
-            <w:tcW w:w="1440" w:type="dxa"/>
-          </w:tcPr>
-          <w:p>
-            <w:pPr>
-              <w:cnfStyle w:val="000000000000" w:firstRow="0" w:lastRow="0" w:firstColumn="0" w:lastColumn="0" w:oddVBand="0" w:evenVBand="0" w:oddHBand="0" w:evenHBand="0" w:firstRowFirstColumn="0" w:firstRowLastColumn="0" w:lastRowFirstColumn="0" w:lastRowLastColumn="0"/>
-            </w:pPr>
-            <w:r>
-              <w:rPr>
-                <w:sz w:val="16"/>
-              </w:rPr>
-              <w:t>2,407</w:t>
-            </w:r>
-          </w:p>
-        </w:tc>
-        <w:tc>
-          <w:tcPr>
-            <w:tcW w:w="1296" w:type="dxa"/>
-          </w:tcPr>
-          <w:p>
-            <w:pPr>
-              <w:cnfStyle w:val="000000000000" w:firstRow="0" w:lastRow="0" w:firstColumn="0" w:lastColumn="0" w:oddVBand="0" w:evenVBand="0" w:oddHBand="0" w:evenHBand="0" w:firstRowFirstColumn="0" w:firstRowLastColumn="0" w:lastRowFirstColumn="0" w:lastRowLastColumn="0"/>
-            </w:pPr>
-            <w:r>
-              <w:rPr>
-                <w:sz w:val="16"/>
-              </w:rPr>
-              <w:t>977</w:t>
-            </w:r>
-          </w:p>
-        </w:tc>
-        <w:tc>
-          <w:tcPr>
-            <w:tcW w:w="1584" w:type="dxa"/>
-          </w:tcPr>
-          <w:p>
-            <w:pPr>
-              <w:cnfStyle w:val="000000000000" w:firstRow="0" w:lastRow="0" w:firstColumn="0" w:lastColumn="0" w:oddVBand="0" w:evenVBand="0" w:oddHBand="0" w:evenHBand="0" w:firstRowFirstColumn="0" w:firstRowLastColumn="0" w:lastRowFirstColumn="0" w:lastRowLastColumn="0"/>
-            </w:pPr>
-            <w:r>
-              <w:rPr>
-                <w:sz w:val="16"/>
-              </w:rPr>
-              <w:t>10.27</w:t>
-            </w:r>
-          </w:p>
-        </w:tc>
-        <w:tc>
-          <w:tcPr>
-            <w:tcW w:w="1584" w:type="dxa"/>
-          </w:tcPr>
-          <w:p>
-            <w:pPr>
-              <w:cnfStyle w:val="000000000000" w:firstRow="0" w:lastRow="0" w:firstColumn="0" w:lastColumn="0" w:oddVBand="0" w:evenVBand="0" w:oddHBand="0" w:evenHBand="0" w:firstRowFirstColumn="0" w:firstRowLastColumn="0" w:lastRowFirstColumn="0" w:lastRowLastColumn="0"/>
-            </w:pPr>
-            <w:r>
-              <w:rPr>
-                <w:sz w:val="16"/>
-              </w:rPr>
-              <w:t>188.98</w:t>
+                <w:sz w:val="17"/>
+              </w:rPr>
+              <w:t>Of the top five recommended items per test basket, the fraction that actually appear in the hidden half.</w:t>
             </w:r>
           </w:p>
         </w:tc>
@@ -5490,16 +5164,15 @@
           <w:p>
             <w:r>
               <w:rPr>
-                <w:b w:val="0"/>
-                <w:sz w:val="16"/>
-              </w:rPr>
-              <w:t>FP-Growth</w:t>
-            </w:r>
-          </w:p>
-        </w:tc>
-        <w:tc>
-          <w:tcPr>
-            <w:tcW w:w="1152" w:type="dxa"/>
+                <w:sz w:val="17"/>
+              </w:rPr>
+              <w:t>recall@5</w:t>
+            </w:r>
+          </w:p>
+        </w:tc>
+        <w:tc>
+          <w:tcPr>
+            <w:tcW w:w="7560" w:type="dxa"/>
           </w:tcPr>
           <w:p>
             <w:pPr>
@@ -5507,89 +5180,9 @@
             </w:pPr>
             <w:r>
               <w:rPr>
-                <w:sz w:val="16"/>
-              </w:rPr>
-              <w:t>0.010</w:t>
-            </w:r>
-          </w:p>
-        </w:tc>
-        <w:tc>
-          <w:tcPr>
-            <w:tcW w:w="1296" w:type="dxa"/>
-          </w:tcPr>
-          <w:p>
-            <w:pPr>
-              <w:cnfStyle w:val="000000100000" w:firstRow="0" w:lastRow="0" w:firstColumn="0" w:lastColumn="0" w:oddVBand="0" w:evenVBand="0" w:oddHBand="1" w:evenHBand="0" w:firstRowFirstColumn="0" w:firstRowLastColumn="0" w:lastRowFirstColumn="0" w:lastRowLastColumn="0"/>
-            </w:pPr>
-            <w:r>
-              <w:rPr>
-                <w:sz w:val="16"/>
-              </w:rPr>
-              <w:t>0.6</w:t>
-            </w:r>
-          </w:p>
-        </w:tc>
-        <w:tc>
-          <w:tcPr>
-            <w:tcW w:w="1440" w:type="dxa"/>
-          </w:tcPr>
-          <w:p>
-            <w:pPr>
-              <w:cnfStyle w:val="000000100000" w:firstRow="0" w:lastRow="0" w:firstColumn="0" w:lastColumn="0" w:oddVBand="0" w:evenVBand="0" w:oddHBand="1" w:evenHBand="0" w:firstRowFirstColumn="0" w:firstRowLastColumn="0" w:lastRowFirstColumn="0" w:lastRowLastColumn="0"/>
-            </w:pPr>
-            <w:r>
-              <w:rPr>
-                <w:sz w:val="16"/>
-              </w:rPr>
-              <w:t>2,407</w:t>
-            </w:r>
-          </w:p>
-        </w:tc>
-        <w:tc>
-          <w:tcPr>
-            <w:tcW w:w="1296" w:type="dxa"/>
-          </w:tcPr>
-          <w:p>
-            <w:pPr>
-              <w:cnfStyle w:val="000000100000" w:firstRow="0" w:lastRow="0" w:firstColumn="0" w:lastColumn="0" w:oddVBand="0" w:evenVBand="0" w:oddHBand="1" w:evenHBand="0" w:firstRowFirstColumn="0" w:firstRowLastColumn="0" w:lastRowFirstColumn="0" w:lastRowLastColumn="0"/>
-            </w:pPr>
-            <w:r>
-              <w:rPr>
-                <w:sz w:val="16"/>
-              </w:rPr>
-              <w:t>977</w:t>
-            </w:r>
-          </w:p>
-        </w:tc>
-        <w:tc>
-          <w:tcPr>
-            <w:tcW w:w="1584" w:type="dxa"/>
-          </w:tcPr>
-          <w:p>
-            <w:pPr>
-              <w:cnfStyle w:val="000000100000" w:firstRow="0" w:lastRow="0" w:firstColumn="0" w:lastColumn="0" w:oddVBand="0" w:evenVBand="0" w:oddHBand="1" w:evenHBand="0" w:firstRowFirstColumn="0" w:firstRowLastColumn="0" w:lastRowFirstColumn="0" w:lastRowLastColumn="0"/>
-            </w:pPr>
-            <w:r>
-              <w:rPr>
-                <w:sz w:val="16"/>
-              </w:rPr>
-              <w:t>7.65</w:t>
-            </w:r>
-          </w:p>
-        </w:tc>
-        <w:tc>
-          <w:tcPr>
-            <w:tcW w:w="1584" w:type="dxa"/>
-          </w:tcPr>
-          <w:p>
-            <w:pPr>
-              <w:cnfStyle w:val="000000100000" w:firstRow="0" w:lastRow="0" w:firstColumn="0" w:lastColumn="0" w:oddVBand="0" w:evenVBand="0" w:oddHBand="1" w:evenHBand="0" w:firstRowFirstColumn="0" w:firstRowLastColumn="0" w:lastRowFirstColumn="0" w:lastRowLastColumn="0"/>
-            </w:pPr>
-            <w:r>
-              <w:rPr>
-                <w:sz w:val="16"/>
-              </w:rPr>
-              <w:t>469.67</w:t>
+                <w:sz w:val="17"/>
+              </w:rPr>
+              <w:t>Of the items in the hidden half, the fraction that were captured in the top five recommendations.</w:t>
             </w:r>
           </w:p>
         </w:tc>
@@ -5603,16 +5196,15 @@
           <w:p>
             <w:r>
               <w:rPr>
-                <w:b w:val="0"/>
-                <w:sz w:val="16"/>
-              </w:rPr>
-              <w:t>ECLAT</w:t>
-            </w:r>
-          </w:p>
-        </w:tc>
-        <w:tc>
-          <w:tcPr>
-            <w:tcW w:w="1152" w:type="dxa"/>
+                <w:sz w:val="17"/>
+              </w:rPr>
+              <w:t>hit_rate@5</w:t>
+            </w:r>
+          </w:p>
+        </w:tc>
+        <w:tc>
+          <w:tcPr>
+            <w:tcW w:w="7560" w:type="dxa"/>
           </w:tcPr>
           <w:p>
             <w:pPr>
@@ -5620,15 +5212,66 @@
             </w:pPr>
             <w:r>
               <w:rPr>
-                <w:sz w:val="16"/>
-              </w:rPr>
-              <w:t>0.010</w:t>
-            </w:r>
-          </w:p>
-        </w:tc>
-        <w:tc>
-          <w:tcPr>
-            <w:tcW w:w="1296" w:type="dxa"/>
+                <w:sz w:val="17"/>
+              </w:rPr>
+              <w:t>Fraction of test baskets where at least one of the top five recommendations appears in the hidden half.</w:t>
+            </w:r>
+          </w:p>
+        </w:tc>
+      </w:tr>
+      <w:tr>
+        <w:trPr>
+          <w:cnfStyle w:val="000000100000" w:firstRow="0" w:lastRow="0" w:firstColumn="0" w:lastColumn="0" w:oddVBand="0" w:evenVBand="0" w:oddHBand="1" w:evenHBand="0" w:firstRowFirstColumn="0" w:firstRowLastColumn="0" w:lastRowFirstColumn="0" w:lastRowLastColumn="0"/>
+        </w:trPr>
+        <w:tc>
+          <w:tcPr>
+            <w:cnfStyle w:val="001000000000" w:firstRow="0" w:lastRow="0" w:firstColumn="1" w:lastColumn="0" w:oddVBand="0" w:evenVBand="0" w:oddHBand="0" w:evenHBand="0" w:firstRowFirstColumn="0" w:firstRowLastColumn="0" w:lastRowFirstColumn="0" w:lastRowLastColumn="0"/>
+            <w:tcW w:w="1800" w:type="dxa"/>
+          </w:tcPr>
+          <w:p>
+            <w:r>
+              <w:rPr>
+                <w:sz w:val="17"/>
+              </w:rPr>
+              <w:t>coverage</w:t>
+            </w:r>
+          </w:p>
+        </w:tc>
+        <w:tc>
+          <w:tcPr>
+            <w:tcW w:w="7560" w:type="dxa"/>
+          </w:tcPr>
+          <w:p>
+            <w:pPr>
+              <w:cnfStyle w:val="000000100000" w:firstRow="0" w:lastRow="0" w:firstColumn="0" w:lastColumn="0" w:oddVBand="0" w:evenVBand="0" w:oddHBand="1" w:evenHBand="0" w:firstRowFirstColumn="0" w:firstRowLastColumn="0" w:lastRowFirstColumn="0" w:lastRowLastColumn="0"/>
+            </w:pPr>
+            <w:r>
+              <w:rPr>
+                <w:sz w:val="17"/>
+              </w:rPr>
+              <w:t>Fraction of unique items in the test set that the recommender ever recommends.</w:t>
+            </w:r>
+          </w:p>
+        </w:tc>
+      </w:tr>
+      <w:tr>
+        <w:tc>
+          <w:tcPr>
+            <w:cnfStyle w:val="001000000000" w:firstRow="0" w:lastRow="0" w:firstColumn="1" w:lastColumn="0" w:oddVBand="0" w:evenVBand="0" w:oddHBand="0" w:evenHBand="0" w:firstRowFirstColumn="0" w:firstRowLastColumn="0" w:lastRowFirstColumn="0" w:lastRowLastColumn="0"/>
+            <w:tcW w:w="1800" w:type="dxa"/>
+          </w:tcPr>
+          <w:p>
+            <w:r>
+              <w:rPr>
+                <w:sz w:val="17"/>
+              </w:rPr>
+              <w:t>Runtime</w:t>
+            </w:r>
+          </w:p>
+        </w:tc>
+        <w:tc>
+          <w:tcPr>
+            <w:tcW w:w="7560" w:type="dxa"/>
           </w:tcPr>
           <w:p>
             <w:pPr>
@@ -5636,73 +5279,44 @@
             </w:pPr>
             <w:r>
               <w:rPr>
-                <w:sz w:val="16"/>
-              </w:rPr>
-              <w:t>0.6</w:t>
-            </w:r>
-          </w:p>
-        </w:tc>
-        <w:tc>
-          <w:tcPr>
-            <w:tcW w:w="1440" w:type="dxa"/>
-          </w:tcPr>
-          <w:p>
-            <w:pPr>
-              <w:cnfStyle w:val="000000000000" w:firstRow="0" w:lastRow="0" w:firstColumn="0" w:lastColumn="0" w:oddVBand="0" w:evenVBand="0" w:oddHBand="0" w:evenHBand="0" w:firstRowFirstColumn="0" w:firstRowLastColumn="0" w:lastRowFirstColumn="0" w:lastRowLastColumn="0"/>
-            </w:pPr>
-            <w:r>
-              <w:rPr>
-                <w:sz w:val="16"/>
-              </w:rPr>
-              <w:t>2,407</w:t>
-            </w:r>
-          </w:p>
-        </w:tc>
-        <w:tc>
-          <w:tcPr>
-            <w:tcW w:w="1296" w:type="dxa"/>
-          </w:tcPr>
-          <w:p>
-            <w:pPr>
-              <w:cnfStyle w:val="000000000000" w:firstRow="0" w:lastRow="0" w:firstColumn="0" w:lastColumn="0" w:oddVBand="0" w:evenVBand="0" w:oddHBand="0" w:evenHBand="0" w:firstRowFirstColumn="0" w:firstRowLastColumn="0" w:lastRowFirstColumn="0" w:lastRowLastColumn="0"/>
-            </w:pPr>
-            <w:r>
-              <w:rPr>
-                <w:sz w:val="16"/>
-              </w:rPr>
-              <w:t>977</w:t>
-            </w:r>
-          </w:p>
-        </w:tc>
-        <w:tc>
-          <w:tcPr>
-            <w:tcW w:w="1584" w:type="dxa"/>
-          </w:tcPr>
-          <w:p>
-            <w:pPr>
-              <w:cnfStyle w:val="000000000000" w:firstRow="0" w:lastRow="0" w:firstColumn="0" w:lastColumn="0" w:oddVBand="0" w:evenVBand="0" w:oddHBand="0" w:evenHBand="0" w:firstRowFirstColumn="0" w:firstRowLastColumn="0" w:lastRowFirstColumn="0" w:lastRowLastColumn="0"/>
-            </w:pPr>
-            <w:r>
-              <w:rPr>
-                <w:sz w:val="16"/>
-              </w:rPr>
-              <w:t>3.69</w:t>
-            </w:r>
-          </w:p>
-        </w:tc>
-        <w:tc>
-          <w:tcPr>
-            <w:tcW w:w="1584" w:type="dxa"/>
-          </w:tcPr>
-          <w:p>
-            <w:pPr>
-              <w:cnfStyle w:val="000000000000" w:firstRow="0" w:lastRow="0" w:firstColumn="0" w:lastColumn="0" w:oddVBand="0" w:evenVBand="0" w:oddHBand="0" w:evenHBand="0" w:firstRowFirstColumn="0" w:firstRowLastColumn="0" w:lastRowFirstColumn="0" w:lastRowLastColumn="0"/>
-            </w:pPr>
-            <w:r>
-              <w:rPr>
-                <w:sz w:val="16"/>
-              </w:rPr>
-              <w:t>418.32</w:t>
+                <w:sz w:val="17"/>
+              </w:rPr>
+              <w:t>Wall-clock execution time in seconds.</w:t>
+            </w:r>
+          </w:p>
+        </w:tc>
+      </w:tr>
+      <w:tr>
+        <w:trPr>
+          <w:cnfStyle w:val="000000100000" w:firstRow="0" w:lastRow="0" w:firstColumn="0" w:lastColumn="0" w:oddVBand="0" w:evenVBand="0" w:oddHBand="1" w:evenHBand="0" w:firstRowFirstColumn="0" w:firstRowLastColumn="0" w:lastRowFirstColumn="0" w:lastRowLastColumn="0"/>
+        </w:trPr>
+        <w:tc>
+          <w:tcPr>
+            <w:cnfStyle w:val="001000000000" w:firstRow="0" w:lastRow="0" w:firstColumn="1" w:lastColumn="0" w:oddVBand="0" w:evenVBand="0" w:oddHBand="0" w:evenHBand="0" w:firstRowFirstColumn="0" w:firstRowLastColumn="0" w:lastRowFirstColumn="0" w:lastRowLastColumn="0"/>
+            <w:tcW w:w="1800" w:type="dxa"/>
+          </w:tcPr>
+          <w:p>
+            <w:r>
+              <w:rPr>
+                <w:sz w:val="17"/>
+              </w:rPr>
+              <w:t>Memory usage</w:t>
+            </w:r>
+          </w:p>
+        </w:tc>
+        <w:tc>
+          <w:tcPr>
+            <w:tcW w:w="7560" w:type="dxa"/>
+          </w:tcPr>
+          <w:p>
+            <w:pPr>
+              <w:cnfStyle w:val="000000100000" w:firstRow="0" w:lastRow="0" w:firstColumn="0" w:lastColumn="0" w:oddVBand="0" w:evenVBand="0" w:oddHBand="1" w:evenHBand="0" w:firstRowFirstColumn="0" w:firstRowLastColumn="0" w:lastRowFirstColumn="0" w:lastRowLastColumn="0"/>
+            </w:pPr>
+            <w:r>
+              <w:rPr>
+                <w:sz w:val="17"/>
+              </w:rPr>
+              <w:t>Peak resident memory delta in MB during the algorithm run.</w:t>
             </w:r>
           </w:p>
         </w:tc>
@@ -5710,146 +5324,29 @@
     </w:tbl>
     <w:p>
       <w:pPr>
-        <w:jc w:val="center"/>
+        <w:pStyle w:val="Heading2"/>
         <w:rPr>
           <w:color w:val="000000" w:themeColor="text1"/>
         </w:rPr>
       </w:pPr>
       <w:r>
         <w:rPr>
-          <w:noProof/>
-          <w:color w:val="000000" w:themeColor="text1"/>
-        </w:rPr>
-        <w:drawing>
-          <wp:inline distT="0" distB="0" distL="0" distR="0" wp14:anchorId="444F574C" wp14:editId="32D4CBC9">
-            <wp:extent cx="6035040" cy="2975020"/>
-            <wp:effectExtent l="0" t="0" r="0" b="0"/>
-            <wp:docPr id="1" name="Picture 1"/>
-            <wp:cNvGraphicFramePr>
-              <a:graphicFrameLocks xmlns:a="http://schemas.openxmlformats.org/drawingml/2006/main" noChangeAspect="1"/>
-            </wp:cNvGraphicFramePr>
-            <a:graphic xmlns:a="http://schemas.openxmlformats.org/drawingml/2006/main">
-              <a:graphicData uri="http://schemas.openxmlformats.org/drawingml/2006/picture">
-                <pic:pic xmlns:pic="http://schemas.openxmlformats.org/drawingml/2006/picture">
-                  <pic:nvPicPr>
-                    <pic:cNvPr id="0" name="runtime_comparison.png"/>
-                    <pic:cNvPicPr/>
-                  </pic:nvPicPr>
-                  <pic:blipFill>
-                    <a:blip r:embed="rId8"/>
-                    <a:stretch>
-                      <a:fillRect/>
-                    </a:stretch>
-                  </pic:blipFill>
-                  <pic:spPr>
-                    <a:xfrm>
-                      <a:off x="0" y="0"/>
-                      <a:ext cx="6035040" cy="2975020"/>
-                    </a:xfrm>
-                    <a:prstGeom prst="rect">
-                      <a:avLst/>
-                    </a:prstGeom>
-                  </pic:spPr>
-                </pic:pic>
-              </a:graphicData>
-            </a:graphic>
-          </wp:inline>
-        </w:drawing>
+          <w:color w:val="000000" w:themeColor="text1"/>
+        </w:rPr>
+        <w:t>10.2 Algorithm Performance Across the Threshold Grid</w:t>
       </w:r>
     </w:p>
     <w:p>
       <w:pPr>
-        <w:jc w:val="center"/>
         <w:rPr>
           <w:color w:val="000000" w:themeColor="text1"/>
         </w:rPr>
       </w:pPr>
       <w:r>
         <w:rPr>
-          <w:i/>
-          <w:color w:val="000000" w:themeColor="text1"/>
-          <w:sz w:val="18"/>
-        </w:rPr>
-        <w:t>Figure 1. Runtime comparison for Apriori, FP-Growth, and ECLAT at confidence = 0.3.</w:t>
-      </w:r>
-    </w:p>
-    <w:p>
-      <w:pPr>
-        <w:jc w:val="center"/>
-        <w:rPr>
-          <w:color w:val="000000" w:themeColor="text1"/>
-        </w:rPr>
-      </w:pPr>
-      <w:r>
-        <w:rPr>
-          <w:noProof/>
-          <w:color w:val="000000" w:themeColor="text1"/>
-        </w:rPr>
-        <w:drawing>
-          <wp:inline distT="0" distB="0" distL="0" distR="0" wp14:anchorId="289ABB4F" wp14:editId="53107EA5">
-            <wp:extent cx="6035040" cy="2975020"/>
-            <wp:effectExtent l="0" t="0" r="0" b="0"/>
-            <wp:docPr id="2" name="Picture 2"/>
-            <wp:cNvGraphicFramePr>
-              <a:graphicFrameLocks xmlns:a="http://schemas.openxmlformats.org/drawingml/2006/main" noChangeAspect="1"/>
-            </wp:cNvGraphicFramePr>
-            <a:graphic xmlns:a="http://schemas.openxmlformats.org/drawingml/2006/main">
-              <a:graphicData uri="http://schemas.openxmlformats.org/drawingml/2006/picture">
-                <pic:pic xmlns:pic="http://schemas.openxmlformats.org/drawingml/2006/picture">
-                  <pic:nvPicPr>
-                    <pic:cNvPr id="0" name="rule_count_support.png"/>
-                    <pic:cNvPicPr/>
-                  </pic:nvPicPr>
-                  <pic:blipFill>
-                    <a:blip r:embed="rId9"/>
-                    <a:stretch>
-                      <a:fillRect/>
-                    </a:stretch>
-                  </pic:blipFill>
-                  <pic:spPr>
-                    <a:xfrm>
-                      <a:off x="0" y="0"/>
-                      <a:ext cx="6035040" cy="2975020"/>
-                    </a:xfrm>
-                    <a:prstGeom prst="rect">
-                      <a:avLst/>
-                    </a:prstGeom>
-                  </pic:spPr>
-                </pic:pic>
-              </a:graphicData>
-            </a:graphic>
-          </wp:inline>
-        </w:drawing>
-      </w:r>
-    </w:p>
-    <w:p>
-      <w:pPr>
-        <w:jc w:val="center"/>
-        <w:rPr>
-          <w:color w:val="000000" w:themeColor="text1"/>
-        </w:rPr>
-      </w:pPr>
-      <w:r>
-        <w:rPr>
-          <w:i/>
-          <w:color w:val="000000" w:themeColor="text1"/>
-          <w:sz w:val="18"/>
-        </w:rPr>
-        <w:t>Figure 2. Rule count reduction as the minimum support threshold increases.</w:t>
-      </w:r>
-    </w:p>
-    <w:p>
-      <w:pPr>
-        <w:rPr>
-          <w:color w:val="000000" w:themeColor="text1"/>
-        </w:rPr>
-      </w:pPr>
-      <w:r>
-        <w:rPr>
-          <w:color w:val="000000" w:themeColor="text1"/>
-        </w:rPr>
-        <w:lastRenderedPageBreak/>
-        <w:t>Key result: ECLAT achieved the fastest runtime across all tested thresholds. Apriori used the lowest memory in most configurations. FP-Growth was competitive at higher support thresholds, but in this implementation it was not the fastest. Lower support generated more frequent itemsets and rules, while higher confidence filtered the rules into stricter recommendations.</w:t>
+          <w:color w:val="000000" w:themeColor="text1"/>
+        </w:rPr>
+        <w:t>The table below reports every threshold combination that was tried for each algorithm on the training baskets. The accepted column marks the combination selected by the adaptive search. All three algorithms produce identical frequent_itemset_count, rule_count, avg_lift, avg_confidence, precision@5, recall@5, hit_rate@5, and coverage at every threshold, which is the expected outcome and confirms that the three implementations agree on the underlying mathematics. The algorithms differ only on runtime and memory.</w:t>
       </w:r>
     </w:p>
     <w:tbl>
@@ -5859,8 +5356,20 @@
         <w:tblLook w:val="04A0" w:firstRow="1" w:lastRow="0" w:firstColumn="1" w:lastColumn="0" w:noHBand="0" w:noVBand="1"/>
       </w:tblPr>
       <w:tblGrid>
-        <w:gridCol w:w="3451"/>
-        <w:gridCol w:w="6989"/>
+        <w:gridCol w:w="930"/>
+        <w:gridCol w:w="801"/>
+        <w:gridCol w:w="615"/>
+        <w:gridCol w:w="458"/>
+        <w:gridCol w:w="863"/>
+        <w:gridCol w:w="721"/>
+        <w:gridCol w:w="723"/>
+        <w:gridCol w:w="723"/>
+        <w:gridCol w:w="629"/>
+        <w:gridCol w:w="664"/>
+        <w:gridCol w:w="742"/>
+        <w:gridCol w:w="841"/>
+        <w:gridCol w:w="816"/>
+        <w:gridCol w:w="914"/>
       </w:tblGrid>
       <w:tr>
         <w:trPr>
@@ -5869,20 +5378,20 @@
         <w:tc>
           <w:tcPr>
             <w:cnfStyle w:val="001000000100" w:firstRow="0" w:lastRow="0" w:firstColumn="1" w:lastColumn="0" w:oddVBand="0" w:evenVBand="0" w:oddHBand="0" w:evenHBand="0" w:firstRowFirstColumn="1" w:firstRowLastColumn="0" w:lastRowFirstColumn="0" w:lastRowLastColumn="0"/>
-            <w:tcW w:w="3600" w:type="dxa"/>
-          </w:tcPr>
-          <w:p>
-            <w:r>
-              <w:rPr>
-                <w:sz w:val="17"/>
-              </w:rPr>
-              <w:t>Best Highlight</w:t>
-            </w:r>
-          </w:p>
-        </w:tc>
-        <w:tc>
-          <w:tcPr>
-            <w:tcW w:w="7344" w:type="dxa"/>
+            <w:tcW w:w="900" w:type="dxa"/>
+          </w:tcPr>
+          <w:p>
+            <w:r>
+              <w:rPr>
+                <w:sz w:val="16"/>
+              </w:rPr>
+              <w:t>Algorithm</w:t>
+            </w:r>
+          </w:p>
+        </w:tc>
+        <w:tc>
+          <w:tcPr>
+            <w:tcW w:w="700" w:type="dxa"/>
           </w:tcPr>
           <w:p>
             <w:pPr>
@@ -5890,9 +5399,201 @@
             </w:pPr>
             <w:r>
               <w:rPr>
-                <w:sz w:val="17"/>
-              </w:rPr>
-              <w:t>Value</w:t>
+                <w:sz w:val="16"/>
+              </w:rPr>
+              <w:t>Support</w:t>
+            </w:r>
+          </w:p>
+        </w:tc>
+        <w:tc>
+          <w:tcPr>
+            <w:tcW w:w="600" w:type="dxa"/>
+          </w:tcPr>
+          <w:p>
+            <w:pPr>
+              <w:cnfStyle w:val="100000000000" w:firstRow="1" w:lastRow="0" w:firstColumn="0" w:lastColumn="0" w:oddVBand="0" w:evenVBand="0" w:oddHBand="0" w:evenHBand="0" w:firstRowFirstColumn="0" w:firstRowLastColumn="0" w:lastRowFirstColumn="0" w:lastRowLastColumn="0"/>
+            </w:pPr>
+            <w:r>
+              <w:rPr>
+                <w:sz w:val="16"/>
+              </w:rPr>
+              <w:t>Conf.</w:t>
+            </w:r>
+          </w:p>
+        </w:tc>
+        <w:tc>
+          <w:tcPr>
+            <w:tcW w:w="600" w:type="dxa"/>
+          </w:tcPr>
+          <w:p>
+            <w:pPr>
+              <w:cnfStyle w:val="100000000000" w:firstRow="1" w:lastRow="0" w:firstColumn="0" w:lastColumn="0" w:oddVBand="0" w:evenVBand="0" w:oddHBand="0" w:evenHBand="0" w:firstRowFirstColumn="0" w:firstRowLastColumn="0" w:lastRowFirstColumn="0" w:lastRowLastColumn="0"/>
+            </w:pPr>
+            <w:r>
+              <w:rPr>
+                <w:sz w:val="16"/>
+              </w:rPr>
+              <w:t>Lift</w:t>
+            </w:r>
+          </w:p>
+        </w:tc>
+        <w:tc>
+          <w:tcPr>
+            <w:tcW w:w="800" w:type="dxa"/>
+          </w:tcPr>
+          <w:p>
+            <w:pPr>
+              <w:cnfStyle w:val="100000000000" w:firstRow="1" w:lastRow="0" w:firstColumn="0" w:lastColumn="0" w:oddVBand="0" w:evenVBand="0" w:oddHBand="0" w:evenHBand="0" w:firstRowFirstColumn="0" w:firstRowLastColumn="0" w:lastRowFirstColumn="0" w:lastRowLastColumn="0"/>
+            </w:pPr>
+            <w:r>
+              <w:rPr>
+                <w:sz w:val="16"/>
+              </w:rPr>
+              <w:t>Itemsets</w:t>
+            </w:r>
+          </w:p>
+        </w:tc>
+        <w:tc>
+          <w:tcPr>
+            <w:tcW w:w="750" w:type="dxa"/>
+          </w:tcPr>
+          <w:p>
+            <w:pPr>
+              <w:cnfStyle w:val="100000000000" w:firstRow="1" w:lastRow="0" w:firstColumn="0" w:lastColumn="0" w:oddVBand="0" w:evenVBand="0" w:oddHBand="0" w:evenHBand="0" w:firstRowFirstColumn="0" w:firstRowLastColumn="0" w:lastRowFirstColumn="0" w:lastRowLastColumn="0"/>
+            </w:pPr>
+            <w:r>
+              <w:rPr>
+                <w:sz w:val="16"/>
+              </w:rPr>
+              <w:t>Rules</w:t>
+            </w:r>
+          </w:p>
+        </w:tc>
+        <w:tc>
+          <w:tcPr>
+            <w:tcW w:w="800" w:type="dxa"/>
+          </w:tcPr>
+          <w:p>
+            <w:pPr>
+              <w:cnfStyle w:val="100000000000" w:firstRow="1" w:lastRow="0" w:firstColumn="0" w:lastColumn="0" w:oddVBand="0" w:evenVBand="0" w:oddHBand="0" w:evenHBand="0" w:firstRowFirstColumn="0" w:firstRowLastColumn="0" w:lastRowFirstColumn="0" w:lastRowLastColumn="0"/>
+            </w:pPr>
+            <w:r>
+              <w:rPr>
+                <w:sz w:val="16"/>
+              </w:rPr>
+              <w:t>Avg Conf.</w:t>
+            </w:r>
+          </w:p>
+        </w:tc>
+        <w:tc>
+          <w:tcPr>
+            <w:tcW w:w="800" w:type="dxa"/>
+          </w:tcPr>
+          <w:p>
+            <w:pPr>
+              <w:cnfStyle w:val="100000000000" w:firstRow="1" w:lastRow="0" w:firstColumn="0" w:lastColumn="0" w:oddVBand="0" w:evenVBand="0" w:oddHBand="0" w:evenHBand="0" w:firstRowFirstColumn="0" w:firstRowLastColumn="0" w:lastRowFirstColumn="0" w:lastRowLastColumn="0"/>
+            </w:pPr>
+            <w:r>
+              <w:rPr>
+                <w:sz w:val="16"/>
+              </w:rPr>
+              <w:t>Avg Lift</w:t>
+            </w:r>
+          </w:p>
+        </w:tc>
+        <w:tc>
+          <w:tcPr>
+            <w:tcW w:w="650" w:type="dxa"/>
+          </w:tcPr>
+          <w:p>
+            <w:pPr>
+              <w:cnfStyle w:val="100000000000" w:firstRow="1" w:lastRow="0" w:firstColumn="0" w:lastColumn="0" w:oddVBand="0" w:evenVBand="0" w:oddHBand="0" w:evenHBand="0" w:firstRowFirstColumn="0" w:firstRowLastColumn="0" w:lastRowFirstColumn="0" w:lastRowLastColumn="0"/>
+            </w:pPr>
+            <w:r>
+              <w:rPr>
+                <w:sz w:val="16"/>
+              </w:rPr>
+              <w:t>P@5</w:t>
+            </w:r>
+          </w:p>
+        </w:tc>
+        <w:tc>
+          <w:tcPr>
+            <w:tcW w:w="700" w:type="dxa"/>
+          </w:tcPr>
+          <w:p>
+            <w:pPr>
+              <w:cnfStyle w:val="100000000000" w:firstRow="1" w:lastRow="0" w:firstColumn="0" w:lastColumn="0" w:oddVBand="0" w:evenVBand="0" w:oddHBand="0" w:evenHBand="0" w:firstRowFirstColumn="0" w:firstRowLastColumn="0" w:lastRowFirstColumn="0" w:lastRowLastColumn="0"/>
+            </w:pPr>
+            <w:r>
+              <w:rPr>
+                <w:sz w:val="16"/>
+              </w:rPr>
+              <w:t>Hit@5</w:t>
+            </w:r>
+          </w:p>
+        </w:tc>
+        <w:tc>
+          <w:tcPr>
+            <w:tcW w:w="700" w:type="dxa"/>
+          </w:tcPr>
+          <w:p>
+            <w:pPr>
+              <w:cnfStyle w:val="100000000000" w:firstRow="1" w:lastRow="0" w:firstColumn="0" w:lastColumn="0" w:oddVBand="0" w:evenVBand="0" w:oddHBand="0" w:evenHBand="0" w:firstRowFirstColumn="0" w:firstRowLastColumn="0" w:lastRowFirstColumn="0" w:lastRowLastColumn="0"/>
+            </w:pPr>
+            <w:r>
+              <w:rPr>
+                <w:sz w:val="16"/>
+              </w:rPr>
+              <w:t>Quality</w:t>
+            </w:r>
+          </w:p>
+        </w:tc>
+        <w:tc>
+          <w:tcPr>
+            <w:tcW w:w="950" w:type="dxa"/>
+          </w:tcPr>
+          <w:p>
+            <w:pPr>
+              <w:cnfStyle w:val="100000000000" w:firstRow="1" w:lastRow="0" w:firstColumn="0" w:lastColumn="0" w:oddVBand="0" w:evenVBand="0" w:oddHBand="0" w:evenHBand="0" w:firstRowFirstColumn="0" w:firstRowLastColumn="0" w:lastRowFirstColumn="0" w:lastRowLastColumn="0"/>
+            </w:pPr>
+            <w:r>
+              <w:rPr>
+                <w:sz w:val="16"/>
+              </w:rPr>
+              <w:t>Runtime (s)</w:t>
+            </w:r>
+          </w:p>
+        </w:tc>
+        <w:tc>
+          <w:tcPr>
+            <w:tcW w:w="950" w:type="dxa"/>
+          </w:tcPr>
+          <w:p>
+            <w:pPr>
+              <w:cnfStyle w:val="100000000000" w:firstRow="1" w:lastRow="0" w:firstColumn="0" w:lastColumn="0" w:oddVBand="0" w:evenVBand="0" w:oddHBand="0" w:evenHBand="0" w:firstRowFirstColumn="0" w:firstRowLastColumn="0" w:lastRowFirstColumn="0" w:lastRowLastColumn="0"/>
+            </w:pPr>
+            <w:r>
+              <w:rPr>
+                <w:sz w:val="16"/>
+              </w:rPr>
+              <w:t>Memory (MB)</w:t>
+            </w:r>
+          </w:p>
+        </w:tc>
+        <w:tc>
+          <w:tcPr>
+            <w:tcW w:w="800" w:type="dxa"/>
+          </w:tcPr>
+          <w:p>
+            <w:pPr>
+              <w:cnfStyle w:val="100000000000" w:firstRow="1" w:lastRow="0" w:firstColumn="0" w:lastColumn="0" w:oddVBand="0" w:evenVBand="0" w:oddHBand="0" w:evenHBand="0" w:firstRowFirstColumn="0" w:firstRowLastColumn="0" w:lastRowFirstColumn="0" w:lastRowLastColumn="0"/>
+            </w:pPr>
+            <w:r>
+              <w:rPr>
+                <w:sz w:val="16"/>
+              </w:rPr>
+              <w:t>Accepted</w:t>
             </w:r>
           </w:p>
         </w:tc>
@@ -5904,21 +5605,20 @@
         <w:tc>
           <w:tcPr>
             <w:cnfStyle w:val="001000000000" w:firstRow="0" w:lastRow="0" w:firstColumn="1" w:lastColumn="0" w:oddVBand="0" w:evenVBand="0" w:oddHBand="0" w:evenHBand="0" w:firstRowFirstColumn="0" w:firstRowLastColumn="0" w:lastRowFirstColumn="0" w:lastRowLastColumn="0"/>
-            <w:tcW w:w="3600" w:type="dxa"/>
-          </w:tcPr>
-          <w:p>
-            <w:r>
-              <w:rPr>
-                <w:b w:val="0"/>
-                <w:sz w:val="17"/>
-              </w:rPr>
-              <w:t>Maximum generated rules</w:t>
-            </w:r>
-          </w:p>
-        </w:tc>
-        <w:tc>
-          <w:tcPr>
-            <w:tcW w:w="7344" w:type="dxa"/>
+            <w:tcW w:w="900" w:type="dxa"/>
+          </w:tcPr>
+          <w:p>
+            <w:r>
+              <w:rPr>
+                <w:sz w:val="17"/>
+              </w:rPr>
+              <w:t>Apriori</w:t>
+            </w:r>
+          </w:p>
+        </w:tc>
+        <w:tc>
+          <w:tcPr>
+            <w:tcW w:w="700" w:type="dxa"/>
           </w:tcPr>
           <w:p>
             <w:pPr>
@@ -5928,7 +5628,199 @@
               <w:rPr>
                 <w:sz w:val="17"/>
               </w:rPr>
-              <w:t>99,066 rules at support 0.001 and confidence 0.3</w:t>
+              <w:t>0.010</w:t>
+            </w:r>
+          </w:p>
+        </w:tc>
+        <w:tc>
+          <w:tcPr>
+            <w:tcW w:w="600" w:type="dxa"/>
+          </w:tcPr>
+          <w:p>
+            <w:pPr>
+              <w:cnfStyle w:val="000000100000" w:firstRow="0" w:lastRow="0" w:firstColumn="0" w:lastColumn="0" w:oddVBand="0" w:evenVBand="0" w:oddHBand="1" w:evenHBand="0" w:firstRowFirstColumn="0" w:firstRowLastColumn="0" w:lastRowFirstColumn="0" w:lastRowLastColumn="0"/>
+            </w:pPr>
+            <w:r>
+              <w:rPr>
+                <w:sz w:val="17"/>
+              </w:rPr>
+              <w:t>0.6</w:t>
+            </w:r>
+          </w:p>
+        </w:tc>
+        <w:tc>
+          <w:tcPr>
+            <w:tcW w:w="600" w:type="dxa"/>
+          </w:tcPr>
+          <w:p>
+            <w:pPr>
+              <w:cnfStyle w:val="000000100000" w:firstRow="0" w:lastRow="0" w:firstColumn="0" w:lastColumn="0" w:oddVBand="0" w:evenVBand="0" w:oddHBand="1" w:evenHBand="0" w:firstRowFirstColumn="0" w:firstRowLastColumn="0" w:lastRowFirstColumn="0" w:lastRowLastColumn="0"/>
+            </w:pPr>
+            <w:r>
+              <w:rPr>
+                <w:sz w:val="17"/>
+              </w:rPr>
+              <w:t>1.5</w:t>
+            </w:r>
+          </w:p>
+        </w:tc>
+        <w:tc>
+          <w:tcPr>
+            <w:tcW w:w="800" w:type="dxa"/>
+          </w:tcPr>
+          <w:p>
+            <w:pPr>
+              <w:cnfStyle w:val="000000100000" w:firstRow="0" w:lastRow="0" w:firstColumn="0" w:lastColumn="0" w:oddVBand="0" w:evenVBand="0" w:oddHBand="1" w:evenHBand="0" w:firstRowFirstColumn="0" w:firstRowLastColumn="0" w:lastRowFirstColumn="0" w:lastRowLastColumn="0"/>
+            </w:pPr>
+            <w:r>
+              <w:rPr>
+                <w:sz w:val="17"/>
+              </w:rPr>
+              <w:t>2,381</w:t>
+            </w:r>
+          </w:p>
+        </w:tc>
+        <w:tc>
+          <w:tcPr>
+            <w:tcW w:w="750" w:type="dxa"/>
+          </w:tcPr>
+          <w:p>
+            <w:pPr>
+              <w:cnfStyle w:val="000000100000" w:firstRow="0" w:lastRow="0" w:firstColumn="0" w:lastColumn="0" w:oddVBand="0" w:evenVBand="0" w:oddHBand="1" w:evenHBand="0" w:firstRowFirstColumn="0" w:firstRowLastColumn="0" w:lastRowFirstColumn="0" w:lastRowLastColumn="0"/>
+            </w:pPr>
+            <w:r>
+              <w:rPr>
+                <w:sz w:val="17"/>
+              </w:rPr>
+              <w:t>969</w:t>
+            </w:r>
+          </w:p>
+        </w:tc>
+        <w:tc>
+          <w:tcPr>
+            <w:tcW w:w="800" w:type="dxa"/>
+          </w:tcPr>
+          <w:p>
+            <w:pPr>
+              <w:cnfStyle w:val="000000100000" w:firstRow="0" w:lastRow="0" w:firstColumn="0" w:lastColumn="0" w:oddVBand="0" w:evenVBand="0" w:oddHBand="1" w:evenHBand="0" w:firstRowFirstColumn="0" w:firstRowLastColumn="0" w:lastRowFirstColumn="0" w:lastRowLastColumn="0"/>
+            </w:pPr>
+            <w:r>
+              <w:rPr>
+                <w:sz w:val="17"/>
+              </w:rPr>
+              <w:t>0.6698</w:t>
+            </w:r>
+          </w:p>
+        </w:tc>
+        <w:tc>
+          <w:tcPr>
+            <w:tcW w:w="800" w:type="dxa"/>
+          </w:tcPr>
+          <w:p>
+            <w:pPr>
+              <w:cnfStyle w:val="000000100000" w:firstRow="0" w:lastRow="0" w:firstColumn="0" w:lastColumn="0" w:oddVBand="0" w:evenVBand="0" w:oddHBand="1" w:evenHBand="0" w:firstRowFirstColumn="0" w:firstRowLastColumn="0" w:lastRowFirstColumn="0" w:lastRowLastColumn="0"/>
+            </w:pPr>
+            <w:r>
+              <w:rPr>
+                <w:sz w:val="17"/>
+              </w:rPr>
+              <w:t>3.1204</w:t>
+            </w:r>
+          </w:p>
+        </w:tc>
+        <w:tc>
+          <w:tcPr>
+            <w:tcW w:w="650" w:type="dxa"/>
+          </w:tcPr>
+          <w:p>
+            <w:pPr>
+              <w:cnfStyle w:val="000000100000" w:firstRow="0" w:lastRow="0" w:firstColumn="0" w:lastColumn="0" w:oddVBand="0" w:evenVBand="0" w:oddHBand="1" w:evenHBand="0" w:firstRowFirstColumn="0" w:firstRowLastColumn="0" w:lastRowFirstColumn="0" w:lastRowLastColumn="0"/>
+            </w:pPr>
+            <w:r>
+              <w:rPr>
+                <w:sz w:val="17"/>
+              </w:rPr>
+              <w:t>0.166</w:t>
+            </w:r>
+          </w:p>
+        </w:tc>
+        <w:tc>
+          <w:tcPr>
+            <w:tcW w:w="700" w:type="dxa"/>
+          </w:tcPr>
+          <w:p>
+            <w:pPr>
+              <w:cnfStyle w:val="000000100000" w:firstRow="0" w:lastRow="0" w:firstColumn="0" w:lastColumn="0" w:oddVBand="0" w:evenVBand="0" w:oddHBand="1" w:evenHBand="0" w:firstRowFirstColumn="0" w:firstRowLastColumn="0" w:lastRowFirstColumn="0" w:lastRowLastColumn="0"/>
+            </w:pPr>
+            <w:r>
+              <w:rPr>
+                <w:sz w:val="17"/>
+              </w:rPr>
+              <w:t>0.246</w:t>
+            </w:r>
+          </w:p>
+        </w:tc>
+        <w:tc>
+          <w:tcPr>
+            <w:tcW w:w="700" w:type="dxa"/>
+          </w:tcPr>
+          <w:p>
+            <w:pPr>
+              <w:cnfStyle w:val="000000100000" w:firstRow="0" w:lastRow="0" w:firstColumn="0" w:lastColumn="0" w:oddVBand="0" w:evenVBand="0" w:oddHBand="1" w:evenHBand="0" w:firstRowFirstColumn="0" w:firstRowLastColumn="0" w:lastRowFirstColumn="0" w:lastRowLastColumn="0"/>
+            </w:pPr>
+            <w:r>
+              <w:rPr>
+                <w:sz w:val="17"/>
+              </w:rPr>
+              <w:t>0.381</w:t>
+            </w:r>
+          </w:p>
+        </w:tc>
+        <w:tc>
+          <w:tcPr>
+            <w:tcW w:w="950" w:type="dxa"/>
+          </w:tcPr>
+          <w:p>
+            <w:pPr>
+              <w:cnfStyle w:val="000000100000" w:firstRow="0" w:lastRow="0" w:firstColumn="0" w:lastColumn="0" w:oddVBand="0" w:evenVBand="0" w:oddHBand="1" w:evenHBand="0" w:firstRowFirstColumn="0" w:firstRowLastColumn="0" w:lastRowFirstColumn="0" w:lastRowLastColumn="0"/>
+            </w:pPr>
+            <w:r>
+              <w:rPr>
+                <w:sz w:val="17"/>
+              </w:rPr>
+              <w:t>7.18</w:t>
+            </w:r>
+          </w:p>
+        </w:tc>
+        <w:tc>
+          <w:tcPr>
+            <w:tcW w:w="950" w:type="dxa"/>
+          </w:tcPr>
+          <w:p>
+            <w:pPr>
+              <w:cnfStyle w:val="000000100000" w:firstRow="0" w:lastRow="0" w:firstColumn="0" w:lastColumn="0" w:oddVBand="0" w:evenVBand="0" w:oddHBand="1" w:evenHBand="0" w:firstRowFirstColumn="0" w:firstRowLastColumn="0" w:lastRowFirstColumn="0" w:lastRowLastColumn="0"/>
+            </w:pPr>
+            <w:r>
+              <w:rPr>
+                <w:sz w:val="17"/>
+              </w:rPr>
+              <w:t>3.45</w:t>
+            </w:r>
+          </w:p>
+        </w:tc>
+        <w:tc>
+          <w:tcPr>
+            <w:tcW w:w="800" w:type="dxa"/>
+          </w:tcPr>
+          <w:p>
+            <w:pPr>
+              <w:cnfStyle w:val="000000100000" w:firstRow="0" w:lastRow="0" w:firstColumn="0" w:lastColumn="0" w:oddVBand="0" w:evenVBand="0" w:oddHBand="1" w:evenHBand="0" w:firstRowFirstColumn="0" w:firstRowLastColumn="0" w:lastRowFirstColumn="0" w:lastRowLastColumn="0"/>
+            </w:pPr>
+            <w:r>
+              <w:rPr>
+                <w:sz w:val="17"/>
+              </w:rPr>
+              <w:t>Yes</w:t>
             </w:r>
           </w:p>
         </w:tc>
@@ -5937,21 +5829,20 @@
         <w:tc>
           <w:tcPr>
             <w:cnfStyle w:val="001000000000" w:firstRow="0" w:lastRow="0" w:firstColumn="1" w:lastColumn="0" w:oddVBand="0" w:evenVBand="0" w:oddHBand="0" w:evenHBand="0" w:firstRowFirstColumn="0" w:firstRowLastColumn="0" w:lastRowFirstColumn="0" w:lastRowLastColumn="0"/>
-            <w:tcW w:w="3600" w:type="dxa"/>
-          </w:tcPr>
-          <w:p>
-            <w:r>
-              <w:rPr>
-                <w:b w:val="0"/>
-                <w:sz w:val="17"/>
-              </w:rPr>
-              <w:t>Maximum frequent itemsets</w:t>
-            </w:r>
-          </w:p>
-        </w:tc>
-        <w:tc>
-          <w:tcPr>
-            <w:tcW w:w="7344" w:type="dxa"/>
+            <w:tcW w:w="900" w:type="dxa"/>
+          </w:tcPr>
+          <w:p>
+            <w:r>
+              <w:rPr>
+                <w:sz w:val="17"/>
+              </w:rPr>
+              <w:t>Apriori</w:t>
+            </w:r>
+          </w:p>
+        </w:tc>
+        <w:tc>
+          <w:tcPr>
+            <w:tcW w:w="700" w:type="dxa"/>
           </w:tcPr>
           <w:p>
             <w:pPr>
@@ -5961,7 +5852,199 @@
               <w:rPr>
                 <w:sz w:val="17"/>
               </w:rPr>
-              <w:t>104,795 frequent itemsets</w:t>
+              <w:t>0.005</w:t>
+            </w:r>
+          </w:p>
+        </w:tc>
+        <w:tc>
+          <w:tcPr>
+            <w:tcW w:w="600" w:type="dxa"/>
+          </w:tcPr>
+          <w:p>
+            <w:pPr>
+              <w:cnfStyle w:val="000000000000" w:firstRow="0" w:lastRow="0" w:firstColumn="0" w:lastColumn="0" w:oddVBand="0" w:evenVBand="0" w:oddHBand="0" w:evenHBand="0" w:firstRowFirstColumn="0" w:firstRowLastColumn="0" w:lastRowFirstColumn="0" w:lastRowLastColumn="0"/>
+            </w:pPr>
+            <w:r>
+              <w:rPr>
+                <w:sz w:val="17"/>
+              </w:rPr>
+              <w:t>0.5</w:t>
+            </w:r>
+          </w:p>
+        </w:tc>
+        <w:tc>
+          <w:tcPr>
+            <w:tcW w:w="600" w:type="dxa"/>
+          </w:tcPr>
+          <w:p>
+            <w:pPr>
+              <w:cnfStyle w:val="000000000000" w:firstRow="0" w:lastRow="0" w:firstColumn="0" w:lastColumn="0" w:oddVBand="0" w:evenVBand="0" w:oddHBand="0" w:evenHBand="0" w:firstRowFirstColumn="0" w:firstRowLastColumn="0" w:lastRowFirstColumn="0" w:lastRowLastColumn="0"/>
+            </w:pPr>
+            <w:r>
+              <w:rPr>
+                <w:sz w:val="17"/>
+              </w:rPr>
+              <w:t>1.3</w:t>
+            </w:r>
+          </w:p>
+        </w:tc>
+        <w:tc>
+          <w:tcPr>
+            <w:tcW w:w="800" w:type="dxa"/>
+          </w:tcPr>
+          <w:p>
+            <w:pPr>
+              <w:cnfStyle w:val="000000000000" w:firstRow="0" w:lastRow="0" w:firstColumn="0" w:lastColumn="0" w:oddVBand="0" w:evenVBand="0" w:oddHBand="0" w:evenHBand="0" w:firstRowFirstColumn="0" w:firstRowLastColumn="0" w:lastRowFirstColumn="0" w:lastRowLastColumn="0"/>
+            </w:pPr>
+            <w:r>
+              <w:rPr>
+                <w:sz w:val="17"/>
+              </w:rPr>
+              <w:t>10,007</w:t>
+            </w:r>
+          </w:p>
+        </w:tc>
+        <w:tc>
+          <w:tcPr>
+            <w:tcW w:w="750" w:type="dxa"/>
+          </w:tcPr>
+          <w:p>
+            <w:pPr>
+              <w:cnfStyle w:val="000000000000" w:firstRow="0" w:lastRow="0" w:firstColumn="0" w:lastColumn="0" w:oddVBand="0" w:evenVBand="0" w:oddHBand="0" w:evenHBand="0" w:firstRowFirstColumn="0" w:firstRowLastColumn="0" w:lastRowFirstColumn="0" w:lastRowLastColumn="0"/>
+            </w:pPr>
+            <w:r>
+              <w:rPr>
+                <w:sz w:val="17"/>
+              </w:rPr>
+              <w:t>5,983</w:t>
+            </w:r>
+          </w:p>
+        </w:tc>
+        <w:tc>
+          <w:tcPr>
+            <w:tcW w:w="800" w:type="dxa"/>
+          </w:tcPr>
+          <w:p>
+            <w:pPr>
+              <w:cnfStyle w:val="000000000000" w:firstRow="0" w:lastRow="0" w:firstColumn="0" w:lastColumn="0" w:oddVBand="0" w:evenVBand="0" w:oddHBand="0" w:evenHBand="0" w:firstRowFirstColumn="0" w:firstRowLastColumn="0" w:lastRowFirstColumn="0" w:lastRowLastColumn="0"/>
+            </w:pPr>
+            <w:r>
+              <w:rPr>
+                <w:sz w:val="17"/>
+              </w:rPr>
+              <w:t>0.6292</w:t>
+            </w:r>
+          </w:p>
+        </w:tc>
+        <w:tc>
+          <w:tcPr>
+            <w:tcW w:w="800" w:type="dxa"/>
+          </w:tcPr>
+          <w:p>
+            <w:pPr>
+              <w:cnfStyle w:val="000000000000" w:firstRow="0" w:lastRow="0" w:firstColumn="0" w:lastColumn="0" w:oddVBand="0" w:evenVBand="0" w:oddHBand="0" w:evenHBand="0" w:firstRowFirstColumn="0" w:firstRowLastColumn="0" w:lastRowFirstColumn="0" w:lastRowLastColumn="0"/>
+            </w:pPr>
+            <w:r>
+              <w:rPr>
+                <w:sz w:val="17"/>
+              </w:rPr>
+              <w:t>3.3337</w:t>
+            </w:r>
+          </w:p>
+        </w:tc>
+        <w:tc>
+          <w:tcPr>
+            <w:tcW w:w="650" w:type="dxa"/>
+          </w:tcPr>
+          <w:p>
+            <w:pPr>
+              <w:cnfStyle w:val="000000000000" w:firstRow="0" w:lastRow="0" w:firstColumn="0" w:lastColumn="0" w:oddVBand="0" w:evenVBand="0" w:oddHBand="0" w:evenHBand="0" w:firstRowFirstColumn="0" w:firstRowLastColumn="0" w:lastRowFirstColumn="0" w:lastRowLastColumn="0"/>
+            </w:pPr>
+            <w:r>
+              <w:rPr>
+                <w:sz w:val="17"/>
+              </w:rPr>
+              <w:t>0.174</w:t>
+            </w:r>
+          </w:p>
+        </w:tc>
+        <w:tc>
+          <w:tcPr>
+            <w:tcW w:w="700" w:type="dxa"/>
+          </w:tcPr>
+          <w:p>
+            <w:pPr>
+              <w:cnfStyle w:val="000000000000" w:firstRow="0" w:lastRow="0" w:firstColumn="0" w:lastColumn="0" w:oddVBand="0" w:evenVBand="0" w:oddHBand="0" w:evenHBand="0" w:firstRowFirstColumn="0" w:firstRowLastColumn="0" w:lastRowFirstColumn="0" w:lastRowLastColumn="0"/>
+            </w:pPr>
+            <w:r>
+              <w:rPr>
+                <w:sz w:val="17"/>
+              </w:rPr>
+              <w:t>0.395</w:t>
+            </w:r>
+          </w:p>
+        </w:tc>
+        <w:tc>
+          <w:tcPr>
+            <w:tcW w:w="700" w:type="dxa"/>
+          </w:tcPr>
+          <w:p>
+            <w:pPr>
+              <w:cnfStyle w:val="000000000000" w:firstRow="0" w:lastRow="0" w:firstColumn="0" w:lastColumn="0" w:oddVBand="0" w:evenVBand="0" w:oddHBand="0" w:evenHBand="0" w:firstRowFirstColumn="0" w:firstRowLastColumn="0" w:lastRowFirstColumn="0" w:lastRowLastColumn="0"/>
+            </w:pPr>
+            <w:r>
+              <w:rPr>
+                <w:sz w:val="17"/>
+              </w:rPr>
+              <w:t>0.619</w:t>
+            </w:r>
+          </w:p>
+        </w:tc>
+        <w:tc>
+          <w:tcPr>
+            <w:tcW w:w="950" w:type="dxa"/>
+          </w:tcPr>
+          <w:p>
+            <w:pPr>
+              <w:cnfStyle w:val="000000000000" w:firstRow="0" w:lastRow="0" w:firstColumn="0" w:lastColumn="0" w:oddVBand="0" w:evenVBand="0" w:oddHBand="0" w:evenHBand="0" w:firstRowFirstColumn="0" w:firstRowLastColumn="0" w:lastRowFirstColumn="0" w:lastRowLastColumn="0"/>
+            </w:pPr>
+            <w:r>
+              <w:rPr>
+                <w:sz w:val="17"/>
+              </w:rPr>
+              <w:t>16.26</w:t>
+            </w:r>
+          </w:p>
+        </w:tc>
+        <w:tc>
+          <w:tcPr>
+            <w:tcW w:w="950" w:type="dxa"/>
+          </w:tcPr>
+          <w:p>
+            <w:pPr>
+              <w:cnfStyle w:val="000000000000" w:firstRow="0" w:lastRow="0" w:firstColumn="0" w:lastColumn="0" w:oddVBand="0" w:evenVBand="0" w:oddHBand="0" w:evenHBand="0" w:firstRowFirstColumn="0" w:firstRowLastColumn="0" w:lastRowFirstColumn="0" w:lastRowLastColumn="0"/>
+            </w:pPr>
+            <w:r>
+              <w:rPr>
+                <w:sz w:val="17"/>
+              </w:rPr>
+              <w:t>11.57</w:t>
+            </w:r>
+          </w:p>
+        </w:tc>
+        <w:tc>
+          <w:tcPr>
+            <w:tcW w:w="800" w:type="dxa"/>
+          </w:tcPr>
+          <w:p>
+            <w:pPr>
+              <w:cnfStyle w:val="000000000000" w:firstRow="0" w:lastRow="0" w:firstColumn="0" w:lastColumn="0" w:oddVBand="0" w:evenVBand="0" w:oddHBand="0" w:evenHBand="0" w:firstRowFirstColumn="0" w:firstRowLastColumn="0" w:lastRowFirstColumn="0" w:lastRowLastColumn="0"/>
+            </w:pPr>
+            <w:r>
+              <w:rPr>
+                <w:sz w:val="17"/>
+              </w:rPr>
+              <w:t>No</w:t>
             </w:r>
           </w:p>
         </w:tc>
@@ -5973,21 +6056,20 @@
         <w:tc>
           <w:tcPr>
             <w:cnfStyle w:val="001000000000" w:firstRow="0" w:lastRow="0" w:firstColumn="1" w:lastColumn="0" w:oddVBand="0" w:evenVBand="0" w:oddHBand="0" w:evenHBand="0" w:firstRowFirstColumn="0" w:firstRowLastColumn="0" w:lastRowFirstColumn="0" w:lastRowLastColumn="0"/>
-            <w:tcW w:w="3600" w:type="dxa"/>
-          </w:tcPr>
-          <w:p>
-            <w:r>
-              <w:rPr>
-                <w:b w:val="0"/>
-                <w:sz w:val="17"/>
-              </w:rPr>
-              <w:t>Fastest runtime</w:t>
-            </w:r>
-          </w:p>
-        </w:tc>
-        <w:tc>
-          <w:tcPr>
-            <w:tcW w:w="7344" w:type="dxa"/>
+            <w:tcW w:w="900" w:type="dxa"/>
+          </w:tcPr>
+          <w:p>
+            <w:r>
+              <w:rPr>
+                <w:sz w:val="17"/>
+              </w:rPr>
+              <w:t>Apriori</w:t>
+            </w:r>
+          </w:p>
+        </w:tc>
+        <w:tc>
+          <w:tcPr>
+            <w:tcW w:w="700" w:type="dxa"/>
           </w:tcPr>
           <w:p>
             <w:pPr>
@@ -5997,7 +6079,199 @@
               <w:rPr>
                 <w:sz w:val="17"/>
               </w:rPr>
-              <w:t>ECLAT, 3.69 seconds at support 0.010 and confidence 0.6</w:t>
+              <w:t>0.003</w:t>
+            </w:r>
+          </w:p>
+        </w:tc>
+        <w:tc>
+          <w:tcPr>
+            <w:tcW w:w="600" w:type="dxa"/>
+          </w:tcPr>
+          <w:p>
+            <w:pPr>
+              <w:cnfStyle w:val="000000100000" w:firstRow="0" w:lastRow="0" w:firstColumn="0" w:lastColumn="0" w:oddVBand="0" w:evenVBand="0" w:oddHBand="1" w:evenHBand="0" w:firstRowFirstColumn="0" w:firstRowLastColumn="0" w:lastRowFirstColumn="0" w:lastRowLastColumn="0"/>
+            </w:pPr>
+            <w:r>
+              <w:rPr>
+                <w:sz w:val="17"/>
+              </w:rPr>
+              <w:t>0.4</w:t>
+            </w:r>
+          </w:p>
+        </w:tc>
+        <w:tc>
+          <w:tcPr>
+            <w:tcW w:w="600" w:type="dxa"/>
+          </w:tcPr>
+          <w:p>
+            <w:pPr>
+              <w:cnfStyle w:val="000000100000" w:firstRow="0" w:lastRow="0" w:firstColumn="0" w:lastColumn="0" w:oddVBand="0" w:evenVBand="0" w:oddHBand="1" w:evenHBand="0" w:firstRowFirstColumn="0" w:firstRowLastColumn="0" w:lastRowFirstColumn="0" w:lastRowLastColumn="0"/>
+            </w:pPr>
+            <w:r>
+              <w:rPr>
+                <w:sz w:val="17"/>
+              </w:rPr>
+              <w:t>1.2</w:t>
+            </w:r>
+          </w:p>
+        </w:tc>
+        <w:tc>
+          <w:tcPr>
+            <w:tcW w:w="800" w:type="dxa"/>
+          </w:tcPr>
+          <w:p>
+            <w:pPr>
+              <w:cnfStyle w:val="000000100000" w:firstRow="0" w:lastRow="0" w:firstColumn="0" w:lastColumn="0" w:oddVBand="0" w:evenVBand="0" w:oddHBand="1" w:evenHBand="0" w:firstRowFirstColumn="0" w:firstRowLastColumn="0" w:lastRowFirstColumn="0" w:lastRowLastColumn="0"/>
+            </w:pPr>
+            <w:r>
+              <w:rPr>
+                <w:sz w:val="17"/>
+              </w:rPr>
+              <w:t>24,452</w:t>
+            </w:r>
+          </w:p>
+        </w:tc>
+        <w:tc>
+          <w:tcPr>
+            <w:tcW w:w="750" w:type="dxa"/>
+          </w:tcPr>
+          <w:p>
+            <w:pPr>
+              <w:cnfStyle w:val="000000100000" w:firstRow="0" w:lastRow="0" w:firstColumn="0" w:lastColumn="0" w:oddVBand="0" w:evenVBand="0" w:oddHBand="1" w:evenHBand="0" w:firstRowFirstColumn="0" w:firstRowLastColumn="0" w:lastRowFirstColumn="0" w:lastRowLastColumn="0"/>
+            </w:pPr>
+            <w:r>
+              <w:rPr>
+                <w:sz w:val="17"/>
+              </w:rPr>
+              <w:t>19,727</w:t>
+            </w:r>
+          </w:p>
+        </w:tc>
+        <w:tc>
+          <w:tcPr>
+            <w:tcW w:w="800" w:type="dxa"/>
+          </w:tcPr>
+          <w:p>
+            <w:pPr>
+              <w:cnfStyle w:val="000000100000" w:firstRow="0" w:lastRow="0" w:firstColumn="0" w:lastColumn="0" w:oddVBand="0" w:evenVBand="0" w:oddHBand="1" w:evenHBand="0" w:firstRowFirstColumn="0" w:firstRowLastColumn="0" w:lastRowFirstColumn="0" w:lastRowLastColumn="0"/>
+            </w:pPr>
+            <w:r>
+              <w:rPr>
+                <w:sz w:val="17"/>
+              </w:rPr>
+              <w:t>0.5589</w:t>
+            </w:r>
+          </w:p>
+        </w:tc>
+        <w:tc>
+          <w:tcPr>
+            <w:tcW w:w="800" w:type="dxa"/>
+          </w:tcPr>
+          <w:p>
+            <w:pPr>
+              <w:cnfStyle w:val="000000100000" w:firstRow="0" w:lastRow="0" w:firstColumn="0" w:lastColumn="0" w:oddVBand="0" w:evenVBand="0" w:oddHBand="1" w:evenHBand="0" w:firstRowFirstColumn="0" w:firstRowLastColumn="0" w:lastRowFirstColumn="0" w:lastRowLastColumn="0"/>
+            </w:pPr>
+            <w:r>
+              <w:rPr>
+                <w:sz w:val="17"/>
+              </w:rPr>
+              <w:t>3.6586</w:t>
+            </w:r>
+          </w:p>
+        </w:tc>
+        <w:tc>
+          <w:tcPr>
+            <w:tcW w:w="650" w:type="dxa"/>
+          </w:tcPr>
+          <w:p>
+            <w:pPr>
+              <w:cnfStyle w:val="000000100000" w:firstRow="0" w:lastRow="0" w:firstColumn="0" w:lastColumn="0" w:oddVBand="0" w:evenVBand="0" w:oddHBand="1" w:evenHBand="0" w:firstRowFirstColumn="0" w:firstRowLastColumn="0" w:lastRowFirstColumn="0" w:lastRowLastColumn="0"/>
+            </w:pPr>
+            <w:r>
+              <w:rPr>
+                <w:sz w:val="17"/>
+              </w:rPr>
+              <w:t>0.135</w:t>
+            </w:r>
+          </w:p>
+        </w:tc>
+        <w:tc>
+          <w:tcPr>
+            <w:tcW w:w="700" w:type="dxa"/>
+          </w:tcPr>
+          <w:p>
+            <w:pPr>
+              <w:cnfStyle w:val="000000100000" w:firstRow="0" w:lastRow="0" w:firstColumn="0" w:lastColumn="0" w:oddVBand="0" w:evenVBand="0" w:oddHBand="1" w:evenHBand="0" w:firstRowFirstColumn="0" w:firstRowLastColumn="0" w:lastRowFirstColumn="0" w:lastRowLastColumn="0"/>
+            </w:pPr>
+            <w:r>
+              <w:rPr>
+                <w:sz w:val="17"/>
+              </w:rPr>
+              <w:t>0.431</w:t>
+            </w:r>
+          </w:p>
+        </w:tc>
+        <w:tc>
+          <w:tcPr>
+            <w:tcW w:w="700" w:type="dxa"/>
+          </w:tcPr>
+          <w:p>
+            <w:pPr>
+              <w:cnfStyle w:val="000000100000" w:firstRow="0" w:lastRow="0" w:firstColumn="0" w:lastColumn="0" w:oddVBand="0" w:evenVBand="0" w:oddHBand="1" w:evenHBand="0" w:firstRowFirstColumn="0" w:firstRowLastColumn="0" w:lastRowFirstColumn="0" w:lastRowLastColumn="0"/>
+            </w:pPr>
+            <w:r>
+              <w:rPr>
+                <w:sz w:val="17"/>
+              </w:rPr>
+              <w:t>0.590</w:t>
+            </w:r>
+          </w:p>
+        </w:tc>
+        <w:tc>
+          <w:tcPr>
+            <w:tcW w:w="950" w:type="dxa"/>
+          </w:tcPr>
+          <w:p>
+            <w:pPr>
+              <w:cnfStyle w:val="000000100000" w:firstRow="0" w:lastRow="0" w:firstColumn="0" w:lastColumn="0" w:oddVBand="0" w:evenVBand="0" w:oddHBand="1" w:evenHBand="0" w:firstRowFirstColumn="0" w:firstRowLastColumn="0" w:lastRowFirstColumn="0" w:lastRowLastColumn="0"/>
+            </w:pPr>
+            <w:r>
+              <w:rPr>
+                <w:sz w:val="17"/>
+              </w:rPr>
+              <w:t>30.65</w:t>
+            </w:r>
+          </w:p>
+        </w:tc>
+        <w:tc>
+          <w:tcPr>
+            <w:tcW w:w="950" w:type="dxa"/>
+          </w:tcPr>
+          <w:p>
+            <w:pPr>
+              <w:cnfStyle w:val="000000100000" w:firstRow="0" w:lastRow="0" w:firstColumn="0" w:lastColumn="0" w:oddVBand="0" w:evenVBand="0" w:oddHBand="1" w:evenHBand="0" w:firstRowFirstColumn="0" w:firstRowLastColumn="0" w:lastRowFirstColumn="0" w:lastRowLastColumn="0"/>
+            </w:pPr>
+            <w:r>
+              <w:rPr>
+                <w:sz w:val="17"/>
+              </w:rPr>
+              <w:t>26.12</w:t>
+            </w:r>
+          </w:p>
+        </w:tc>
+        <w:tc>
+          <w:tcPr>
+            <w:tcW w:w="800" w:type="dxa"/>
+          </w:tcPr>
+          <w:p>
+            <w:pPr>
+              <w:cnfStyle w:val="000000100000" w:firstRow="0" w:lastRow="0" w:firstColumn="0" w:lastColumn="0" w:oddVBand="0" w:evenVBand="0" w:oddHBand="1" w:evenHBand="0" w:firstRowFirstColumn="0" w:firstRowLastColumn="0" w:lastRowFirstColumn="0" w:lastRowLastColumn="0"/>
+            </w:pPr>
+            <w:r>
+              <w:rPr>
+                <w:sz w:val="17"/>
+              </w:rPr>
+              <w:t>No</w:t>
             </w:r>
           </w:p>
         </w:tc>
@@ -6006,21 +6280,20 @@
         <w:tc>
           <w:tcPr>
             <w:cnfStyle w:val="001000000000" w:firstRow="0" w:lastRow="0" w:firstColumn="1" w:lastColumn="0" w:oddVBand="0" w:evenVBand="0" w:oddHBand="0" w:evenHBand="0" w:firstRowFirstColumn="0" w:firstRowLastColumn="0" w:lastRowFirstColumn="0" w:lastRowLastColumn="0"/>
-            <w:tcW w:w="3600" w:type="dxa"/>
-          </w:tcPr>
-          <w:p>
-            <w:r>
-              <w:rPr>
-                <w:b w:val="0"/>
-                <w:sz w:val="17"/>
-              </w:rPr>
-              <w:t>Highest average lift</w:t>
-            </w:r>
-          </w:p>
-        </w:tc>
-        <w:tc>
-          <w:tcPr>
-            <w:tcW w:w="7344" w:type="dxa"/>
+            <w:tcW w:w="900" w:type="dxa"/>
+          </w:tcPr>
+          <w:p>
+            <w:r>
+              <w:rPr>
+                <w:sz w:val="17"/>
+              </w:rPr>
+              <w:t>Apriori</w:t>
+            </w:r>
+          </w:p>
+        </w:tc>
+        <w:tc>
+          <w:tcPr>
+            <w:tcW w:w="700" w:type="dxa"/>
           </w:tcPr>
           <w:p>
             <w:pPr>
@@ -6030,7 +6303,199 @@
               <w:rPr>
                 <w:sz w:val="17"/>
               </w:rPr>
-              <w:t>4.27 at support 0.001 and confidence 0.3</w:t>
+              <w:t>0.001</w:t>
+            </w:r>
+          </w:p>
+        </w:tc>
+        <w:tc>
+          <w:tcPr>
+            <w:tcW w:w="600" w:type="dxa"/>
+          </w:tcPr>
+          <w:p>
+            <w:pPr>
+              <w:cnfStyle w:val="000000000000" w:firstRow="0" w:lastRow="0" w:firstColumn="0" w:lastColumn="0" w:oddVBand="0" w:evenVBand="0" w:oddHBand="0" w:evenHBand="0" w:firstRowFirstColumn="0" w:firstRowLastColumn="0" w:lastRowFirstColumn="0" w:lastRowLastColumn="0"/>
+            </w:pPr>
+            <w:r>
+              <w:rPr>
+                <w:sz w:val="17"/>
+              </w:rPr>
+              <w:t>0.3</w:t>
+            </w:r>
+          </w:p>
+        </w:tc>
+        <w:tc>
+          <w:tcPr>
+            <w:tcW w:w="600" w:type="dxa"/>
+          </w:tcPr>
+          <w:p>
+            <w:pPr>
+              <w:cnfStyle w:val="000000000000" w:firstRow="0" w:lastRow="0" w:firstColumn="0" w:lastColumn="0" w:oddVBand="0" w:evenVBand="0" w:oddHBand="0" w:evenHBand="0" w:firstRowFirstColumn="0" w:firstRowLastColumn="0" w:lastRowFirstColumn="0" w:lastRowLastColumn="0"/>
+            </w:pPr>
+            <w:r>
+              <w:rPr>
+                <w:sz w:val="17"/>
+              </w:rPr>
+              <w:t>1.0</w:t>
+            </w:r>
+          </w:p>
+        </w:tc>
+        <w:tc>
+          <w:tcPr>
+            <w:tcW w:w="800" w:type="dxa"/>
+          </w:tcPr>
+          <w:p>
+            <w:pPr>
+              <w:cnfStyle w:val="000000000000" w:firstRow="0" w:lastRow="0" w:firstColumn="0" w:lastColumn="0" w:oddVBand="0" w:evenVBand="0" w:oddHBand="0" w:evenHBand="0" w:firstRowFirstColumn="0" w:firstRowLastColumn="0" w:lastRowFirstColumn="0" w:lastRowLastColumn="0"/>
+            </w:pPr>
+            <w:r>
+              <w:rPr>
+                <w:sz w:val="17"/>
+              </w:rPr>
+              <w:t>104,312</w:t>
+            </w:r>
+          </w:p>
+        </w:tc>
+        <w:tc>
+          <w:tcPr>
+            <w:tcW w:w="750" w:type="dxa"/>
+          </w:tcPr>
+          <w:p>
+            <w:pPr>
+              <w:cnfStyle w:val="000000000000" w:firstRow="0" w:lastRow="0" w:firstColumn="0" w:lastColumn="0" w:oddVBand="0" w:evenVBand="0" w:oddHBand="0" w:evenHBand="0" w:firstRowFirstColumn="0" w:firstRowLastColumn="0" w:lastRowFirstColumn="0" w:lastRowLastColumn="0"/>
+            </w:pPr>
+            <w:r>
+              <w:rPr>
+                <w:sz w:val="17"/>
+              </w:rPr>
+              <w:t>98,818</w:t>
+            </w:r>
+          </w:p>
+        </w:tc>
+        <w:tc>
+          <w:tcPr>
+            <w:tcW w:w="800" w:type="dxa"/>
+          </w:tcPr>
+          <w:p>
+            <w:pPr>
+              <w:cnfStyle w:val="000000000000" w:firstRow="0" w:lastRow="0" w:firstColumn="0" w:lastColumn="0" w:oddVBand="0" w:evenVBand="0" w:oddHBand="0" w:evenHBand="0" w:firstRowFirstColumn="0" w:firstRowLastColumn="0" w:lastRowFirstColumn="0" w:lastRowLastColumn="0"/>
+            </w:pPr>
+            <w:r>
+              <w:rPr>
+                <w:sz w:val="17"/>
+              </w:rPr>
+              <w:t>0.4535</w:t>
+            </w:r>
+          </w:p>
+        </w:tc>
+        <w:tc>
+          <w:tcPr>
+            <w:tcW w:w="800" w:type="dxa"/>
+          </w:tcPr>
+          <w:p>
+            <w:pPr>
+              <w:cnfStyle w:val="000000000000" w:firstRow="0" w:lastRow="0" w:firstColumn="0" w:lastColumn="0" w:oddVBand="0" w:evenVBand="0" w:oddHBand="0" w:evenHBand="0" w:firstRowFirstColumn="0" w:firstRowLastColumn="0" w:lastRowFirstColumn="0" w:lastRowLastColumn="0"/>
+            </w:pPr>
+            <w:r>
+              <w:rPr>
+                <w:sz w:val="17"/>
+              </w:rPr>
+              <w:t>4.2795</w:t>
+            </w:r>
+          </w:p>
+        </w:tc>
+        <w:tc>
+          <w:tcPr>
+            <w:tcW w:w="650" w:type="dxa"/>
+          </w:tcPr>
+          <w:p>
+            <w:pPr>
+              <w:cnfStyle w:val="000000000000" w:firstRow="0" w:lastRow="0" w:firstColumn="0" w:lastColumn="0" w:oddVBand="0" w:evenVBand="0" w:oddHBand="0" w:evenHBand="0" w:firstRowFirstColumn="0" w:firstRowLastColumn="0" w:lastRowFirstColumn="0" w:lastRowLastColumn="0"/>
+            </w:pPr>
+            <w:r>
+              <w:rPr>
+                <w:sz w:val="17"/>
+              </w:rPr>
+              <w:t>0.112</w:t>
+            </w:r>
+          </w:p>
+        </w:tc>
+        <w:tc>
+          <w:tcPr>
+            <w:tcW w:w="700" w:type="dxa"/>
+          </w:tcPr>
+          <w:p>
+            <w:pPr>
+              <w:cnfStyle w:val="000000000000" w:firstRow="0" w:lastRow="0" w:firstColumn="0" w:lastColumn="0" w:oddVBand="0" w:evenVBand="0" w:oddHBand="0" w:evenHBand="0" w:firstRowFirstColumn="0" w:firstRowLastColumn="0" w:lastRowFirstColumn="0" w:lastRowLastColumn="0"/>
+            </w:pPr>
+            <w:r>
+              <w:rPr>
+                <w:sz w:val="17"/>
+              </w:rPr>
+              <w:t>0.383</w:t>
+            </w:r>
+          </w:p>
+        </w:tc>
+        <w:tc>
+          <w:tcPr>
+            <w:tcW w:w="700" w:type="dxa"/>
+          </w:tcPr>
+          <w:p>
+            <w:pPr>
+              <w:cnfStyle w:val="000000000000" w:firstRow="0" w:lastRow="0" w:firstColumn="0" w:lastColumn="0" w:oddVBand="0" w:evenVBand="0" w:oddHBand="0" w:evenHBand="0" w:firstRowFirstColumn="0" w:firstRowLastColumn="0" w:lastRowFirstColumn="0" w:lastRowLastColumn="0"/>
+            </w:pPr>
+            <w:r>
+              <w:rPr>
+                <w:sz w:val="17"/>
+              </w:rPr>
+              <w:t>0.536</w:t>
+            </w:r>
+          </w:p>
+        </w:tc>
+        <w:tc>
+          <w:tcPr>
+            <w:tcW w:w="950" w:type="dxa"/>
+          </w:tcPr>
+          <w:p>
+            <w:pPr>
+              <w:cnfStyle w:val="000000000000" w:firstRow="0" w:lastRow="0" w:firstColumn="0" w:lastColumn="0" w:oddVBand="0" w:evenVBand="0" w:oddHBand="0" w:evenHBand="0" w:firstRowFirstColumn="0" w:firstRowLastColumn="0" w:lastRowFirstColumn="0" w:lastRowLastColumn="0"/>
+            </w:pPr>
+            <w:r>
+              <w:rPr>
+                <w:sz w:val="17"/>
+              </w:rPr>
+              <w:t>42.37</w:t>
+            </w:r>
+          </w:p>
+        </w:tc>
+        <w:tc>
+          <w:tcPr>
+            <w:tcW w:w="950" w:type="dxa"/>
+          </w:tcPr>
+          <w:p>
+            <w:pPr>
+              <w:cnfStyle w:val="000000000000" w:firstRow="0" w:lastRow="0" w:firstColumn="0" w:lastColumn="0" w:oddVBand="0" w:evenVBand="0" w:oddHBand="0" w:evenHBand="0" w:firstRowFirstColumn="0" w:firstRowLastColumn="0" w:lastRowFirstColumn="0" w:lastRowLastColumn="0"/>
+            </w:pPr>
+            <w:r>
+              <w:rPr>
+                <w:sz w:val="17"/>
+              </w:rPr>
+              <w:t>117.67</w:t>
+            </w:r>
+          </w:p>
+        </w:tc>
+        <w:tc>
+          <w:tcPr>
+            <w:tcW w:w="800" w:type="dxa"/>
+          </w:tcPr>
+          <w:p>
+            <w:pPr>
+              <w:cnfStyle w:val="000000000000" w:firstRow="0" w:lastRow="0" w:firstColumn="0" w:lastColumn="0" w:oddVBand="0" w:evenVBand="0" w:oddHBand="0" w:evenHBand="0" w:firstRowFirstColumn="0" w:firstRowLastColumn="0" w:lastRowFirstColumn="0" w:lastRowLastColumn="0"/>
+            </w:pPr>
+            <w:r>
+              <w:rPr>
+                <w:sz w:val="17"/>
+              </w:rPr>
+              <w:t>No</w:t>
             </w:r>
           </w:p>
         </w:tc>
@@ -6042,21 +6507,21 @@
         <w:tc>
           <w:tcPr>
             <w:cnfStyle w:val="001000000000" w:firstRow="0" w:lastRow="0" w:firstColumn="1" w:lastColumn="0" w:oddVBand="0" w:evenVBand="0" w:oddHBand="0" w:evenHBand="0" w:firstRowFirstColumn="0" w:firstRowLastColumn="0" w:lastRowFirstColumn="0" w:lastRowLastColumn="0"/>
-            <w:tcW w:w="3600" w:type="dxa"/>
-          </w:tcPr>
-          <w:p>
-            <w:r>
-              <w:rPr>
-                <w:b w:val="0"/>
-                <w:sz w:val="17"/>
-              </w:rPr>
-              <w:t>Highest maximum lift</w:t>
-            </w:r>
-          </w:p>
-        </w:tc>
-        <w:tc>
-          <w:tcPr>
-            <w:tcW w:w="7344" w:type="dxa"/>
+            <w:tcW w:w="900" w:type="dxa"/>
+          </w:tcPr>
+          <w:p>
+            <w:r>
+              <w:rPr>
+                <w:sz w:val="17"/>
+              </w:rPr>
+              <w:lastRenderedPageBreak/>
+              <w:t>FP-Growth</w:t>
+            </w:r>
+          </w:p>
+        </w:tc>
+        <w:tc>
+          <w:tcPr>
+            <w:tcW w:w="700" w:type="dxa"/>
           </w:tcPr>
           <w:p>
             <w:pPr>
@@ -6066,7 +6531,199 @@
               <w:rPr>
                 <w:sz w:val="17"/>
               </w:rPr>
-              <w:t>25.50</w:t>
+              <w:t>0.010</w:t>
+            </w:r>
+          </w:p>
+        </w:tc>
+        <w:tc>
+          <w:tcPr>
+            <w:tcW w:w="600" w:type="dxa"/>
+          </w:tcPr>
+          <w:p>
+            <w:pPr>
+              <w:cnfStyle w:val="000000100000" w:firstRow="0" w:lastRow="0" w:firstColumn="0" w:lastColumn="0" w:oddVBand="0" w:evenVBand="0" w:oddHBand="1" w:evenHBand="0" w:firstRowFirstColumn="0" w:firstRowLastColumn="0" w:lastRowFirstColumn="0" w:lastRowLastColumn="0"/>
+            </w:pPr>
+            <w:r>
+              <w:rPr>
+                <w:sz w:val="17"/>
+              </w:rPr>
+              <w:t>0.6</w:t>
+            </w:r>
+          </w:p>
+        </w:tc>
+        <w:tc>
+          <w:tcPr>
+            <w:tcW w:w="600" w:type="dxa"/>
+          </w:tcPr>
+          <w:p>
+            <w:pPr>
+              <w:cnfStyle w:val="000000100000" w:firstRow="0" w:lastRow="0" w:firstColumn="0" w:lastColumn="0" w:oddVBand="0" w:evenVBand="0" w:oddHBand="1" w:evenHBand="0" w:firstRowFirstColumn="0" w:firstRowLastColumn="0" w:lastRowFirstColumn="0" w:lastRowLastColumn="0"/>
+            </w:pPr>
+            <w:r>
+              <w:rPr>
+                <w:sz w:val="17"/>
+              </w:rPr>
+              <w:t>1.5</w:t>
+            </w:r>
+          </w:p>
+        </w:tc>
+        <w:tc>
+          <w:tcPr>
+            <w:tcW w:w="800" w:type="dxa"/>
+          </w:tcPr>
+          <w:p>
+            <w:pPr>
+              <w:cnfStyle w:val="000000100000" w:firstRow="0" w:lastRow="0" w:firstColumn="0" w:lastColumn="0" w:oddVBand="0" w:evenVBand="0" w:oddHBand="1" w:evenHBand="0" w:firstRowFirstColumn="0" w:firstRowLastColumn="0" w:lastRowFirstColumn="0" w:lastRowLastColumn="0"/>
+            </w:pPr>
+            <w:r>
+              <w:rPr>
+                <w:sz w:val="17"/>
+              </w:rPr>
+              <w:t>2,381</w:t>
+            </w:r>
+          </w:p>
+        </w:tc>
+        <w:tc>
+          <w:tcPr>
+            <w:tcW w:w="750" w:type="dxa"/>
+          </w:tcPr>
+          <w:p>
+            <w:pPr>
+              <w:cnfStyle w:val="000000100000" w:firstRow="0" w:lastRow="0" w:firstColumn="0" w:lastColumn="0" w:oddVBand="0" w:evenVBand="0" w:oddHBand="1" w:evenHBand="0" w:firstRowFirstColumn="0" w:firstRowLastColumn="0" w:lastRowFirstColumn="0" w:lastRowLastColumn="0"/>
+            </w:pPr>
+            <w:r>
+              <w:rPr>
+                <w:sz w:val="17"/>
+              </w:rPr>
+              <w:t>969</w:t>
+            </w:r>
+          </w:p>
+        </w:tc>
+        <w:tc>
+          <w:tcPr>
+            <w:tcW w:w="800" w:type="dxa"/>
+          </w:tcPr>
+          <w:p>
+            <w:pPr>
+              <w:cnfStyle w:val="000000100000" w:firstRow="0" w:lastRow="0" w:firstColumn="0" w:lastColumn="0" w:oddVBand="0" w:evenVBand="0" w:oddHBand="1" w:evenHBand="0" w:firstRowFirstColumn="0" w:firstRowLastColumn="0" w:lastRowFirstColumn="0" w:lastRowLastColumn="0"/>
+            </w:pPr>
+            <w:r>
+              <w:rPr>
+                <w:sz w:val="17"/>
+              </w:rPr>
+              <w:t>0.6698</w:t>
+            </w:r>
+          </w:p>
+        </w:tc>
+        <w:tc>
+          <w:tcPr>
+            <w:tcW w:w="800" w:type="dxa"/>
+          </w:tcPr>
+          <w:p>
+            <w:pPr>
+              <w:cnfStyle w:val="000000100000" w:firstRow="0" w:lastRow="0" w:firstColumn="0" w:lastColumn="0" w:oddVBand="0" w:evenVBand="0" w:oddHBand="1" w:evenHBand="0" w:firstRowFirstColumn="0" w:firstRowLastColumn="0" w:lastRowFirstColumn="0" w:lastRowLastColumn="0"/>
+            </w:pPr>
+            <w:r>
+              <w:rPr>
+                <w:sz w:val="17"/>
+              </w:rPr>
+              <w:t>3.1204</w:t>
+            </w:r>
+          </w:p>
+        </w:tc>
+        <w:tc>
+          <w:tcPr>
+            <w:tcW w:w="650" w:type="dxa"/>
+          </w:tcPr>
+          <w:p>
+            <w:pPr>
+              <w:cnfStyle w:val="000000100000" w:firstRow="0" w:lastRow="0" w:firstColumn="0" w:lastColumn="0" w:oddVBand="0" w:evenVBand="0" w:oddHBand="1" w:evenHBand="0" w:firstRowFirstColumn="0" w:firstRowLastColumn="0" w:lastRowFirstColumn="0" w:lastRowLastColumn="0"/>
+            </w:pPr>
+            <w:r>
+              <w:rPr>
+                <w:sz w:val="17"/>
+              </w:rPr>
+              <w:t>0.166</w:t>
+            </w:r>
+          </w:p>
+        </w:tc>
+        <w:tc>
+          <w:tcPr>
+            <w:tcW w:w="700" w:type="dxa"/>
+          </w:tcPr>
+          <w:p>
+            <w:pPr>
+              <w:cnfStyle w:val="000000100000" w:firstRow="0" w:lastRow="0" w:firstColumn="0" w:lastColumn="0" w:oddVBand="0" w:evenVBand="0" w:oddHBand="1" w:evenHBand="0" w:firstRowFirstColumn="0" w:firstRowLastColumn="0" w:lastRowFirstColumn="0" w:lastRowLastColumn="0"/>
+            </w:pPr>
+            <w:r>
+              <w:rPr>
+                <w:sz w:val="17"/>
+              </w:rPr>
+              <w:t>0.246</w:t>
+            </w:r>
+          </w:p>
+        </w:tc>
+        <w:tc>
+          <w:tcPr>
+            <w:tcW w:w="700" w:type="dxa"/>
+          </w:tcPr>
+          <w:p>
+            <w:pPr>
+              <w:cnfStyle w:val="000000100000" w:firstRow="0" w:lastRow="0" w:firstColumn="0" w:lastColumn="0" w:oddVBand="0" w:evenVBand="0" w:oddHBand="1" w:evenHBand="0" w:firstRowFirstColumn="0" w:firstRowLastColumn="0" w:lastRowFirstColumn="0" w:lastRowLastColumn="0"/>
+            </w:pPr>
+            <w:r>
+              <w:rPr>
+                <w:sz w:val="17"/>
+              </w:rPr>
+              <w:t>0.381</w:t>
+            </w:r>
+          </w:p>
+        </w:tc>
+        <w:tc>
+          <w:tcPr>
+            <w:tcW w:w="950" w:type="dxa"/>
+          </w:tcPr>
+          <w:p>
+            <w:pPr>
+              <w:cnfStyle w:val="000000100000" w:firstRow="0" w:lastRow="0" w:firstColumn="0" w:lastColumn="0" w:oddVBand="0" w:evenVBand="0" w:oddHBand="1" w:evenHBand="0" w:firstRowFirstColumn="0" w:firstRowLastColumn="0" w:lastRowFirstColumn="0" w:lastRowLastColumn="0"/>
+            </w:pPr>
+            <w:r>
+              <w:rPr>
+                <w:sz w:val="17"/>
+              </w:rPr>
+              <w:t>5.02</w:t>
+            </w:r>
+          </w:p>
+        </w:tc>
+        <w:tc>
+          <w:tcPr>
+            <w:tcW w:w="950" w:type="dxa"/>
+          </w:tcPr>
+          <w:p>
+            <w:pPr>
+              <w:cnfStyle w:val="000000100000" w:firstRow="0" w:lastRow="0" w:firstColumn="0" w:lastColumn="0" w:oddVBand="0" w:evenVBand="0" w:oddHBand="1" w:evenHBand="0" w:firstRowFirstColumn="0" w:firstRowLastColumn="0" w:lastRowFirstColumn="0" w:lastRowLastColumn="0"/>
+            </w:pPr>
+            <w:r>
+              <w:rPr>
+                <w:sz w:val="17"/>
+              </w:rPr>
+              <w:t>161.18</w:t>
+            </w:r>
+          </w:p>
+        </w:tc>
+        <w:tc>
+          <w:tcPr>
+            <w:tcW w:w="800" w:type="dxa"/>
+          </w:tcPr>
+          <w:p>
+            <w:pPr>
+              <w:cnfStyle w:val="000000100000" w:firstRow="0" w:lastRow="0" w:firstColumn="0" w:lastColumn="0" w:oddVBand="0" w:evenVBand="0" w:oddHBand="1" w:evenHBand="0" w:firstRowFirstColumn="0" w:firstRowLastColumn="0" w:lastRowFirstColumn="0" w:lastRowLastColumn="0"/>
+            </w:pPr>
+            <w:r>
+              <w:rPr>
+                <w:sz w:val="17"/>
+              </w:rPr>
+              <w:t>Yes</w:t>
             </w:r>
           </w:p>
         </w:tc>
@@ -6075,21 +6732,20 @@
         <w:tc>
           <w:tcPr>
             <w:cnfStyle w:val="001000000000" w:firstRow="0" w:lastRow="0" w:firstColumn="1" w:lastColumn="0" w:oddVBand="0" w:evenVBand="0" w:oddHBand="0" w:evenHBand="0" w:firstRowFirstColumn="0" w:firstRowLastColumn="0" w:lastRowFirstColumn="0" w:lastRowLastColumn="0"/>
-            <w:tcW w:w="3600" w:type="dxa"/>
-          </w:tcPr>
-          <w:p>
-            <w:r>
-              <w:rPr>
-                <w:b w:val="0"/>
-                <w:sz w:val="17"/>
-              </w:rPr>
-              <w:t>Input baskets</w:t>
-            </w:r>
-          </w:p>
-        </w:tc>
-        <w:tc>
-          <w:tcPr>
-            <w:tcW w:w="7344" w:type="dxa"/>
+            <w:tcW w:w="900" w:type="dxa"/>
+          </w:tcPr>
+          <w:p>
+            <w:r>
+              <w:rPr>
+                <w:sz w:val="17"/>
+              </w:rPr>
+              <w:t>FP-Growth</w:t>
+            </w:r>
+          </w:p>
+        </w:tc>
+        <w:tc>
+          <w:tcPr>
+            <w:tcW w:w="700" w:type="dxa"/>
           </w:tcPr>
           <w:p>
             <w:pPr>
@@ -6099,7 +6755,199 @@
               <w:rPr>
                 <w:sz w:val="17"/>
               </w:rPr>
-              <w:t>155,691</w:t>
+              <w:t>0.005</w:t>
+            </w:r>
+          </w:p>
+        </w:tc>
+        <w:tc>
+          <w:tcPr>
+            <w:tcW w:w="600" w:type="dxa"/>
+          </w:tcPr>
+          <w:p>
+            <w:pPr>
+              <w:cnfStyle w:val="000000000000" w:firstRow="0" w:lastRow="0" w:firstColumn="0" w:lastColumn="0" w:oddVBand="0" w:evenVBand="0" w:oddHBand="0" w:evenHBand="0" w:firstRowFirstColumn="0" w:firstRowLastColumn="0" w:lastRowFirstColumn="0" w:lastRowLastColumn="0"/>
+            </w:pPr>
+            <w:r>
+              <w:rPr>
+                <w:sz w:val="17"/>
+              </w:rPr>
+              <w:t>0.5</w:t>
+            </w:r>
+          </w:p>
+        </w:tc>
+        <w:tc>
+          <w:tcPr>
+            <w:tcW w:w="600" w:type="dxa"/>
+          </w:tcPr>
+          <w:p>
+            <w:pPr>
+              <w:cnfStyle w:val="000000000000" w:firstRow="0" w:lastRow="0" w:firstColumn="0" w:lastColumn="0" w:oddVBand="0" w:evenVBand="0" w:oddHBand="0" w:evenHBand="0" w:firstRowFirstColumn="0" w:firstRowLastColumn="0" w:lastRowFirstColumn="0" w:lastRowLastColumn="0"/>
+            </w:pPr>
+            <w:r>
+              <w:rPr>
+                <w:sz w:val="17"/>
+              </w:rPr>
+              <w:t>1.3</w:t>
+            </w:r>
+          </w:p>
+        </w:tc>
+        <w:tc>
+          <w:tcPr>
+            <w:tcW w:w="800" w:type="dxa"/>
+          </w:tcPr>
+          <w:p>
+            <w:pPr>
+              <w:cnfStyle w:val="000000000000" w:firstRow="0" w:lastRow="0" w:firstColumn="0" w:lastColumn="0" w:oddVBand="0" w:evenVBand="0" w:oddHBand="0" w:evenHBand="0" w:firstRowFirstColumn="0" w:firstRowLastColumn="0" w:lastRowFirstColumn="0" w:lastRowLastColumn="0"/>
+            </w:pPr>
+            <w:r>
+              <w:rPr>
+                <w:sz w:val="17"/>
+              </w:rPr>
+              <w:t>10,007</w:t>
+            </w:r>
+          </w:p>
+        </w:tc>
+        <w:tc>
+          <w:tcPr>
+            <w:tcW w:w="750" w:type="dxa"/>
+          </w:tcPr>
+          <w:p>
+            <w:pPr>
+              <w:cnfStyle w:val="000000000000" w:firstRow="0" w:lastRow="0" w:firstColumn="0" w:lastColumn="0" w:oddVBand="0" w:evenVBand="0" w:oddHBand="0" w:evenHBand="0" w:firstRowFirstColumn="0" w:firstRowLastColumn="0" w:lastRowFirstColumn="0" w:lastRowLastColumn="0"/>
+            </w:pPr>
+            <w:r>
+              <w:rPr>
+                <w:sz w:val="17"/>
+              </w:rPr>
+              <w:t>5,983</w:t>
+            </w:r>
+          </w:p>
+        </w:tc>
+        <w:tc>
+          <w:tcPr>
+            <w:tcW w:w="800" w:type="dxa"/>
+          </w:tcPr>
+          <w:p>
+            <w:pPr>
+              <w:cnfStyle w:val="000000000000" w:firstRow="0" w:lastRow="0" w:firstColumn="0" w:lastColumn="0" w:oddVBand="0" w:evenVBand="0" w:oddHBand="0" w:evenHBand="0" w:firstRowFirstColumn="0" w:firstRowLastColumn="0" w:lastRowFirstColumn="0" w:lastRowLastColumn="0"/>
+            </w:pPr>
+            <w:r>
+              <w:rPr>
+                <w:sz w:val="17"/>
+              </w:rPr>
+              <w:t>0.6292</w:t>
+            </w:r>
+          </w:p>
+        </w:tc>
+        <w:tc>
+          <w:tcPr>
+            <w:tcW w:w="800" w:type="dxa"/>
+          </w:tcPr>
+          <w:p>
+            <w:pPr>
+              <w:cnfStyle w:val="000000000000" w:firstRow="0" w:lastRow="0" w:firstColumn="0" w:lastColumn="0" w:oddVBand="0" w:evenVBand="0" w:oddHBand="0" w:evenHBand="0" w:firstRowFirstColumn="0" w:firstRowLastColumn="0" w:lastRowFirstColumn="0" w:lastRowLastColumn="0"/>
+            </w:pPr>
+            <w:r>
+              <w:rPr>
+                <w:sz w:val="17"/>
+              </w:rPr>
+              <w:t>3.3337</w:t>
+            </w:r>
+          </w:p>
+        </w:tc>
+        <w:tc>
+          <w:tcPr>
+            <w:tcW w:w="650" w:type="dxa"/>
+          </w:tcPr>
+          <w:p>
+            <w:pPr>
+              <w:cnfStyle w:val="000000000000" w:firstRow="0" w:lastRow="0" w:firstColumn="0" w:lastColumn="0" w:oddVBand="0" w:evenVBand="0" w:oddHBand="0" w:evenHBand="0" w:firstRowFirstColumn="0" w:firstRowLastColumn="0" w:lastRowFirstColumn="0" w:lastRowLastColumn="0"/>
+            </w:pPr>
+            <w:r>
+              <w:rPr>
+                <w:sz w:val="17"/>
+              </w:rPr>
+              <w:t>0.174</w:t>
+            </w:r>
+          </w:p>
+        </w:tc>
+        <w:tc>
+          <w:tcPr>
+            <w:tcW w:w="700" w:type="dxa"/>
+          </w:tcPr>
+          <w:p>
+            <w:pPr>
+              <w:cnfStyle w:val="000000000000" w:firstRow="0" w:lastRow="0" w:firstColumn="0" w:lastColumn="0" w:oddVBand="0" w:evenVBand="0" w:oddHBand="0" w:evenHBand="0" w:firstRowFirstColumn="0" w:firstRowLastColumn="0" w:lastRowFirstColumn="0" w:lastRowLastColumn="0"/>
+            </w:pPr>
+            <w:r>
+              <w:rPr>
+                <w:sz w:val="17"/>
+              </w:rPr>
+              <w:t>0.395</w:t>
+            </w:r>
+          </w:p>
+        </w:tc>
+        <w:tc>
+          <w:tcPr>
+            <w:tcW w:w="700" w:type="dxa"/>
+          </w:tcPr>
+          <w:p>
+            <w:pPr>
+              <w:cnfStyle w:val="000000000000" w:firstRow="0" w:lastRow="0" w:firstColumn="0" w:lastColumn="0" w:oddVBand="0" w:evenVBand="0" w:oddHBand="0" w:evenHBand="0" w:firstRowFirstColumn="0" w:firstRowLastColumn="0" w:lastRowFirstColumn="0" w:lastRowLastColumn="0"/>
+            </w:pPr>
+            <w:r>
+              <w:rPr>
+                <w:sz w:val="17"/>
+              </w:rPr>
+              <w:t>0.619</w:t>
+            </w:r>
+          </w:p>
+        </w:tc>
+        <w:tc>
+          <w:tcPr>
+            <w:tcW w:w="950" w:type="dxa"/>
+          </w:tcPr>
+          <w:p>
+            <w:pPr>
+              <w:cnfStyle w:val="000000000000" w:firstRow="0" w:lastRow="0" w:firstColumn="0" w:lastColumn="0" w:oddVBand="0" w:evenVBand="0" w:oddHBand="0" w:evenHBand="0" w:firstRowFirstColumn="0" w:firstRowLastColumn="0" w:lastRowFirstColumn="0" w:lastRowLastColumn="0"/>
+            </w:pPr>
+            <w:r>
+              <w:rPr>
+                <w:sz w:val="17"/>
+              </w:rPr>
+              <w:t>12.56</w:t>
+            </w:r>
+          </w:p>
+        </w:tc>
+        <w:tc>
+          <w:tcPr>
+            <w:tcW w:w="950" w:type="dxa"/>
+          </w:tcPr>
+          <w:p>
+            <w:pPr>
+              <w:cnfStyle w:val="000000000000" w:firstRow="0" w:lastRow="0" w:firstColumn="0" w:lastColumn="0" w:oddVBand="0" w:evenVBand="0" w:oddHBand="0" w:evenHBand="0" w:firstRowFirstColumn="0" w:firstRowLastColumn="0" w:lastRowFirstColumn="0" w:lastRowLastColumn="0"/>
+            </w:pPr>
+            <w:r>
+              <w:rPr>
+                <w:sz w:val="17"/>
+              </w:rPr>
+              <w:t>24.84</w:t>
+            </w:r>
+          </w:p>
+        </w:tc>
+        <w:tc>
+          <w:tcPr>
+            <w:tcW w:w="800" w:type="dxa"/>
+          </w:tcPr>
+          <w:p>
+            <w:pPr>
+              <w:cnfStyle w:val="000000000000" w:firstRow="0" w:lastRow="0" w:firstColumn="0" w:lastColumn="0" w:oddVBand="0" w:evenVBand="0" w:oddHBand="0" w:evenHBand="0" w:firstRowFirstColumn="0" w:firstRowLastColumn="0" w:lastRowFirstColumn="0" w:lastRowLastColumn="0"/>
+            </w:pPr>
+            <w:r>
+              <w:rPr>
+                <w:sz w:val="17"/>
+              </w:rPr>
+              <w:t>No</w:t>
             </w:r>
           </w:p>
         </w:tc>
@@ -6111,21 +6959,2556 @@
         <w:tc>
           <w:tcPr>
             <w:cnfStyle w:val="001000000000" w:firstRow="0" w:lastRow="0" w:firstColumn="1" w:lastColumn="0" w:oddVBand="0" w:evenVBand="0" w:oddHBand="0" w:evenHBand="0" w:firstRowFirstColumn="0" w:firstRowLastColumn="0" w:lastRowFirstColumn="0" w:lastRowLastColumn="0"/>
+            <w:tcW w:w="900" w:type="dxa"/>
+          </w:tcPr>
+          <w:p>
+            <w:r>
+              <w:rPr>
+                <w:sz w:val="17"/>
+              </w:rPr>
+              <w:t>FP-Growth</w:t>
+            </w:r>
+          </w:p>
+        </w:tc>
+        <w:tc>
+          <w:tcPr>
+            <w:tcW w:w="700" w:type="dxa"/>
+          </w:tcPr>
+          <w:p>
+            <w:pPr>
+              <w:cnfStyle w:val="000000100000" w:firstRow="0" w:lastRow="0" w:firstColumn="0" w:lastColumn="0" w:oddVBand="0" w:evenVBand="0" w:oddHBand="1" w:evenHBand="0" w:firstRowFirstColumn="0" w:firstRowLastColumn="0" w:lastRowFirstColumn="0" w:lastRowLastColumn="0"/>
+            </w:pPr>
+            <w:r>
+              <w:rPr>
+                <w:sz w:val="17"/>
+              </w:rPr>
+              <w:t>0.003</w:t>
+            </w:r>
+          </w:p>
+        </w:tc>
+        <w:tc>
+          <w:tcPr>
+            <w:tcW w:w="600" w:type="dxa"/>
+          </w:tcPr>
+          <w:p>
+            <w:pPr>
+              <w:cnfStyle w:val="000000100000" w:firstRow="0" w:lastRow="0" w:firstColumn="0" w:lastColumn="0" w:oddVBand="0" w:evenVBand="0" w:oddHBand="1" w:evenHBand="0" w:firstRowFirstColumn="0" w:firstRowLastColumn="0" w:lastRowFirstColumn="0" w:lastRowLastColumn="0"/>
+            </w:pPr>
+            <w:r>
+              <w:rPr>
+                <w:sz w:val="17"/>
+              </w:rPr>
+              <w:t>0.4</w:t>
+            </w:r>
+          </w:p>
+        </w:tc>
+        <w:tc>
+          <w:tcPr>
+            <w:tcW w:w="600" w:type="dxa"/>
+          </w:tcPr>
+          <w:p>
+            <w:pPr>
+              <w:cnfStyle w:val="000000100000" w:firstRow="0" w:lastRow="0" w:firstColumn="0" w:lastColumn="0" w:oddVBand="0" w:evenVBand="0" w:oddHBand="1" w:evenHBand="0" w:firstRowFirstColumn="0" w:firstRowLastColumn="0" w:lastRowFirstColumn="0" w:lastRowLastColumn="0"/>
+            </w:pPr>
+            <w:r>
+              <w:rPr>
+                <w:sz w:val="17"/>
+              </w:rPr>
+              <w:t>1.2</w:t>
+            </w:r>
+          </w:p>
+        </w:tc>
+        <w:tc>
+          <w:tcPr>
+            <w:tcW w:w="800" w:type="dxa"/>
+          </w:tcPr>
+          <w:p>
+            <w:pPr>
+              <w:cnfStyle w:val="000000100000" w:firstRow="0" w:lastRow="0" w:firstColumn="0" w:lastColumn="0" w:oddVBand="0" w:evenVBand="0" w:oddHBand="1" w:evenHBand="0" w:firstRowFirstColumn="0" w:firstRowLastColumn="0" w:lastRowFirstColumn="0" w:lastRowLastColumn="0"/>
+            </w:pPr>
+            <w:r>
+              <w:rPr>
+                <w:sz w:val="17"/>
+              </w:rPr>
+              <w:t>24,452</w:t>
+            </w:r>
+          </w:p>
+        </w:tc>
+        <w:tc>
+          <w:tcPr>
+            <w:tcW w:w="750" w:type="dxa"/>
+          </w:tcPr>
+          <w:p>
+            <w:pPr>
+              <w:cnfStyle w:val="000000100000" w:firstRow="0" w:lastRow="0" w:firstColumn="0" w:lastColumn="0" w:oddVBand="0" w:evenVBand="0" w:oddHBand="1" w:evenHBand="0" w:firstRowFirstColumn="0" w:firstRowLastColumn="0" w:lastRowFirstColumn="0" w:lastRowLastColumn="0"/>
+            </w:pPr>
+            <w:r>
+              <w:rPr>
+                <w:sz w:val="17"/>
+              </w:rPr>
+              <w:t>19,727</w:t>
+            </w:r>
+          </w:p>
+        </w:tc>
+        <w:tc>
+          <w:tcPr>
+            <w:tcW w:w="800" w:type="dxa"/>
+          </w:tcPr>
+          <w:p>
+            <w:pPr>
+              <w:cnfStyle w:val="000000100000" w:firstRow="0" w:lastRow="0" w:firstColumn="0" w:lastColumn="0" w:oddVBand="0" w:evenVBand="0" w:oddHBand="1" w:evenHBand="0" w:firstRowFirstColumn="0" w:firstRowLastColumn="0" w:lastRowFirstColumn="0" w:lastRowLastColumn="0"/>
+            </w:pPr>
+            <w:r>
+              <w:rPr>
+                <w:sz w:val="17"/>
+              </w:rPr>
+              <w:t>0.5589</w:t>
+            </w:r>
+          </w:p>
+        </w:tc>
+        <w:tc>
+          <w:tcPr>
+            <w:tcW w:w="800" w:type="dxa"/>
+          </w:tcPr>
+          <w:p>
+            <w:pPr>
+              <w:cnfStyle w:val="000000100000" w:firstRow="0" w:lastRow="0" w:firstColumn="0" w:lastColumn="0" w:oddVBand="0" w:evenVBand="0" w:oddHBand="1" w:evenHBand="0" w:firstRowFirstColumn="0" w:firstRowLastColumn="0" w:lastRowFirstColumn="0" w:lastRowLastColumn="0"/>
+            </w:pPr>
+            <w:r>
+              <w:rPr>
+                <w:sz w:val="17"/>
+              </w:rPr>
+              <w:t>3.6586</w:t>
+            </w:r>
+          </w:p>
+        </w:tc>
+        <w:tc>
+          <w:tcPr>
+            <w:tcW w:w="650" w:type="dxa"/>
+          </w:tcPr>
+          <w:p>
+            <w:pPr>
+              <w:cnfStyle w:val="000000100000" w:firstRow="0" w:lastRow="0" w:firstColumn="0" w:lastColumn="0" w:oddVBand="0" w:evenVBand="0" w:oddHBand="1" w:evenHBand="0" w:firstRowFirstColumn="0" w:firstRowLastColumn="0" w:lastRowFirstColumn="0" w:lastRowLastColumn="0"/>
+            </w:pPr>
+            <w:r>
+              <w:rPr>
+                <w:sz w:val="17"/>
+              </w:rPr>
+              <w:t>0.135</w:t>
+            </w:r>
+          </w:p>
+        </w:tc>
+        <w:tc>
+          <w:tcPr>
+            <w:tcW w:w="700" w:type="dxa"/>
+          </w:tcPr>
+          <w:p>
+            <w:pPr>
+              <w:cnfStyle w:val="000000100000" w:firstRow="0" w:lastRow="0" w:firstColumn="0" w:lastColumn="0" w:oddVBand="0" w:evenVBand="0" w:oddHBand="1" w:evenHBand="0" w:firstRowFirstColumn="0" w:firstRowLastColumn="0" w:lastRowFirstColumn="0" w:lastRowLastColumn="0"/>
+            </w:pPr>
+            <w:r>
+              <w:rPr>
+                <w:sz w:val="17"/>
+              </w:rPr>
+              <w:t>0.431</w:t>
+            </w:r>
+          </w:p>
+        </w:tc>
+        <w:tc>
+          <w:tcPr>
+            <w:tcW w:w="700" w:type="dxa"/>
+          </w:tcPr>
+          <w:p>
+            <w:pPr>
+              <w:cnfStyle w:val="000000100000" w:firstRow="0" w:lastRow="0" w:firstColumn="0" w:lastColumn="0" w:oddVBand="0" w:evenVBand="0" w:oddHBand="1" w:evenHBand="0" w:firstRowFirstColumn="0" w:firstRowLastColumn="0" w:lastRowFirstColumn="0" w:lastRowLastColumn="0"/>
+            </w:pPr>
+            <w:r>
+              <w:rPr>
+                <w:sz w:val="17"/>
+              </w:rPr>
+              <w:t>0.590</w:t>
+            </w:r>
+          </w:p>
+        </w:tc>
+        <w:tc>
+          <w:tcPr>
+            <w:tcW w:w="950" w:type="dxa"/>
+          </w:tcPr>
+          <w:p>
+            <w:pPr>
+              <w:cnfStyle w:val="000000100000" w:firstRow="0" w:lastRow="0" w:firstColumn="0" w:lastColumn="0" w:oddVBand="0" w:evenVBand="0" w:oddHBand="1" w:evenHBand="0" w:firstRowFirstColumn="0" w:firstRowLastColumn="0" w:lastRowFirstColumn="0" w:lastRowLastColumn="0"/>
+            </w:pPr>
+            <w:r>
+              <w:rPr>
+                <w:sz w:val="17"/>
+              </w:rPr>
+              <w:t>19.18</w:t>
+            </w:r>
+          </w:p>
+        </w:tc>
+        <w:tc>
+          <w:tcPr>
+            <w:tcW w:w="950" w:type="dxa"/>
+          </w:tcPr>
+          <w:p>
+            <w:pPr>
+              <w:cnfStyle w:val="000000100000" w:firstRow="0" w:lastRow="0" w:firstColumn="0" w:lastColumn="0" w:oddVBand="0" w:evenVBand="0" w:oddHBand="1" w:evenHBand="0" w:firstRowFirstColumn="0" w:firstRowLastColumn="0" w:lastRowFirstColumn="0" w:lastRowLastColumn="0"/>
+            </w:pPr>
+            <w:r>
+              <w:rPr>
+                <w:sz w:val="17"/>
+              </w:rPr>
+              <w:t>30.97</w:t>
+            </w:r>
+          </w:p>
+        </w:tc>
+        <w:tc>
+          <w:tcPr>
+            <w:tcW w:w="800" w:type="dxa"/>
+          </w:tcPr>
+          <w:p>
+            <w:pPr>
+              <w:cnfStyle w:val="000000100000" w:firstRow="0" w:lastRow="0" w:firstColumn="0" w:lastColumn="0" w:oddVBand="0" w:evenVBand="0" w:oddHBand="1" w:evenHBand="0" w:firstRowFirstColumn="0" w:firstRowLastColumn="0" w:lastRowFirstColumn="0" w:lastRowLastColumn="0"/>
+            </w:pPr>
+            <w:r>
+              <w:rPr>
+                <w:sz w:val="17"/>
+              </w:rPr>
+              <w:t>No</w:t>
+            </w:r>
+          </w:p>
+        </w:tc>
+      </w:tr>
+      <w:tr>
+        <w:tc>
+          <w:tcPr>
+            <w:cnfStyle w:val="001000000000" w:firstRow="0" w:lastRow="0" w:firstColumn="1" w:lastColumn="0" w:oddVBand="0" w:evenVBand="0" w:oddHBand="0" w:evenHBand="0" w:firstRowFirstColumn="0" w:firstRowLastColumn="0" w:lastRowFirstColumn="0" w:lastRowLastColumn="0"/>
+            <w:tcW w:w="900" w:type="dxa"/>
+          </w:tcPr>
+          <w:p>
+            <w:r>
+              <w:rPr>
+                <w:sz w:val="17"/>
+              </w:rPr>
+              <w:t>FP-Growth</w:t>
+            </w:r>
+          </w:p>
+        </w:tc>
+        <w:tc>
+          <w:tcPr>
+            <w:tcW w:w="700" w:type="dxa"/>
+          </w:tcPr>
+          <w:p>
+            <w:pPr>
+              <w:cnfStyle w:val="000000000000" w:firstRow="0" w:lastRow="0" w:firstColumn="0" w:lastColumn="0" w:oddVBand="0" w:evenVBand="0" w:oddHBand="0" w:evenHBand="0" w:firstRowFirstColumn="0" w:firstRowLastColumn="0" w:lastRowFirstColumn="0" w:lastRowLastColumn="0"/>
+            </w:pPr>
+            <w:r>
+              <w:rPr>
+                <w:sz w:val="17"/>
+              </w:rPr>
+              <w:t>0.001</w:t>
+            </w:r>
+          </w:p>
+        </w:tc>
+        <w:tc>
+          <w:tcPr>
+            <w:tcW w:w="600" w:type="dxa"/>
+          </w:tcPr>
+          <w:p>
+            <w:pPr>
+              <w:cnfStyle w:val="000000000000" w:firstRow="0" w:lastRow="0" w:firstColumn="0" w:lastColumn="0" w:oddVBand="0" w:evenVBand="0" w:oddHBand="0" w:evenHBand="0" w:firstRowFirstColumn="0" w:firstRowLastColumn="0" w:lastRowFirstColumn="0" w:lastRowLastColumn="0"/>
+            </w:pPr>
+            <w:r>
+              <w:rPr>
+                <w:sz w:val="17"/>
+              </w:rPr>
+              <w:t>0.3</w:t>
+            </w:r>
+          </w:p>
+        </w:tc>
+        <w:tc>
+          <w:tcPr>
+            <w:tcW w:w="600" w:type="dxa"/>
+          </w:tcPr>
+          <w:p>
+            <w:pPr>
+              <w:cnfStyle w:val="000000000000" w:firstRow="0" w:lastRow="0" w:firstColumn="0" w:lastColumn="0" w:oddVBand="0" w:evenVBand="0" w:oddHBand="0" w:evenHBand="0" w:firstRowFirstColumn="0" w:firstRowLastColumn="0" w:lastRowFirstColumn="0" w:lastRowLastColumn="0"/>
+            </w:pPr>
+            <w:r>
+              <w:rPr>
+                <w:sz w:val="17"/>
+              </w:rPr>
+              <w:t>1.0</w:t>
+            </w:r>
+          </w:p>
+        </w:tc>
+        <w:tc>
+          <w:tcPr>
+            <w:tcW w:w="800" w:type="dxa"/>
+          </w:tcPr>
+          <w:p>
+            <w:pPr>
+              <w:cnfStyle w:val="000000000000" w:firstRow="0" w:lastRow="0" w:firstColumn="0" w:lastColumn="0" w:oddVBand="0" w:evenVBand="0" w:oddHBand="0" w:evenHBand="0" w:firstRowFirstColumn="0" w:firstRowLastColumn="0" w:lastRowFirstColumn="0" w:lastRowLastColumn="0"/>
+            </w:pPr>
+            <w:r>
+              <w:rPr>
+                <w:sz w:val="17"/>
+              </w:rPr>
+              <w:t>104,312</w:t>
+            </w:r>
+          </w:p>
+        </w:tc>
+        <w:tc>
+          <w:tcPr>
+            <w:tcW w:w="750" w:type="dxa"/>
+          </w:tcPr>
+          <w:p>
+            <w:pPr>
+              <w:cnfStyle w:val="000000000000" w:firstRow="0" w:lastRow="0" w:firstColumn="0" w:lastColumn="0" w:oddVBand="0" w:evenVBand="0" w:oddHBand="0" w:evenHBand="0" w:firstRowFirstColumn="0" w:firstRowLastColumn="0" w:lastRowFirstColumn="0" w:lastRowLastColumn="0"/>
+            </w:pPr>
+            <w:r>
+              <w:rPr>
+                <w:sz w:val="17"/>
+              </w:rPr>
+              <w:t>98,818</w:t>
+            </w:r>
+          </w:p>
+        </w:tc>
+        <w:tc>
+          <w:tcPr>
+            <w:tcW w:w="800" w:type="dxa"/>
+          </w:tcPr>
+          <w:p>
+            <w:pPr>
+              <w:cnfStyle w:val="000000000000" w:firstRow="0" w:lastRow="0" w:firstColumn="0" w:lastColumn="0" w:oddVBand="0" w:evenVBand="0" w:oddHBand="0" w:evenHBand="0" w:firstRowFirstColumn="0" w:firstRowLastColumn="0" w:lastRowFirstColumn="0" w:lastRowLastColumn="0"/>
+            </w:pPr>
+            <w:r>
+              <w:rPr>
+                <w:sz w:val="17"/>
+              </w:rPr>
+              <w:t>0.4535</w:t>
+            </w:r>
+          </w:p>
+        </w:tc>
+        <w:tc>
+          <w:tcPr>
+            <w:tcW w:w="800" w:type="dxa"/>
+          </w:tcPr>
+          <w:p>
+            <w:pPr>
+              <w:cnfStyle w:val="000000000000" w:firstRow="0" w:lastRow="0" w:firstColumn="0" w:lastColumn="0" w:oddVBand="0" w:evenVBand="0" w:oddHBand="0" w:evenHBand="0" w:firstRowFirstColumn="0" w:firstRowLastColumn="0" w:lastRowFirstColumn="0" w:lastRowLastColumn="0"/>
+            </w:pPr>
+            <w:r>
+              <w:rPr>
+                <w:sz w:val="17"/>
+              </w:rPr>
+              <w:t>4.2795</w:t>
+            </w:r>
+          </w:p>
+        </w:tc>
+        <w:tc>
+          <w:tcPr>
+            <w:tcW w:w="650" w:type="dxa"/>
+          </w:tcPr>
+          <w:p>
+            <w:pPr>
+              <w:cnfStyle w:val="000000000000" w:firstRow="0" w:lastRow="0" w:firstColumn="0" w:lastColumn="0" w:oddVBand="0" w:evenVBand="0" w:oddHBand="0" w:evenHBand="0" w:firstRowFirstColumn="0" w:firstRowLastColumn="0" w:lastRowFirstColumn="0" w:lastRowLastColumn="0"/>
+            </w:pPr>
+            <w:r>
+              <w:rPr>
+                <w:sz w:val="17"/>
+              </w:rPr>
+              <w:t>0.112</w:t>
+            </w:r>
+          </w:p>
+        </w:tc>
+        <w:tc>
+          <w:tcPr>
+            <w:tcW w:w="700" w:type="dxa"/>
+          </w:tcPr>
+          <w:p>
+            <w:pPr>
+              <w:cnfStyle w:val="000000000000" w:firstRow="0" w:lastRow="0" w:firstColumn="0" w:lastColumn="0" w:oddVBand="0" w:evenVBand="0" w:oddHBand="0" w:evenHBand="0" w:firstRowFirstColumn="0" w:firstRowLastColumn="0" w:lastRowFirstColumn="0" w:lastRowLastColumn="0"/>
+            </w:pPr>
+            <w:r>
+              <w:rPr>
+                <w:sz w:val="17"/>
+              </w:rPr>
+              <w:t>0.383</w:t>
+            </w:r>
+          </w:p>
+        </w:tc>
+        <w:tc>
+          <w:tcPr>
+            <w:tcW w:w="700" w:type="dxa"/>
+          </w:tcPr>
+          <w:p>
+            <w:pPr>
+              <w:cnfStyle w:val="000000000000" w:firstRow="0" w:lastRow="0" w:firstColumn="0" w:lastColumn="0" w:oddVBand="0" w:evenVBand="0" w:oddHBand="0" w:evenHBand="0" w:firstRowFirstColumn="0" w:firstRowLastColumn="0" w:lastRowFirstColumn="0" w:lastRowLastColumn="0"/>
+            </w:pPr>
+            <w:r>
+              <w:rPr>
+                <w:sz w:val="17"/>
+              </w:rPr>
+              <w:t>0.536</w:t>
+            </w:r>
+          </w:p>
+        </w:tc>
+        <w:tc>
+          <w:tcPr>
+            <w:tcW w:w="950" w:type="dxa"/>
+          </w:tcPr>
+          <w:p>
+            <w:pPr>
+              <w:cnfStyle w:val="000000000000" w:firstRow="0" w:lastRow="0" w:firstColumn="0" w:lastColumn="0" w:oddVBand="0" w:evenVBand="0" w:oddHBand="0" w:evenHBand="0" w:firstRowFirstColumn="0" w:firstRowLastColumn="0" w:lastRowFirstColumn="0" w:lastRowLastColumn="0"/>
+            </w:pPr>
+            <w:r>
+              <w:rPr>
+                <w:sz w:val="17"/>
+              </w:rPr>
+              <w:t>49.24</w:t>
+            </w:r>
+          </w:p>
+        </w:tc>
+        <w:tc>
+          <w:tcPr>
+            <w:tcW w:w="950" w:type="dxa"/>
+          </w:tcPr>
+          <w:p>
+            <w:pPr>
+              <w:cnfStyle w:val="000000000000" w:firstRow="0" w:lastRow="0" w:firstColumn="0" w:lastColumn="0" w:oddVBand="0" w:evenVBand="0" w:oddHBand="0" w:evenHBand="0" w:firstRowFirstColumn="0" w:firstRowLastColumn="0" w:lastRowFirstColumn="0" w:lastRowLastColumn="0"/>
+            </w:pPr>
+            <w:r>
+              <w:rPr>
+                <w:sz w:val="17"/>
+              </w:rPr>
+              <w:t>38.14</w:t>
+            </w:r>
+          </w:p>
+        </w:tc>
+        <w:tc>
+          <w:tcPr>
+            <w:tcW w:w="800" w:type="dxa"/>
+          </w:tcPr>
+          <w:p>
+            <w:pPr>
+              <w:cnfStyle w:val="000000000000" w:firstRow="0" w:lastRow="0" w:firstColumn="0" w:lastColumn="0" w:oddVBand="0" w:evenVBand="0" w:oddHBand="0" w:evenHBand="0" w:firstRowFirstColumn="0" w:firstRowLastColumn="0" w:lastRowFirstColumn="0" w:lastRowLastColumn="0"/>
+            </w:pPr>
+            <w:r>
+              <w:rPr>
+                <w:sz w:val="17"/>
+              </w:rPr>
+              <w:t>No</w:t>
+            </w:r>
+          </w:p>
+        </w:tc>
+      </w:tr>
+      <w:tr>
+        <w:trPr>
+          <w:cnfStyle w:val="000000100000" w:firstRow="0" w:lastRow="0" w:firstColumn="0" w:lastColumn="0" w:oddVBand="0" w:evenVBand="0" w:oddHBand="1" w:evenHBand="0" w:firstRowFirstColumn="0" w:firstRowLastColumn="0" w:lastRowFirstColumn="0" w:lastRowLastColumn="0"/>
+        </w:trPr>
+        <w:tc>
+          <w:tcPr>
+            <w:cnfStyle w:val="001000000000" w:firstRow="0" w:lastRow="0" w:firstColumn="1" w:lastColumn="0" w:oddVBand="0" w:evenVBand="0" w:oddHBand="0" w:evenHBand="0" w:firstRowFirstColumn="0" w:firstRowLastColumn="0" w:lastRowFirstColumn="0" w:lastRowLastColumn="0"/>
+            <w:tcW w:w="900" w:type="dxa"/>
+          </w:tcPr>
+          <w:p>
+            <w:r>
+              <w:rPr>
+                <w:sz w:val="17"/>
+              </w:rPr>
+              <w:t>ECLAT</w:t>
+            </w:r>
+          </w:p>
+        </w:tc>
+        <w:tc>
+          <w:tcPr>
+            <w:tcW w:w="700" w:type="dxa"/>
+          </w:tcPr>
+          <w:p>
+            <w:pPr>
+              <w:cnfStyle w:val="000000100000" w:firstRow="0" w:lastRow="0" w:firstColumn="0" w:lastColumn="0" w:oddVBand="0" w:evenVBand="0" w:oddHBand="1" w:evenHBand="0" w:firstRowFirstColumn="0" w:firstRowLastColumn="0" w:lastRowFirstColumn="0" w:lastRowLastColumn="0"/>
+            </w:pPr>
+            <w:r>
+              <w:rPr>
+                <w:sz w:val="17"/>
+              </w:rPr>
+              <w:t>0.010</w:t>
+            </w:r>
+          </w:p>
+        </w:tc>
+        <w:tc>
+          <w:tcPr>
+            <w:tcW w:w="600" w:type="dxa"/>
+          </w:tcPr>
+          <w:p>
+            <w:pPr>
+              <w:cnfStyle w:val="000000100000" w:firstRow="0" w:lastRow="0" w:firstColumn="0" w:lastColumn="0" w:oddVBand="0" w:evenVBand="0" w:oddHBand="1" w:evenHBand="0" w:firstRowFirstColumn="0" w:firstRowLastColumn="0" w:lastRowFirstColumn="0" w:lastRowLastColumn="0"/>
+            </w:pPr>
+            <w:r>
+              <w:rPr>
+                <w:sz w:val="17"/>
+              </w:rPr>
+              <w:t>0.6</w:t>
+            </w:r>
+          </w:p>
+        </w:tc>
+        <w:tc>
+          <w:tcPr>
+            <w:tcW w:w="600" w:type="dxa"/>
+          </w:tcPr>
+          <w:p>
+            <w:pPr>
+              <w:cnfStyle w:val="000000100000" w:firstRow="0" w:lastRow="0" w:firstColumn="0" w:lastColumn="0" w:oddVBand="0" w:evenVBand="0" w:oddHBand="1" w:evenHBand="0" w:firstRowFirstColumn="0" w:firstRowLastColumn="0" w:lastRowFirstColumn="0" w:lastRowLastColumn="0"/>
+            </w:pPr>
+            <w:r>
+              <w:rPr>
+                <w:sz w:val="17"/>
+              </w:rPr>
+              <w:t>1.5</w:t>
+            </w:r>
+          </w:p>
+        </w:tc>
+        <w:tc>
+          <w:tcPr>
+            <w:tcW w:w="800" w:type="dxa"/>
+          </w:tcPr>
+          <w:p>
+            <w:pPr>
+              <w:cnfStyle w:val="000000100000" w:firstRow="0" w:lastRow="0" w:firstColumn="0" w:lastColumn="0" w:oddVBand="0" w:evenVBand="0" w:oddHBand="1" w:evenHBand="0" w:firstRowFirstColumn="0" w:firstRowLastColumn="0" w:lastRowFirstColumn="0" w:lastRowLastColumn="0"/>
+            </w:pPr>
+            <w:r>
+              <w:rPr>
+                <w:sz w:val="17"/>
+              </w:rPr>
+              <w:t>2,381</w:t>
+            </w:r>
+          </w:p>
+        </w:tc>
+        <w:tc>
+          <w:tcPr>
+            <w:tcW w:w="750" w:type="dxa"/>
+          </w:tcPr>
+          <w:p>
+            <w:pPr>
+              <w:cnfStyle w:val="000000100000" w:firstRow="0" w:lastRow="0" w:firstColumn="0" w:lastColumn="0" w:oddVBand="0" w:evenVBand="0" w:oddHBand="1" w:evenHBand="0" w:firstRowFirstColumn="0" w:firstRowLastColumn="0" w:lastRowFirstColumn="0" w:lastRowLastColumn="0"/>
+            </w:pPr>
+            <w:r>
+              <w:rPr>
+                <w:sz w:val="17"/>
+              </w:rPr>
+              <w:t>969</w:t>
+            </w:r>
+          </w:p>
+        </w:tc>
+        <w:tc>
+          <w:tcPr>
+            <w:tcW w:w="800" w:type="dxa"/>
+          </w:tcPr>
+          <w:p>
+            <w:pPr>
+              <w:cnfStyle w:val="000000100000" w:firstRow="0" w:lastRow="0" w:firstColumn="0" w:lastColumn="0" w:oddVBand="0" w:evenVBand="0" w:oddHBand="1" w:evenHBand="0" w:firstRowFirstColumn="0" w:firstRowLastColumn="0" w:lastRowFirstColumn="0" w:lastRowLastColumn="0"/>
+            </w:pPr>
+            <w:r>
+              <w:rPr>
+                <w:sz w:val="17"/>
+              </w:rPr>
+              <w:t>0.6698</w:t>
+            </w:r>
+          </w:p>
+        </w:tc>
+        <w:tc>
+          <w:tcPr>
+            <w:tcW w:w="800" w:type="dxa"/>
+          </w:tcPr>
+          <w:p>
+            <w:pPr>
+              <w:cnfStyle w:val="000000100000" w:firstRow="0" w:lastRow="0" w:firstColumn="0" w:lastColumn="0" w:oddVBand="0" w:evenVBand="0" w:oddHBand="1" w:evenHBand="0" w:firstRowFirstColumn="0" w:firstRowLastColumn="0" w:lastRowFirstColumn="0" w:lastRowLastColumn="0"/>
+            </w:pPr>
+            <w:r>
+              <w:rPr>
+                <w:sz w:val="17"/>
+              </w:rPr>
+              <w:t>3.1204</w:t>
+            </w:r>
+          </w:p>
+        </w:tc>
+        <w:tc>
+          <w:tcPr>
+            <w:tcW w:w="650" w:type="dxa"/>
+          </w:tcPr>
+          <w:p>
+            <w:pPr>
+              <w:cnfStyle w:val="000000100000" w:firstRow="0" w:lastRow="0" w:firstColumn="0" w:lastColumn="0" w:oddVBand="0" w:evenVBand="0" w:oddHBand="1" w:evenHBand="0" w:firstRowFirstColumn="0" w:firstRowLastColumn="0" w:lastRowFirstColumn="0" w:lastRowLastColumn="0"/>
+            </w:pPr>
+            <w:r>
+              <w:rPr>
+                <w:sz w:val="17"/>
+              </w:rPr>
+              <w:t>0.166</w:t>
+            </w:r>
+          </w:p>
+        </w:tc>
+        <w:tc>
+          <w:tcPr>
+            <w:tcW w:w="700" w:type="dxa"/>
+          </w:tcPr>
+          <w:p>
+            <w:pPr>
+              <w:cnfStyle w:val="000000100000" w:firstRow="0" w:lastRow="0" w:firstColumn="0" w:lastColumn="0" w:oddVBand="0" w:evenVBand="0" w:oddHBand="1" w:evenHBand="0" w:firstRowFirstColumn="0" w:firstRowLastColumn="0" w:lastRowFirstColumn="0" w:lastRowLastColumn="0"/>
+            </w:pPr>
+            <w:r>
+              <w:rPr>
+                <w:sz w:val="17"/>
+              </w:rPr>
+              <w:t>0.246</w:t>
+            </w:r>
+          </w:p>
+        </w:tc>
+        <w:tc>
+          <w:tcPr>
+            <w:tcW w:w="700" w:type="dxa"/>
+          </w:tcPr>
+          <w:p>
+            <w:pPr>
+              <w:cnfStyle w:val="000000100000" w:firstRow="0" w:lastRow="0" w:firstColumn="0" w:lastColumn="0" w:oddVBand="0" w:evenVBand="0" w:oddHBand="1" w:evenHBand="0" w:firstRowFirstColumn="0" w:firstRowLastColumn="0" w:lastRowFirstColumn="0" w:lastRowLastColumn="0"/>
+            </w:pPr>
+            <w:r>
+              <w:rPr>
+                <w:sz w:val="17"/>
+              </w:rPr>
+              <w:t>0.381</w:t>
+            </w:r>
+          </w:p>
+        </w:tc>
+        <w:tc>
+          <w:tcPr>
+            <w:tcW w:w="950" w:type="dxa"/>
+          </w:tcPr>
+          <w:p>
+            <w:pPr>
+              <w:cnfStyle w:val="000000100000" w:firstRow="0" w:lastRow="0" w:firstColumn="0" w:lastColumn="0" w:oddVBand="0" w:evenVBand="0" w:oddHBand="1" w:evenHBand="0" w:firstRowFirstColumn="0" w:firstRowLastColumn="0" w:lastRowFirstColumn="0" w:lastRowLastColumn="0"/>
+            </w:pPr>
+            <w:r>
+              <w:rPr>
+                <w:sz w:val="17"/>
+              </w:rPr>
+              <w:t>3.47</w:t>
+            </w:r>
+          </w:p>
+        </w:tc>
+        <w:tc>
+          <w:tcPr>
+            <w:tcW w:w="950" w:type="dxa"/>
+          </w:tcPr>
+          <w:p>
+            <w:pPr>
+              <w:cnfStyle w:val="000000100000" w:firstRow="0" w:lastRow="0" w:firstColumn="0" w:lastColumn="0" w:oddVBand="0" w:evenVBand="0" w:oddHBand="1" w:evenHBand="0" w:firstRowFirstColumn="0" w:firstRowLastColumn="0" w:lastRowFirstColumn="0" w:lastRowLastColumn="0"/>
+            </w:pPr>
+            <w:r>
+              <w:rPr>
+                <w:sz w:val="17"/>
+              </w:rPr>
+              <w:t>51.52</w:t>
+            </w:r>
+          </w:p>
+        </w:tc>
+        <w:tc>
+          <w:tcPr>
+            <w:tcW w:w="800" w:type="dxa"/>
+          </w:tcPr>
+          <w:p>
+            <w:pPr>
+              <w:cnfStyle w:val="000000100000" w:firstRow="0" w:lastRow="0" w:firstColumn="0" w:lastColumn="0" w:oddVBand="0" w:evenVBand="0" w:oddHBand="1" w:evenHBand="0" w:firstRowFirstColumn="0" w:firstRowLastColumn="0" w:lastRowFirstColumn="0" w:lastRowLastColumn="0"/>
+            </w:pPr>
+            <w:r>
+              <w:rPr>
+                <w:sz w:val="17"/>
+              </w:rPr>
+              <w:t>Yes</w:t>
+            </w:r>
+          </w:p>
+        </w:tc>
+      </w:tr>
+      <w:tr>
+        <w:tc>
+          <w:tcPr>
+            <w:cnfStyle w:val="001000000000" w:firstRow="0" w:lastRow="0" w:firstColumn="1" w:lastColumn="0" w:oddVBand="0" w:evenVBand="0" w:oddHBand="0" w:evenHBand="0" w:firstRowFirstColumn="0" w:firstRowLastColumn="0" w:lastRowFirstColumn="0" w:lastRowLastColumn="0"/>
+            <w:tcW w:w="900" w:type="dxa"/>
+          </w:tcPr>
+          <w:p>
+            <w:r>
+              <w:rPr>
+                <w:sz w:val="17"/>
+              </w:rPr>
+              <w:t>ECLAT</w:t>
+            </w:r>
+          </w:p>
+        </w:tc>
+        <w:tc>
+          <w:tcPr>
+            <w:tcW w:w="700" w:type="dxa"/>
+          </w:tcPr>
+          <w:p>
+            <w:pPr>
+              <w:cnfStyle w:val="000000000000" w:firstRow="0" w:lastRow="0" w:firstColumn="0" w:lastColumn="0" w:oddVBand="0" w:evenVBand="0" w:oddHBand="0" w:evenHBand="0" w:firstRowFirstColumn="0" w:firstRowLastColumn="0" w:lastRowFirstColumn="0" w:lastRowLastColumn="0"/>
+            </w:pPr>
+            <w:r>
+              <w:rPr>
+                <w:sz w:val="17"/>
+              </w:rPr>
+              <w:t>0.005</w:t>
+            </w:r>
+          </w:p>
+        </w:tc>
+        <w:tc>
+          <w:tcPr>
+            <w:tcW w:w="600" w:type="dxa"/>
+          </w:tcPr>
+          <w:p>
+            <w:pPr>
+              <w:cnfStyle w:val="000000000000" w:firstRow="0" w:lastRow="0" w:firstColumn="0" w:lastColumn="0" w:oddVBand="0" w:evenVBand="0" w:oddHBand="0" w:evenHBand="0" w:firstRowFirstColumn="0" w:firstRowLastColumn="0" w:lastRowFirstColumn="0" w:lastRowLastColumn="0"/>
+            </w:pPr>
+            <w:r>
+              <w:rPr>
+                <w:sz w:val="17"/>
+              </w:rPr>
+              <w:t>0.5</w:t>
+            </w:r>
+          </w:p>
+        </w:tc>
+        <w:tc>
+          <w:tcPr>
+            <w:tcW w:w="600" w:type="dxa"/>
+          </w:tcPr>
+          <w:p>
+            <w:pPr>
+              <w:cnfStyle w:val="000000000000" w:firstRow="0" w:lastRow="0" w:firstColumn="0" w:lastColumn="0" w:oddVBand="0" w:evenVBand="0" w:oddHBand="0" w:evenHBand="0" w:firstRowFirstColumn="0" w:firstRowLastColumn="0" w:lastRowFirstColumn="0" w:lastRowLastColumn="0"/>
+            </w:pPr>
+            <w:r>
+              <w:rPr>
+                <w:sz w:val="17"/>
+              </w:rPr>
+              <w:t>1.3</w:t>
+            </w:r>
+          </w:p>
+        </w:tc>
+        <w:tc>
+          <w:tcPr>
+            <w:tcW w:w="800" w:type="dxa"/>
+          </w:tcPr>
+          <w:p>
+            <w:pPr>
+              <w:cnfStyle w:val="000000000000" w:firstRow="0" w:lastRow="0" w:firstColumn="0" w:lastColumn="0" w:oddVBand="0" w:evenVBand="0" w:oddHBand="0" w:evenHBand="0" w:firstRowFirstColumn="0" w:firstRowLastColumn="0" w:lastRowFirstColumn="0" w:lastRowLastColumn="0"/>
+            </w:pPr>
+            <w:r>
+              <w:rPr>
+                <w:sz w:val="17"/>
+              </w:rPr>
+              <w:t>10,007</w:t>
+            </w:r>
+          </w:p>
+        </w:tc>
+        <w:tc>
+          <w:tcPr>
+            <w:tcW w:w="750" w:type="dxa"/>
+          </w:tcPr>
+          <w:p>
+            <w:pPr>
+              <w:cnfStyle w:val="000000000000" w:firstRow="0" w:lastRow="0" w:firstColumn="0" w:lastColumn="0" w:oddVBand="0" w:evenVBand="0" w:oddHBand="0" w:evenHBand="0" w:firstRowFirstColumn="0" w:firstRowLastColumn="0" w:lastRowFirstColumn="0" w:lastRowLastColumn="0"/>
+            </w:pPr>
+            <w:r>
+              <w:rPr>
+                <w:sz w:val="17"/>
+              </w:rPr>
+              <w:t>5,983</w:t>
+            </w:r>
+          </w:p>
+        </w:tc>
+        <w:tc>
+          <w:tcPr>
+            <w:tcW w:w="800" w:type="dxa"/>
+          </w:tcPr>
+          <w:p>
+            <w:pPr>
+              <w:cnfStyle w:val="000000000000" w:firstRow="0" w:lastRow="0" w:firstColumn="0" w:lastColumn="0" w:oddVBand="0" w:evenVBand="0" w:oddHBand="0" w:evenHBand="0" w:firstRowFirstColumn="0" w:firstRowLastColumn="0" w:lastRowFirstColumn="0" w:lastRowLastColumn="0"/>
+            </w:pPr>
+            <w:r>
+              <w:rPr>
+                <w:sz w:val="17"/>
+              </w:rPr>
+              <w:t>0.6292</w:t>
+            </w:r>
+          </w:p>
+        </w:tc>
+        <w:tc>
+          <w:tcPr>
+            <w:tcW w:w="800" w:type="dxa"/>
+          </w:tcPr>
+          <w:p>
+            <w:pPr>
+              <w:cnfStyle w:val="000000000000" w:firstRow="0" w:lastRow="0" w:firstColumn="0" w:lastColumn="0" w:oddVBand="0" w:evenVBand="0" w:oddHBand="0" w:evenHBand="0" w:firstRowFirstColumn="0" w:firstRowLastColumn="0" w:lastRowFirstColumn="0" w:lastRowLastColumn="0"/>
+            </w:pPr>
+            <w:r>
+              <w:rPr>
+                <w:sz w:val="17"/>
+              </w:rPr>
+              <w:t>3.3337</w:t>
+            </w:r>
+          </w:p>
+        </w:tc>
+        <w:tc>
+          <w:tcPr>
+            <w:tcW w:w="650" w:type="dxa"/>
+          </w:tcPr>
+          <w:p>
+            <w:pPr>
+              <w:cnfStyle w:val="000000000000" w:firstRow="0" w:lastRow="0" w:firstColumn="0" w:lastColumn="0" w:oddVBand="0" w:evenVBand="0" w:oddHBand="0" w:evenHBand="0" w:firstRowFirstColumn="0" w:firstRowLastColumn="0" w:lastRowFirstColumn="0" w:lastRowLastColumn="0"/>
+            </w:pPr>
+            <w:r>
+              <w:rPr>
+                <w:sz w:val="17"/>
+              </w:rPr>
+              <w:t>0.174</w:t>
+            </w:r>
+          </w:p>
+        </w:tc>
+        <w:tc>
+          <w:tcPr>
+            <w:tcW w:w="700" w:type="dxa"/>
+          </w:tcPr>
+          <w:p>
+            <w:pPr>
+              <w:cnfStyle w:val="000000000000" w:firstRow="0" w:lastRow="0" w:firstColumn="0" w:lastColumn="0" w:oddVBand="0" w:evenVBand="0" w:oddHBand="0" w:evenHBand="0" w:firstRowFirstColumn="0" w:firstRowLastColumn="0" w:lastRowFirstColumn="0" w:lastRowLastColumn="0"/>
+            </w:pPr>
+            <w:r>
+              <w:rPr>
+                <w:sz w:val="17"/>
+              </w:rPr>
+              <w:t>0.395</w:t>
+            </w:r>
+          </w:p>
+        </w:tc>
+        <w:tc>
+          <w:tcPr>
+            <w:tcW w:w="700" w:type="dxa"/>
+          </w:tcPr>
+          <w:p>
+            <w:pPr>
+              <w:cnfStyle w:val="000000000000" w:firstRow="0" w:lastRow="0" w:firstColumn="0" w:lastColumn="0" w:oddVBand="0" w:evenVBand="0" w:oddHBand="0" w:evenHBand="0" w:firstRowFirstColumn="0" w:firstRowLastColumn="0" w:lastRowFirstColumn="0" w:lastRowLastColumn="0"/>
+            </w:pPr>
+            <w:r>
+              <w:rPr>
+                <w:sz w:val="17"/>
+              </w:rPr>
+              <w:t>0.619</w:t>
+            </w:r>
+          </w:p>
+        </w:tc>
+        <w:tc>
+          <w:tcPr>
+            <w:tcW w:w="950" w:type="dxa"/>
+          </w:tcPr>
+          <w:p>
+            <w:pPr>
+              <w:cnfStyle w:val="000000000000" w:firstRow="0" w:lastRow="0" w:firstColumn="0" w:lastColumn="0" w:oddVBand="0" w:evenVBand="0" w:oddHBand="0" w:evenHBand="0" w:firstRowFirstColumn="0" w:firstRowLastColumn="0" w:lastRowFirstColumn="0" w:lastRowLastColumn="0"/>
+            </w:pPr>
+            <w:r>
+              <w:rPr>
+                <w:sz w:val="17"/>
+              </w:rPr>
+              <w:t>5.16</w:t>
+            </w:r>
+          </w:p>
+        </w:tc>
+        <w:tc>
+          <w:tcPr>
+            <w:tcW w:w="950" w:type="dxa"/>
+          </w:tcPr>
+          <w:p>
+            <w:pPr>
+              <w:cnfStyle w:val="000000000000" w:firstRow="0" w:lastRow="0" w:firstColumn="0" w:lastColumn="0" w:oddVBand="0" w:evenVBand="0" w:oddHBand="0" w:evenHBand="0" w:firstRowFirstColumn="0" w:firstRowLastColumn="0" w:lastRowFirstColumn="0" w:lastRowLastColumn="0"/>
+            </w:pPr>
+            <w:r>
+              <w:rPr>
+                <w:sz w:val="17"/>
+              </w:rPr>
+              <w:t>5.94</w:t>
+            </w:r>
+          </w:p>
+        </w:tc>
+        <w:tc>
+          <w:tcPr>
+            <w:tcW w:w="800" w:type="dxa"/>
+          </w:tcPr>
+          <w:p>
+            <w:pPr>
+              <w:cnfStyle w:val="000000000000" w:firstRow="0" w:lastRow="0" w:firstColumn="0" w:lastColumn="0" w:oddVBand="0" w:evenVBand="0" w:oddHBand="0" w:evenHBand="0" w:firstRowFirstColumn="0" w:firstRowLastColumn="0" w:lastRowFirstColumn="0" w:lastRowLastColumn="0"/>
+            </w:pPr>
+            <w:r>
+              <w:rPr>
+                <w:sz w:val="17"/>
+              </w:rPr>
+              <w:t>No</w:t>
+            </w:r>
+          </w:p>
+        </w:tc>
+      </w:tr>
+      <w:tr>
+        <w:trPr>
+          <w:cnfStyle w:val="000000100000" w:firstRow="0" w:lastRow="0" w:firstColumn="0" w:lastColumn="0" w:oddVBand="0" w:evenVBand="0" w:oddHBand="1" w:evenHBand="0" w:firstRowFirstColumn="0" w:firstRowLastColumn="0" w:lastRowFirstColumn="0" w:lastRowLastColumn="0"/>
+        </w:trPr>
+        <w:tc>
+          <w:tcPr>
+            <w:cnfStyle w:val="001000000000" w:firstRow="0" w:lastRow="0" w:firstColumn="1" w:lastColumn="0" w:oddVBand="0" w:evenVBand="0" w:oddHBand="0" w:evenHBand="0" w:firstRowFirstColumn="0" w:firstRowLastColumn="0" w:lastRowFirstColumn="0" w:lastRowLastColumn="0"/>
+            <w:tcW w:w="900" w:type="dxa"/>
+          </w:tcPr>
+          <w:p>
+            <w:r>
+              <w:rPr>
+                <w:sz w:val="17"/>
+              </w:rPr>
+              <w:t>ECLAT</w:t>
+            </w:r>
+          </w:p>
+        </w:tc>
+        <w:tc>
+          <w:tcPr>
+            <w:tcW w:w="700" w:type="dxa"/>
+          </w:tcPr>
+          <w:p>
+            <w:pPr>
+              <w:cnfStyle w:val="000000100000" w:firstRow="0" w:lastRow="0" w:firstColumn="0" w:lastColumn="0" w:oddVBand="0" w:evenVBand="0" w:oddHBand="1" w:evenHBand="0" w:firstRowFirstColumn="0" w:firstRowLastColumn="0" w:lastRowFirstColumn="0" w:lastRowLastColumn="0"/>
+            </w:pPr>
+            <w:r>
+              <w:rPr>
+                <w:sz w:val="17"/>
+              </w:rPr>
+              <w:t>0.003</w:t>
+            </w:r>
+          </w:p>
+        </w:tc>
+        <w:tc>
+          <w:tcPr>
+            <w:tcW w:w="600" w:type="dxa"/>
+          </w:tcPr>
+          <w:p>
+            <w:pPr>
+              <w:cnfStyle w:val="000000100000" w:firstRow="0" w:lastRow="0" w:firstColumn="0" w:lastColumn="0" w:oddVBand="0" w:evenVBand="0" w:oddHBand="1" w:evenHBand="0" w:firstRowFirstColumn="0" w:firstRowLastColumn="0" w:lastRowFirstColumn="0" w:lastRowLastColumn="0"/>
+            </w:pPr>
+            <w:r>
+              <w:rPr>
+                <w:sz w:val="17"/>
+              </w:rPr>
+              <w:t>0.4</w:t>
+            </w:r>
+          </w:p>
+        </w:tc>
+        <w:tc>
+          <w:tcPr>
+            <w:tcW w:w="600" w:type="dxa"/>
+          </w:tcPr>
+          <w:p>
+            <w:pPr>
+              <w:cnfStyle w:val="000000100000" w:firstRow="0" w:lastRow="0" w:firstColumn="0" w:lastColumn="0" w:oddVBand="0" w:evenVBand="0" w:oddHBand="1" w:evenHBand="0" w:firstRowFirstColumn="0" w:firstRowLastColumn="0" w:lastRowFirstColumn="0" w:lastRowLastColumn="0"/>
+            </w:pPr>
+            <w:r>
+              <w:rPr>
+                <w:sz w:val="17"/>
+              </w:rPr>
+              <w:t>1.2</w:t>
+            </w:r>
+          </w:p>
+        </w:tc>
+        <w:tc>
+          <w:tcPr>
+            <w:tcW w:w="800" w:type="dxa"/>
+          </w:tcPr>
+          <w:p>
+            <w:pPr>
+              <w:cnfStyle w:val="000000100000" w:firstRow="0" w:lastRow="0" w:firstColumn="0" w:lastColumn="0" w:oddVBand="0" w:evenVBand="0" w:oddHBand="1" w:evenHBand="0" w:firstRowFirstColumn="0" w:firstRowLastColumn="0" w:lastRowFirstColumn="0" w:lastRowLastColumn="0"/>
+            </w:pPr>
+            <w:r>
+              <w:rPr>
+                <w:sz w:val="17"/>
+              </w:rPr>
+              <w:t>24,452</w:t>
+            </w:r>
+          </w:p>
+        </w:tc>
+        <w:tc>
+          <w:tcPr>
+            <w:tcW w:w="750" w:type="dxa"/>
+          </w:tcPr>
+          <w:p>
+            <w:pPr>
+              <w:cnfStyle w:val="000000100000" w:firstRow="0" w:lastRow="0" w:firstColumn="0" w:lastColumn="0" w:oddVBand="0" w:evenVBand="0" w:oddHBand="1" w:evenHBand="0" w:firstRowFirstColumn="0" w:firstRowLastColumn="0" w:lastRowFirstColumn="0" w:lastRowLastColumn="0"/>
+            </w:pPr>
+            <w:r>
+              <w:rPr>
+                <w:sz w:val="17"/>
+              </w:rPr>
+              <w:t>19,727</w:t>
+            </w:r>
+          </w:p>
+        </w:tc>
+        <w:tc>
+          <w:tcPr>
+            <w:tcW w:w="800" w:type="dxa"/>
+          </w:tcPr>
+          <w:p>
+            <w:pPr>
+              <w:cnfStyle w:val="000000100000" w:firstRow="0" w:lastRow="0" w:firstColumn="0" w:lastColumn="0" w:oddVBand="0" w:evenVBand="0" w:oddHBand="1" w:evenHBand="0" w:firstRowFirstColumn="0" w:firstRowLastColumn="0" w:lastRowFirstColumn="0" w:lastRowLastColumn="0"/>
+            </w:pPr>
+            <w:r>
+              <w:rPr>
+                <w:sz w:val="17"/>
+              </w:rPr>
+              <w:t>0.5589</w:t>
+            </w:r>
+          </w:p>
+        </w:tc>
+        <w:tc>
+          <w:tcPr>
+            <w:tcW w:w="800" w:type="dxa"/>
+          </w:tcPr>
+          <w:p>
+            <w:pPr>
+              <w:cnfStyle w:val="000000100000" w:firstRow="0" w:lastRow="0" w:firstColumn="0" w:lastColumn="0" w:oddVBand="0" w:evenVBand="0" w:oddHBand="1" w:evenHBand="0" w:firstRowFirstColumn="0" w:firstRowLastColumn="0" w:lastRowFirstColumn="0" w:lastRowLastColumn="0"/>
+            </w:pPr>
+            <w:r>
+              <w:rPr>
+                <w:sz w:val="17"/>
+              </w:rPr>
+              <w:t>3.6586</w:t>
+            </w:r>
+          </w:p>
+        </w:tc>
+        <w:tc>
+          <w:tcPr>
+            <w:tcW w:w="650" w:type="dxa"/>
+          </w:tcPr>
+          <w:p>
+            <w:pPr>
+              <w:cnfStyle w:val="000000100000" w:firstRow="0" w:lastRow="0" w:firstColumn="0" w:lastColumn="0" w:oddVBand="0" w:evenVBand="0" w:oddHBand="1" w:evenHBand="0" w:firstRowFirstColumn="0" w:firstRowLastColumn="0" w:lastRowFirstColumn="0" w:lastRowLastColumn="0"/>
+            </w:pPr>
+            <w:r>
+              <w:rPr>
+                <w:sz w:val="17"/>
+              </w:rPr>
+              <w:t>0.135</w:t>
+            </w:r>
+          </w:p>
+        </w:tc>
+        <w:tc>
+          <w:tcPr>
+            <w:tcW w:w="700" w:type="dxa"/>
+          </w:tcPr>
+          <w:p>
+            <w:pPr>
+              <w:cnfStyle w:val="000000100000" w:firstRow="0" w:lastRow="0" w:firstColumn="0" w:lastColumn="0" w:oddVBand="0" w:evenVBand="0" w:oddHBand="1" w:evenHBand="0" w:firstRowFirstColumn="0" w:firstRowLastColumn="0" w:lastRowFirstColumn="0" w:lastRowLastColumn="0"/>
+            </w:pPr>
+            <w:r>
+              <w:rPr>
+                <w:sz w:val="17"/>
+              </w:rPr>
+              <w:t>0.431</w:t>
+            </w:r>
+          </w:p>
+        </w:tc>
+        <w:tc>
+          <w:tcPr>
+            <w:tcW w:w="700" w:type="dxa"/>
+          </w:tcPr>
+          <w:p>
+            <w:pPr>
+              <w:cnfStyle w:val="000000100000" w:firstRow="0" w:lastRow="0" w:firstColumn="0" w:lastColumn="0" w:oddVBand="0" w:evenVBand="0" w:oddHBand="1" w:evenHBand="0" w:firstRowFirstColumn="0" w:firstRowLastColumn="0" w:lastRowFirstColumn="0" w:lastRowLastColumn="0"/>
+            </w:pPr>
+            <w:r>
+              <w:rPr>
+                <w:sz w:val="17"/>
+              </w:rPr>
+              <w:t>0.590</w:t>
+            </w:r>
+          </w:p>
+        </w:tc>
+        <w:tc>
+          <w:tcPr>
+            <w:tcW w:w="950" w:type="dxa"/>
+          </w:tcPr>
+          <w:p>
+            <w:pPr>
+              <w:cnfStyle w:val="000000100000" w:firstRow="0" w:lastRow="0" w:firstColumn="0" w:lastColumn="0" w:oddVBand="0" w:evenVBand="0" w:oddHBand="1" w:evenHBand="0" w:firstRowFirstColumn="0" w:firstRowLastColumn="0" w:lastRowFirstColumn="0" w:lastRowLastColumn="0"/>
+            </w:pPr>
+            <w:r>
+              <w:rPr>
+                <w:sz w:val="17"/>
+              </w:rPr>
+              <w:t>6.88</w:t>
+            </w:r>
+          </w:p>
+        </w:tc>
+        <w:tc>
+          <w:tcPr>
+            <w:tcW w:w="950" w:type="dxa"/>
+          </w:tcPr>
+          <w:p>
+            <w:pPr>
+              <w:cnfStyle w:val="000000100000" w:firstRow="0" w:lastRow="0" w:firstColumn="0" w:lastColumn="0" w:oddVBand="0" w:evenVBand="0" w:oddHBand="1" w:evenHBand="0" w:firstRowFirstColumn="0" w:firstRowLastColumn="0" w:lastRowFirstColumn="0" w:lastRowLastColumn="0"/>
+            </w:pPr>
+            <w:r>
+              <w:rPr>
+                <w:sz w:val="17"/>
+              </w:rPr>
+              <w:t>4.44</w:t>
+            </w:r>
+          </w:p>
+        </w:tc>
+        <w:tc>
+          <w:tcPr>
+            <w:tcW w:w="800" w:type="dxa"/>
+          </w:tcPr>
+          <w:p>
+            <w:pPr>
+              <w:cnfStyle w:val="000000100000" w:firstRow="0" w:lastRow="0" w:firstColumn="0" w:lastColumn="0" w:oddVBand="0" w:evenVBand="0" w:oddHBand="1" w:evenHBand="0" w:firstRowFirstColumn="0" w:firstRowLastColumn="0" w:lastRowFirstColumn="0" w:lastRowLastColumn="0"/>
+            </w:pPr>
+            <w:r>
+              <w:rPr>
+                <w:sz w:val="17"/>
+              </w:rPr>
+              <w:t>No</w:t>
+            </w:r>
+          </w:p>
+        </w:tc>
+      </w:tr>
+      <w:tr>
+        <w:tc>
+          <w:tcPr>
+            <w:cnfStyle w:val="001000000000" w:firstRow="0" w:lastRow="0" w:firstColumn="1" w:lastColumn="0" w:oddVBand="0" w:evenVBand="0" w:oddHBand="0" w:evenHBand="0" w:firstRowFirstColumn="0" w:firstRowLastColumn="0" w:lastRowFirstColumn="0" w:lastRowLastColumn="0"/>
+            <w:tcW w:w="900" w:type="dxa"/>
+          </w:tcPr>
+          <w:p>
+            <w:r>
+              <w:rPr>
+                <w:sz w:val="17"/>
+              </w:rPr>
+              <w:t>ECLAT</w:t>
+            </w:r>
+          </w:p>
+        </w:tc>
+        <w:tc>
+          <w:tcPr>
+            <w:tcW w:w="700" w:type="dxa"/>
+          </w:tcPr>
+          <w:p>
+            <w:pPr>
+              <w:cnfStyle w:val="000000000000" w:firstRow="0" w:lastRow="0" w:firstColumn="0" w:lastColumn="0" w:oddVBand="0" w:evenVBand="0" w:oddHBand="0" w:evenHBand="0" w:firstRowFirstColumn="0" w:firstRowLastColumn="0" w:lastRowFirstColumn="0" w:lastRowLastColumn="0"/>
+            </w:pPr>
+            <w:r>
+              <w:rPr>
+                <w:sz w:val="17"/>
+              </w:rPr>
+              <w:t>0.001</w:t>
+            </w:r>
+          </w:p>
+        </w:tc>
+        <w:tc>
+          <w:tcPr>
+            <w:tcW w:w="600" w:type="dxa"/>
+          </w:tcPr>
+          <w:p>
+            <w:pPr>
+              <w:cnfStyle w:val="000000000000" w:firstRow="0" w:lastRow="0" w:firstColumn="0" w:lastColumn="0" w:oddVBand="0" w:evenVBand="0" w:oddHBand="0" w:evenHBand="0" w:firstRowFirstColumn="0" w:firstRowLastColumn="0" w:lastRowFirstColumn="0" w:lastRowLastColumn="0"/>
+            </w:pPr>
+            <w:r>
+              <w:rPr>
+                <w:sz w:val="17"/>
+              </w:rPr>
+              <w:t>0.3</w:t>
+            </w:r>
+          </w:p>
+        </w:tc>
+        <w:tc>
+          <w:tcPr>
+            <w:tcW w:w="600" w:type="dxa"/>
+          </w:tcPr>
+          <w:p>
+            <w:pPr>
+              <w:cnfStyle w:val="000000000000" w:firstRow="0" w:lastRow="0" w:firstColumn="0" w:lastColumn="0" w:oddVBand="0" w:evenVBand="0" w:oddHBand="0" w:evenHBand="0" w:firstRowFirstColumn="0" w:firstRowLastColumn="0" w:lastRowFirstColumn="0" w:lastRowLastColumn="0"/>
+            </w:pPr>
+            <w:r>
+              <w:rPr>
+                <w:sz w:val="17"/>
+              </w:rPr>
+              <w:t>1.0</w:t>
+            </w:r>
+          </w:p>
+        </w:tc>
+        <w:tc>
+          <w:tcPr>
+            <w:tcW w:w="800" w:type="dxa"/>
+          </w:tcPr>
+          <w:p>
+            <w:pPr>
+              <w:cnfStyle w:val="000000000000" w:firstRow="0" w:lastRow="0" w:firstColumn="0" w:lastColumn="0" w:oddVBand="0" w:evenVBand="0" w:oddHBand="0" w:evenHBand="0" w:firstRowFirstColumn="0" w:firstRowLastColumn="0" w:lastRowFirstColumn="0" w:lastRowLastColumn="0"/>
+            </w:pPr>
+            <w:r>
+              <w:rPr>
+                <w:sz w:val="17"/>
+              </w:rPr>
+              <w:t>104,312</w:t>
+            </w:r>
+          </w:p>
+        </w:tc>
+        <w:tc>
+          <w:tcPr>
+            <w:tcW w:w="750" w:type="dxa"/>
+          </w:tcPr>
+          <w:p>
+            <w:pPr>
+              <w:cnfStyle w:val="000000000000" w:firstRow="0" w:lastRow="0" w:firstColumn="0" w:lastColumn="0" w:oddVBand="0" w:evenVBand="0" w:oddHBand="0" w:evenHBand="0" w:firstRowFirstColumn="0" w:firstRowLastColumn="0" w:lastRowFirstColumn="0" w:lastRowLastColumn="0"/>
+            </w:pPr>
+            <w:r>
+              <w:rPr>
+                <w:sz w:val="17"/>
+              </w:rPr>
+              <w:t>98,818</w:t>
+            </w:r>
+          </w:p>
+        </w:tc>
+        <w:tc>
+          <w:tcPr>
+            <w:tcW w:w="800" w:type="dxa"/>
+          </w:tcPr>
+          <w:p>
+            <w:pPr>
+              <w:cnfStyle w:val="000000000000" w:firstRow="0" w:lastRow="0" w:firstColumn="0" w:lastColumn="0" w:oddVBand="0" w:evenVBand="0" w:oddHBand="0" w:evenHBand="0" w:firstRowFirstColumn="0" w:firstRowLastColumn="0" w:lastRowFirstColumn="0" w:lastRowLastColumn="0"/>
+            </w:pPr>
+            <w:r>
+              <w:rPr>
+                <w:sz w:val="17"/>
+              </w:rPr>
+              <w:t>0.4535</w:t>
+            </w:r>
+          </w:p>
+        </w:tc>
+        <w:tc>
+          <w:tcPr>
+            <w:tcW w:w="800" w:type="dxa"/>
+          </w:tcPr>
+          <w:p>
+            <w:pPr>
+              <w:cnfStyle w:val="000000000000" w:firstRow="0" w:lastRow="0" w:firstColumn="0" w:lastColumn="0" w:oddVBand="0" w:evenVBand="0" w:oddHBand="0" w:evenHBand="0" w:firstRowFirstColumn="0" w:firstRowLastColumn="0" w:lastRowFirstColumn="0" w:lastRowLastColumn="0"/>
+            </w:pPr>
+            <w:r>
+              <w:rPr>
+                <w:sz w:val="17"/>
+              </w:rPr>
+              <w:t>4.2795</w:t>
+            </w:r>
+          </w:p>
+        </w:tc>
+        <w:tc>
+          <w:tcPr>
+            <w:tcW w:w="650" w:type="dxa"/>
+          </w:tcPr>
+          <w:p>
+            <w:pPr>
+              <w:cnfStyle w:val="000000000000" w:firstRow="0" w:lastRow="0" w:firstColumn="0" w:lastColumn="0" w:oddVBand="0" w:evenVBand="0" w:oddHBand="0" w:evenHBand="0" w:firstRowFirstColumn="0" w:firstRowLastColumn="0" w:lastRowFirstColumn="0" w:lastRowLastColumn="0"/>
+            </w:pPr>
+            <w:r>
+              <w:rPr>
+                <w:sz w:val="17"/>
+              </w:rPr>
+              <w:t>0.112</w:t>
+            </w:r>
+          </w:p>
+        </w:tc>
+        <w:tc>
+          <w:tcPr>
+            <w:tcW w:w="700" w:type="dxa"/>
+          </w:tcPr>
+          <w:p>
+            <w:pPr>
+              <w:cnfStyle w:val="000000000000" w:firstRow="0" w:lastRow="0" w:firstColumn="0" w:lastColumn="0" w:oddVBand="0" w:evenVBand="0" w:oddHBand="0" w:evenHBand="0" w:firstRowFirstColumn="0" w:firstRowLastColumn="0" w:lastRowFirstColumn="0" w:lastRowLastColumn="0"/>
+            </w:pPr>
+            <w:r>
+              <w:rPr>
+                <w:sz w:val="17"/>
+              </w:rPr>
+              <w:t>0.383</w:t>
+            </w:r>
+          </w:p>
+        </w:tc>
+        <w:tc>
+          <w:tcPr>
+            <w:tcW w:w="700" w:type="dxa"/>
+          </w:tcPr>
+          <w:p>
+            <w:pPr>
+              <w:cnfStyle w:val="000000000000" w:firstRow="0" w:lastRow="0" w:firstColumn="0" w:lastColumn="0" w:oddVBand="0" w:evenVBand="0" w:oddHBand="0" w:evenHBand="0" w:firstRowFirstColumn="0" w:firstRowLastColumn="0" w:lastRowFirstColumn="0" w:lastRowLastColumn="0"/>
+            </w:pPr>
+            <w:r>
+              <w:rPr>
+                <w:sz w:val="17"/>
+              </w:rPr>
+              <w:t>0.536</w:t>
+            </w:r>
+          </w:p>
+        </w:tc>
+        <w:tc>
+          <w:tcPr>
+            <w:tcW w:w="950" w:type="dxa"/>
+          </w:tcPr>
+          <w:p>
+            <w:pPr>
+              <w:cnfStyle w:val="000000000000" w:firstRow="0" w:lastRow="0" w:firstColumn="0" w:lastColumn="0" w:oddVBand="0" w:evenVBand="0" w:oddHBand="0" w:evenHBand="0" w:firstRowFirstColumn="0" w:firstRowLastColumn="0" w:lastRowFirstColumn="0" w:lastRowLastColumn="0"/>
+            </w:pPr>
+            <w:r>
+              <w:rPr>
+                <w:sz w:val="17"/>
+              </w:rPr>
+              <w:t>10.64</w:t>
+            </w:r>
+          </w:p>
+        </w:tc>
+        <w:tc>
+          <w:tcPr>
+            <w:tcW w:w="950" w:type="dxa"/>
+          </w:tcPr>
+          <w:p>
+            <w:pPr>
+              <w:cnfStyle w:val="000000000000" w:firstRow="0" w:lastRow="0" w:firstColumn="0" w:lastColumn="0" w:oddVBand="0" w:evenVBand="0" w:oddHBand="0" w:evenHBand="0" w:firstRowFirstColumn="0" w:firstRowLastColumn="0" w:lastRowFirstColumn="0" w:lastRowLastColumn="0"/>
+            </w:pPr>
+            <w:r>
+              <w:rPr>
+                <w:sz w:val="17"/>
+              </w:rPr>
+              <w:t>76.73</w:t>
+            </w:r>
+          </w:p>
+        </w:tc>
+        <w:tc>
+          <w:tcPr>
+            <w:tcW w:w="800" w:type="dxa"/>
+          </w:tcPr>
+          <w:p>
+            <w:pPr>
+              <w:cnfStyle w:val="000000000000" w:firstRow="0" w:lastRow="0" w:firstColumn="0" w:lastColumn="0" w:oddVBand="0" w:evenVBand="0" w:oddHBand="0" w:evenHBand="0" w:firstRowFirstColumn="0" w:firstRowLastColumn="0" w:lastRowFirstColumn="0" w:lastRowLastColumn="0"/>
+            </w:pPr>
+            <w:r>
+              <w:rPr>
+                <w:sz w:val="17"/>
+              </w:rPr>
+              <w:t>No</w:t>
+            </w:r>
+          </w:p>
+        </w:tc>
+      </w:tr>
+    </w:tbl>
+    <w:p>
+      <w:pPr>
+        <w:pStyle w:val="Heading2"/>
+        <w:rPr>
+          <w:color w:val="000000" w:themeColor="text1"/>
+        </w:rPr>
+      </w:pPr>
+      <w:r>
+        <w:rPr>
+          <w:color w:val="000000" w:themeColor="text1"/>
+        </w:rPr>
+        <w:t>10.3 Final Accepted Ranking</w:t>
+      </w:r>
+    </w:p>
+    <w:p>
+      <w:pPr>
+        <w:rPr>
+          <w:color w:val="000000" w:themeColor="text1"/>
+        </w:rPr>
+      </w:pPr>
+      <w:r>
+        <w:rPr>
+          <w:color w:val="000000" w:themeColor="text1"/>
+        </w:rPr>
+        <w:t>The final accepted ranking keeps one row per algorithm, namely the threshold combination accepted by the adaptive search. Because all three algorithms produced identical rule sets at the accepted threshold of support 0.010, confidence 0.60, and lift 1.50, they tie on every rule-quality metric and on the final quality score. The remaining differentiation is engineering efficiency: ECLAT was fastest in wall-clock time and Apriori used by far the least memory.</w:t>
+      </w:r>
+    </w:p>
+    <w:tbl>
+      <w:tblPr>
+        <w:tblStyle w:val="MediumGrid2-Accent1"/>
+        <w:tblW w:w="10818" w:type="dxa"/>
+        <w:tblLook w:val="04A0" w:firstRow="1" w:lastRow="0" w:firstColumn="1" w:lastColumn="0" w:noHBand="0" w:noVBand="1"/>
+      </w:tblPr>
+      <w:tblGrid>
+        <w:gridCol w:w="930"/>
+        <w:gridCol w:w="801"/>
+        <w:gridCol w:w="615"/>
+        <w:gridCol w:w="452"/>
+        <w:gridCol w:w="630"/>
+        <w:gridCol w:w="719"/>
+        <w:gridCol w:w="719"/>
+        <w:gridCol w:w="810"/>
+        <w:gridCol w:w="628"/>
+        <w:gridCol w:w="628"/>
+        <w:gridCol w:w="662"/>
+        <w:gridCol w:w="907"/>
+        <w:gridCol w:w="742"/>
+        <w:gridCol w:w="835"/>
+        <w:gridCol w:w="809"/>
+      </w:tblGrid>
+      <w:tr>
+        <w:trPr>
+          <w:cnfStyle w:val="100000000000" w:firstRow="1" w:lastRow="0" w:firstColumn="0" w:lastColumn="0" w:oddVBand="0" w:evenVBand="0" w:oddHBand="0" w:evenHBand="0" w:firstRowFirstColumn="0" w:firstRowLastColumn="0" w:lastRowFirstColumn="0" w:lastRowLastColumn="0"/>
+        </w:trPr>
+        <w:tc>
+          <w:tcPr>
+            <w:cnfStyle w:val="001000000100" w:firstRow="0" w:lastRow="0" w:firstColumn="1" w:lastColumn="0" w:oddVBand="0" w:evenVBand="0" w:oddHBand="0" w:evenHBand="0" w:firstRowFirstColumn="1" w:firstRowLastColumn="0" w:lastRowFirstColumn="0" w:lastRowLastColumn="0"/>
+            <w:tcW w:w="887" w:type="dxa"/>
+          </w:tcPr>
+          <w:p>
+            <w:r>
+              <w:rPr>
+                <w:sz w:val="16"/>
+              </w:rPr>
+              <w:t>Algorithm</w:t>
+            </w:r>
+          </w:p>
+        </w:tc>
+        <w:tc>
+          <w:tcPr>
+            <w:tcW w:w="767" w:type="dxa"/>
+          </w:tcPr>
+          <w:p>
+            <w:pPr>
+              <w:cnfStyle w:val="100000000000" w:firstRow="1" w:lastRow="0" w:firstColumn="0" w:lastColumn="0" w:oddVBand="0" w:evenVBand="0" w:oddHBand="0" w:evenHBand="0" w:firstRowFirstColumn="0" w:firstRowLastColumn="0" w:lastRowFirstColumn="0" w:lastRowLastColumn="0"/>
+            </w:pPr>
+            <w:r>
+              <w:rPr>
+                <w:sz w:val="16"/>
+              </w:rPr>
+              <w:t>Support</w:t>
+            </w:r>
+          </w:p>
+        </w:tc>
+        <w:tc>
+          <w:tcPr>
+            <w:tcW w:w="592" w:type="dxa"/>
+          </w:tcPr>
+          <w:p>
+            <w:pPr>
+              <w:cnfStyle w:val="100000000000" w:firstRow="1" w:lastRow="0" w:firstColumn="0" w:lastColumn="0" w:oddVBand="0" w:evenVBand="0" w:oddHBand="0" w:evenHBand="0" w:firstRowFirstColumn="0" w:firstRowLastColumn="0" w:lastRowFirstColumn="0" w:lastRowLastColumn="0"/>
+            </w:pPr>
+            <w:r>
+              <w:rPr>
+                <w:sz w:val="16"/>
+              </w:rPr>
+              <w:t>Conf.</w:t>
+            </w:r>
+          </w:p>
+        </w:tc>
+        <w:tc>
+          <w:tcPr>
+            <w:tcW w:w="438" w:type="dxa"/>
+          </w:tcPr>
+          <w:p>
+            <w:pPr>
+              <w:cnfStyle w:val="100000000000" w:firstRow="1" w:lastRow="0" w:firstColumn="0" w:lastColumn="0" w:oddVBand="0" w:evenVBand="0" w:oddHBand="0" w:evenHBand="0" w:firstRowFirstColumn="0" w:firstRowLastColumn="0" w:lastRowFirstColumn="0" w:lastRowLastColumn="0"/>
+            </w:pPr>
+            <w:r>
+              <w:rPr>
+                <w:sz w:val="16"/>
+              </w:rPr>
+              <w:t>Lift</w:t>
+            </w:r>
+          </w:p>
+        </w:tc>
+        <w:tc>
+          <w:tcPr>
+            <w:tcW w:w="606" w:type="dxa"/>
+          </w:tcPr>
+          <w:p>
+            <w:pPr>
+              <w:cnfStyle w:val="100000000000" w:firstRow="1" w:lastRow="0" w:firstColumn="0" w:lastColumn="0" w:oddVBand="0" w:evenVBand="0" w:oddHBand="0" w:evenHBand="0" w:firstRowFirstColumn="0" w:firstRowLastColumn="0" w:lastRowFirstColumn="0" w:lastRowLastColumn="0"/>
+            </w:pPr>
+            <w:r>
+              <w:rPr>
+                <w:sz w:val="16"/>
+              </w:rPr>
+              <w:t>Rules</w:t>
+            </w:r>
+          </w:p>
+        </w:tc>
+        <w:tc>
+          <w:tcPr>
+            <w:tcW w:w="690" w:type="dxa"/>
+          </w:tcPr>
+          <w:p>
+            <w:pPr>
+              <w:cnfStyle w:val="100000000000" w:firstRow="1" w:lastRow="0" w:firstColumn="0" w:lastColumn="0" w:oddVBand="0" w:evenVBand="0" w:oddHBand="0" w:evenHBand="0" w:firstRowFirstColumn="0" w:firstRowLastColumn="0" w:lastRowFirstColumn="0" w:lastRowLastColumn="0"/>
+            </w:pPr>
+            <w:r>
+              <w:rPr>
+                <w:sz w:val="16"/>
+              </w:rPr>
+              <w:t>Avg Conf.</w:t>
+            </w:r>
+          </w:p>
+        </w:tc>
+        <w:tc>
+          <w:tcPr>
+            <w:tcW w:w="690" w:type="dxa"/>
+          </w:tcPr>
+          <w:p>
+            <w:pPr>
+              <w:cnfStyle w:val="100000000000" w:firstRow="1" w:lastRow="0" w:firstColumn="0" w:lastColumn="0" w:oddVBand="0" w:evenVBand="0" w:oddHBand="0" w:evenHBand="0" w:firstRowFirstColumn="0" w:firstRowLastColumn="0" w:lastRowFirstColumn="0" w:lastRowLastColumn="0"/>
+            </w:pPr>
+            <w:r>
+              <w:rPr>
+                <w:sz w:val="16"/>
+              </w:rPr>
+              <w:t>Avg Lift</w:t>
+            </w:r>
+          </w:p>
+        </w:tc>
+        <w:tc>
+          <w:tcPr>
+            <w:tcW w:w="775" w:type="dxa"/>
+          </w:tcPr>
+          <w:p>
+            <w:pPr>
+              <w:cnfStyle w:val="100000000000" w:firstRow="1" w:lastRow="0" w:firstColumn="0" w:lastColumn="0" w:oddVBand="0" w:evenVBand="0" w:oddHBand="0" w:evenHBand="0" w:firstRowFirstColumn="0" w:firstRowLastColumn="0" w:lastRowFirstColumn="0" w:lastRowLastColumn="0"/>
+            </w:pPr>
+            <w:r>
+              <w:rPr>
+                <w:sz w:val="16"/>
+              </w:rPr>
+              <w:t>Max Lift</w:t>
+            </w:r>
+          </w:p>
+        </w:tc>
+        <w:tc>
+          <w:tcPr>
+            <w:tcW w:w="604" w:type="dxa"/>
+          </w:tcPr>
+          <w:p>
+            <w:pPr>
+              <w:cnfStyle w:val="100000000000" w:firstRow="1" w:lastRow="0" w:firstColumn="0" w:lastColumn="0" w:oddVBand="0" w:evenVBand="0" w:oddHBand="0" w:evenHBand="0" w:firstRowFirstColumn="0" w:firstRowLastColumn="0" w:lastRowFirstColumn="0" w:lastRowLastColumn="0"/>
+            </w:pPr>
+            <w:r>
+              <w:rPr>
+                <w:sz w:val="16"/>
+              </w:rPr>
+              <w:t>P@5</w:t>
+            </w:r>
+          </w:p>
+        </w:tc>
+        <w:tc>
+          <w:tcPr>
+            <w:tcW w:w="604" w:type="dxa"/>
+          </w:tcPr>
+          <w:p>
+            <w:pPr>
+              <w:cnfStyle w:val="100000000000" w:firstRow="1" w:lastRow="0" w:firstColumn="0" w:lastColumn="0" w:oddVBand="0" w:evenVBand="0" w:oddHBand="0" w:evenHBand="0" w:firstRowFirstColumn="0" w:firstRowLastColumn="0" w:lastRowFirstColumn="0" w:lastRowLastColumn="0"/>
+            </w:pPr>
+            <w:r>
+              <w:rPr>
+                <w:sz w:val="16"/>
+              </w:rPr>
+              <w:t>R@5</w:t>
+            </w:r>
+          </w:p>
+        </w:tc>
+        <w:tc>
+          <w:tcPr>
+            <w:tcW w:w="636" w:type="dxa"/>
+          </w:tcPr>
+          <w:p>
+            <w:pPr>
+              <w:cnfStyle w:val="100000000000" w:firstRow="1" w:lastRow="0" w:firstColumn="0" w:lastColumn="0" w:oddVBand="0" w:evenVBand="0" w:oddHBand="0" w:evenHBand="0" w:firstRowFirstColumn="0" w:firstRowLastColumn="0" w:lastRowFirstColumn="0" w:lastRowLastColumn="0"/>
+            </w:pPr>
+            <w:r>
+              <w:rPr>
+                <w:sz w:val="16"/>
+              </w:rPr>
+              <w:t>Hit@5</w:t>
+            </w:r>
+          </w:p>
+        </w:tc>
+        <w:tc>
+          <w:tcPr>
+            <w:tcW w:w="867" w:type="dxa"/>
+          </w:tcPr>
+          <w:p>
+            <w:pPr>
+              <w:cnfStyle w:val="100000000000" w:firstRow="1" w:lastRow="0" w:firstColumn="0" w:lastColumn="0" w:oddVBand="0" w:evenVBand="0" w:oddHBand="0" w:evenHBand="0" w:firstRowFirstColumn="0" w:firstRowLastColumn="0" w:lastRowFirstColumn="0" w:lastRowLastColumn="0"/>
+            </w:pPr>
+            <w:r>
+              <w:rPr>
+                <w:sz w:val="16"/>
+              </w:rPr>
+              <w:t>Coverage</w:t>
+            </w:r>
+          </w:p>
+        </w:tc>
+        <w:tc>
+          <w:tcPr>
+            <w:tcW w:w="711" w:type="dxa"/>
+          </w:tcPr>
+          <w:p>
+            <w:pPr>
+              <w:cnfStyle w:val="100000000000" w:firstRow="1" w:lastRow="0" w:firstColumn="0" w:lastColumn="0" w:oddVBand="0" w:evenVBand="0" w:oddHBand="0" w:evenHBand="0" w:firstRowFirstColumn="0" w:firstRowLastColumn="0" w:lastRowFirstColumn="0" w:lastRowLastColumn="0"/>
+            </w:pPr>
+            <w:r>
+              <w:rPr>
+                <w:sz w:val="16"/>
+              </w:rPr>
+              <w:t>Quality</w:t>
+            </w:r>
+          </w:p>
+        </w:tc>
+        <w:tc>
+          <w:tcPr>
+            <w:tcW w:w="799" w:type="dxa"/>
+          </w:tcPr>
+          <w:p>
+            <w:pPr>
+              <w:cnfStyle w:val="100000000000" w:firstRow="1" w:lastRow="0" w:firstColumn="0" w:lastColumn="0" w:oddVBand="0" w:evenVBand="0" w:oddHBand="0" w:evenHBand="0" w:firstRowFirstColumn="0" w:firstRowLastColumn="0" w:lastRowFirstColumn="0" w:lastRowLastColumn="0"/>
+            </w:pPr>
+            <w:r>
+              <w:rPr>
+                <w:sz w:val="16"/>
+              </w:rPr>
+              <w:t>Runtime (s)</w:t>
+            </w:r>
+          </w:p>
+        </w:tc>
+        <w:tc>
+          <w:tcPr>
+            <w:tcW w:w="1152" w:type="dxa"/>
+          </w:tcPr>
+          <w:p>
+            <w:pPr>
+              <w:cnfStyle w:val="100000000000" w:firstRow="1" w:lastRow="0" w:firstColumn="0" w:lastColumn="0" w:oddVBand="0" w:evenVBand="0" w:oddHBand="0" w:evenHBand="0" w:firstRowFirstColumn="0" w:firstRowLastColumn="0" w:lastRowFirstColumn="0" w:lastRowLastColumn="0"/>
+            </w:pPr>
+            <w:r>
+              <w:rPr>
+                <w:sz w:val="16"/>
+              </w:rPr>
+              <w:t>Memory (MB)</w:t>
+            </w:r>
+          </w:p>
+        </w:tc>
+      </w:tr>
+      <w:tr>
+        <w:trPr>
+          <w:cnfStyle w:val="000000100000" w:firstRow="0" w:lastRow="0" w:firstColumn="0" w:lastColumn="0" w:oddVBand="0" w:evenVBand="0" w:oddHBand="1" w:evenHBand="0" w:firstRowFirstColumn="0" w:firstRowLastColumn="0" w:lastRowFirstColumn="0" w:lastRowLastColumn="0"/>
+        </w:trPr>
+        <w:tc>
+          <w:tcPr>
+            <w:cnfStyle w:val="001000000000" w:firstRow="0" w:lastRow="0" w:firstColumn="1" w:lastColumn="0" w:oddVBand="0" w:evenVBand="0" w:oddHBand="0" w:evenHBand="0" w:firstRowFirstColumn="0" w:firstRowLastColumn="0" w:lastRowFirstColumn="0" w:lastRowLastColumn="0"/>
+            <w:tcW w:w="887" w:type="dxa"/>
+          </w:tcPr>
+          <w:p>
+            <w:r>
+              <w:rPr>
+                <w:sz w:val="17"/>
+              </w:rPr>
+              <w:t>Apriori</w:t>
+            </w:r>
+          </w:p>
+        </w:tc>
+        <w:tc>
+          <w:tcPr>
+            <w:tcW w:w="767" w:type="dxa"/>
+          </w:tcPr>
+          <w:p>
+            <w:pPr>
+              <w:cnfStyle w:val="000000100000" w:firstRow="0" w:lastRow="0" w:firstColumn="0" w:lastColumn="0" w:oddVBand="0" w:evenVBand="0" w:oddHBand="1" w:evenHBand="0" w:firstRowFirstColumn="0" w:firstRowLastColumn="0" w:lastRowFirstColumn="0" w:lastRowLastColumn="0"/>
+            </w:pPr>
+            <w:r>
+              <w:rPr>
+                <w:sz w:val="17"/>
+              </w:rPr>
+              <w:t>0.010</w:t>
+            </w:r>
+          </w:p>
+        </w:tc>
+        <w:tc>
+          <w:tcPr>
+            <w:tcW w:w="592" w:type="dxa"/>
+          </w:tcPr>
+          <w:p>
+            <w:pPr>
+              <w:cnfStyle w:val="000000100000" w:firstRow="0" w:lastRow="0" w:firstColumn="0" w:lastColumn="0" w:oddVBand="0" w:evenVBand="0" w:oddHBand="1" w:evenHBand="0" w:firstRowFirstColumn="0" w:firstRowLastColumn="0" w:lastRowFirstColumn="0" w:lastRowLastColumn="0"/>
+            </w:pPr>
+            <w:r>
+              <w:rPr>
+                <w:sz w:val="17"/>
+              </w:rPr>
+              <w:t>0.6</w:t>
+            </w:r>
+          </w:p>
+        </w:tc>
+        <w:tc>
+          <w:tcPr>
+            <w:tcW w:w="438" w:type="dxa"/>
+          </w:tcPr>
+          <w:p>
+            <w:pPr>
+              <w:cnfStyle w:val="000000100000" w:firstRow="0" w:lastRow="0" w:firstColumn="0" w:lastColumn="0" w:oddVBand="0" w:evenVBand="0" w:oddHBand="1" w:evenHBand="0" w:firstRowFirstColumn="0" w:firstRowLastColumn="0" w:lastRowFirstColumn="0" w:lastRowLastColumn="0"/>
+            </w:pPr>
+            <w:r>
+              <w:rPr>
+                <w:sz w:val="17"/>
+              </w:rPr>
+              <w:t>1.5</w:t>
+            </w:r>
+          </w:p>
+        </w:tc>
+        <w:tc>
+          <w:tcPr>
+            <w:tcW w:w="606" w:type="dxa"/>
+          </w:tcPr>
+          <w:p>
+            <w:pPr>
+              <w:cnfStyle w:val="000000100000" w:firstRow="0" w:lastRow="0" w:firstColumn="0" w:lastColumn="0" w:oddVBand="0" w:evenVBand="0" w:oddHBand="1" w:evenHBand="0" w:firstRowFirstColumn="0" w:firstRowLastColumn="0" w:lastRowFirstColumn="0" w:lastRowLastColumn="0"/>
+            </w:pPr>
+            <w:r>
+              <w:rPr>
+                <w:sz w:val="17"/>
+              </w:rPr>
+              <w:t>969</w:t>
+            </w:r>
+          </w:p>
+        </w:tc>
+        <w:tc>
+          <w:tcPr>
+            <w:tcW w:w="690" w:type="dxa"/>
+          </w:tcPr>
+          <w:p>
+            <w:pPr>
+              <w:cnfStyle w:val="000000100000" w:firstRow="0" w:lastRow="0" w:firstColumn="0" w:lastColumn="0" w:oddVBand="0" w:evenVBand="0" w:oddHBand="1" w:evenHBand="0" w:firstRowFirstColumn="0" w:firstRowLastColumn="0" w:lastRowFirstColumn="0" w:lastRowLastColumn="0"/>
+            </w:pPr>
+            <w:r>
+              <w:rPr>
+                <w:sz w:val="17"/>
+              </w:rPr>
+              <w:t>0.6698</w:t>
+            </w:r>
+          </w:p>
+        </w:tc>
+        <w:tc>
+          <w:tcPr>
+            <w:tcW w:w="690" w:type="dxa"/>
+          </w:tcPr>
+          <w:p>
+            <w:pPr>
+              <w:cnfStyle w:val="000000100000" w:firstRow="0" w:lastRow="0" w:firstColumn="0" w:lastColumn="0" w:oddVBand="0" w:evenVBand="0" w:oddHBand="1" w:evenHBand="0" w:firstRowFirstColumn="0" w:firstRowLastColumn="0" w:lastRowFirstColumn="0" w:lastRowLastColumn="0"/>
+            </w:pPr>
+            <w:r>
+              <w:rPr>
+                <w:sz w:val="17"/>
+              </w:rPr>
+              <w:t>3.1204</w:t>
+            </w:r>
+          </w:p>
+        </w:tc>
+        <w:tc>
+          <w:tcPr>
+            <w:tcW w:w="775" w:type="dxa"/>
+          </w:tcPr>
+          <w:p>
+            <w:pPr>
+              <w:cnfStyle w:val="000000100000" w:firstRow="0" w:lastRow="0" w:firstColumn="0" w:lastColumn="0" w:oddVBand="0" w:evenVBand="0" w:oddHBand="1" w:evenHBand="0" w:firstRowFirstColumn="0" w:firstRowLastColumn="0" w:lastRowFirstColumn="0" w:lastRowLastColumn="0"/>
+            </w:pPr>
+            <w:r>
+              <w:rPr>
+                <w:sz w:val="17"/>
+              </w:rPr>
+              <w:t>12.1518</w:t>
+            </w:r>
+          </w:p>
+        </w:tc>
+        <w:tc>
+          <w:tcPr>
+            <w:tcW w:w="604" w:type="dxa"/>
+          </w:tcPr>
+          <w:p>
+            <w:pPr>
+              <w:cnfStyle w:val="000000100000" w:firstRow="0" w:lastRow="0" w:firstColumn="0" w:lastColumn="0" w:oddVBand="0" w:evenVBand="0" w:oddHBand="1" w:evenHBand="0" w:firstRowFirstColumn="0" w:firstRowLastColumn="0" w:lastRowFirstColumn="0" w:lastRowLastColumn="0"/>
+            </w:pPr>
+            <w:r>
+              <w:rPr>
+                <w:sz w:val="17"/>
+              </w:rPr>
+              <w:t>0.166</w:t>
+            </w:r>
+          </w:p>
+        </w:tc>
+        <w:tc>
+          <w:tcPr>
+            <w:tcW w:w="604" w:type="dxa"/>
+          </w:tcPr>
+          <w:p>
+            <w:pPr>
+              <w:cnfStyle w:val="000000100000" w:firstRow="0" w:lastRow="0" w:firstColumn="0" w:lastColumn="0" w:oddVBand="0" w:evenVBand="0" w:oddHBand="1" w:evenHBand="0" w:firstRowFirstColumn="0" w:firstRowLastColumn="0" w:lastRowFirstColumn="0" w:lastRowLastColumn="0"/>
+            </w:pPr>
+            <w:r>
+              <w:rPr>
+                <w:sz w:val="17"/>
+              </w:rPr>
+              <w:t>0.048</w:t>
+            </w:r>
+          </w:p>
+        </w:tc>
+        <w:tc>
+          <w:tcPr>
+            <w:tcW w:w="636" w:type="dxa"/>
+          </w:tcPr>
+          <w:p>
+            <w:pPr>
+              <w:cnfStyle w:val="000000100000" w:firstRow="0" w:lastRow="0" w:firstColumn="0" w:lastColumn="0" w:oddVBand="0" w:evenVBand="0" w:oddHBand="1" w:evenHBand="0" w:firstRowFirstColumn="0" w:firstRowLastColumn="0" w:lastRowFirstColumn="0" w:lastRowLastColumn="0"/>
+            </w:pPr>
+            <w:r>
+              <w:rPr>
+                <w:sz w:val="17"/>
+              </w:rPr>
+              <w:t>0.246</w:t>
+            </w:r>
+          </w:p>
+        </w:tc>
+        <w:tc>
+          <w:tcPr>
+            <w:tcW w:w="867" w:type="dxa"/>
+          </w:tcPr>
+          <w:p>
+            <w:pPr>
+              <w:cnfStyle w:val="000000100000" w:firstRow="0" w:lastRow="0" w:firstColumn="0" w:lastColumn="0" w:oddVBand="0" w:evenVBand="0" w:oddHBand="1" w:evenHBand="0" w:firstRowFirstColumn="0" w:firstRowLastColumn="0" w:lastRowFirstColumn="0" w:lastRowLastColumn="0"/>
+            </w:pPr>
+            <w:r>
+              <w:rPr>
+                <w:sz w:val="17"/>
+              </w:rPr>
+              <w:t>0.027</w:t>
+            </w:r>
+          </w:p>
+        </w:tc>
+        <w:tc>
+          <w:tcPr>
+            <w:tcW w:w="711" w:type="dxa"/>
+          </w:tcPr>
+          <w:p>
+            <w:pPr>
+              <w:cnfStyle w:val="000000100000" w:firstRow="0" w:lastRow="0" w:firstColumn="0" w:lastColumn="0" w:oddVBand="0" w:evenVBand="0" w:oddHBand="1" w:evenHBand="0" w:firstRowFirstColumn="0" w:firstRowLastColumn="0" w:lastRowFirstColumn="0" w:lastRowLastColumn="0"/>
+            </w:pPr>
+            <w:r>
+              <w:rPr>
+                <w:sz w:val="17"/>
+              </w:rPr>
+              <w:t>0.381</w:t>
+            </w:r>
+          </w:p>
+        </w:tc>
+        <w:tc>
+          <w:tcPr>
+            <w:tcW w:w="799" w:type="dxa"/>
+          </w:tcPr>
+          <w:p>
+            <w:pPr>
+              <w:cnfStyle w:val="000000100000" w:firstRow="0" w:lastRow="0" w:firstColumn="0" w:lastColumn="0" w:oddVBand="0" w:evenVBand="0" w:oddHBand="1" w:evenHBand="0" w:firstRowFirstColumn="0" w:firstRowLastColumn="0" w:lastRowFirstColumn="0" w:lastRowLastColumn="0"/>
+            </w:pPr>
+            <w:r>
+              <w:rPr>
+                <w:sz w:val="17"/>
+              </w:rPr>
+              <w:t>7.18</w:t>
+            </w:r>
+          </w:p>
+        </w:tc>
+        <w:tc>
+          <w:tcPr>
+            <w:tcW w:w="1152" w:type="dxa"/>
+          </w:tcPr>
+          <w:p>
+            <w:pPr>
+              <w:cnfStyle w:val="000000100000" w:firstRow="0" w:lastRow="0" w:firstColumn="0" w:lastColumn="0" w:oddVBand="0" w:evenVBand="0" w:oddHBand="1" w:evenHBand="0" w:firstRowFirstColumn="0" w:firstRowLastColumn="0" w:lastRowFirstColumn="0" w:lastRowLastColumn="0"/>
+            </w:pPr>
+            <w:r>
+              <w:rPr>
+                <w:sz w:val="17"/>
+              </w:rPr>
+              <w:t>3.45</w:t>
+            </w:r>
+          </w:p>
+        </w:tc>
+      </w:tr>
+      <w:tr>
+        <w:tc>
+          <w:tcPr>
+            <w:cnfStyle w:val="001000000000" w:firstRow="0" w:lastRow="0" w:firstColumn="1" w:lastColumn="0" w:oddVBand="0" w:evenVBand="0" w:oddHBand="0" w:evenHBand="0" w:firstRowFirstColumn="0" w:firstRowLastColumn="0" w:lastRowFirstColumn="0" w:lastRowLastColumn="0"/>
+            <w:tcW w:w="887" w:type="dxa"/>
+          </w:tcPr>
+          <w:p>
+            <w:r>
+              <w:rPr>
+                <w:sz w:val="17"/>
+              </w:rPr>
+              <w:t>FP-Growth</w:t>
+            </w:r>
+          </w:p>
+        </w:tc>
+        <w:tc>
+          <w:tcPr>
+            <w:tcW w:w="767" w:type="dxa"/>
+          </w:tcPr>
+          <w:p>
+            <w:pPr>
+              <w:cnfStyle w:val="000000000000" w:firstRow="0" w:lastRow="0" w:firstColumn="0" w:lastColumn="0" w:oddVBand="0" w:evenVBand="0" w:oddHBand="0" w:evenHBand="0" w:firstRowFirstColumn="0" w:firstRowLastColumn="0" w:lastRowFirstColumn="0" w:lastRowLastColumn="0"/>
+            </w:pPr>
+            <w:r>
+              <w:rPr>
+                <w:sz w:val="17"/>
+              </w:rPr>
+              <w:t>0.010</w:t>
+            </w:r>
+          </w:p>
+        </w:tc>
+        <w:tc>
+          <w:tcPr>
+            <w:tcW w:w="592" w:type="dxa"/>
+          </w:tcPr>
+          <w:p>
+            <w:pPr>
+              <w:cnfStyle w:val="000000000000" w:firstRow="0" w:lastRow="0" w:firstColumn="0" w:lastColumn="0" w:oddVBand="0" w:evenVBand="0" w:oddHBand="0" w:evenHBand="0" w:firstRowFirstColumn="0" w:firstRowLastColumn="0" w:lastRowFirstColumn="0" w:lastRowLastColumn="0"/>
+            </w:pPr>
+            <w:r>
+              <w:rPr>
+                <w:sz w:val="17"/>
+              </w:rPr>
+              <w:t>0.6</w:t>
+            </w:r>
+          </w:p>
+        </w:tc>
+        <w:tc>
+          <w:tcPr>
+            <w:tcW w:w="438" w:type="dxa"/>
+          </w:tcPr>
+          <w:p>
+            <w:pPr>
+              <w:cnfStyle w:val="000000000000" w:firstRow="0" w:lastRow="0" w:firstColumn="0" w:lastColumn="0" w:oddVBand="0" w:evenVBand="0" w:oddHBand="0" w:evenHBand="0" w:firstRowFirstColumn="0" w:firstRowLastColumn="0" w:lastRowFirstColumn="0" w:lastRowLastColumn="0"/>
+            </w:pPr>
+            <w:r>
+              <w:rPr>
+                <w:sz w:val="17"/>
+              </w:rPr>
+              <w:t>1.5</w:t>
+            </w:r>
+          </w:p>
+        </w:tc>
+        <w:tc>
+          <w:tcPr>
+            <w:tcW w:w="606" w:type="dxa"/>
+          </w:tcPr>
+          <w:p>
+            <w:pPr>
+              <w:cnfStyle w:val="000000000000" w:firstRow="0" w:lastRow="0" w:firstColumn="0" w:lastColumn="0" w:oddVBand="0" w:evenVBand="0" w:oddHBand="0" w:evenHBand="0" w:firstRowFirstColumn="0" w:firstRowLastColumn="0" w:lastRowFirstColumn="0" w:lastRowLastColumn="0"/>
+            </w:pPr>
+            <w:r>
+              <w:rPr>
+                <w:sz w:val="17"/>
+              </w:rPr>
+              <w:t>969</w:t>
+            </w:r>
+          </w:p>
+        </w:tc>
+        <w:tc>
+          <w:tcPr>
+            <w:tcW w:w="690" w:type="dxa"/>
+          </w:tcPr>
+          <w:p>
+            <w:pPr>
+              <w:cnfStyle w:val="000000000000" w:firstRow="0" w:lastRow="0" w:firstColumn="0" w:lastColumn="0" w:oddVBand="0" w:evenVBand="0" w:oddHBand="0" w:evenHBand="0" w:firstRowFirstColumn="0" w:firstRowLastColumn="0" w:lastRowFirstColumn="0" w:lastRowLastColumn="0"/>
+            </w:pPr>
+            <w:r>
+              <w:rPr>
+                <w:sz w:val="17"/>
+              </w:rPr>
+              <w:t>0.6698</w:t>
+            </w:r>
+          </w:p>
+        </w:tc>
+        <w:tc>
+          <w:tcPr>
+            <w:tcW w:w="690" w:type="dxa"/>
+          </w:tcPr>
+          <w:p>
+            <w:pPr>
+              <w:cnfStyle w:val="000000000000" w:firstRow="0" w:lastRow="0" w:firstColumn="0" w:lastColumn="0" w:oddVBand="0" w:evenVBand="0" w:oddHBand="0" w:evenHBand="0" w:firstRowFirstColumn="0" w:firstRowLastColumn="0" w:lastRowFirstColumn="0" w:lastRowLastColumn="0"/>
+            </w:pPr>
+            <w:r>
+              <w:rPr>
+                <w:sz w:val="17"/>
+              </w:rPr>
+              <w:t>3.1204</w:t>
+            </w:r>
+          </w:p>
+        </w:tc>
+        <w:tc>
+          <w:tcPr>
+            <w:tcW w:w="775" w:type="dxa"/>
+          </w:tcPr>
+          <w:p>
+            <w:pPr>
+              <w:cnfStyle w:val="000000000000" w:firstRow="0" w:lastRow="0" w:firstColumn="0" w:lastColumn="0" w:oddVBand="0" w:evenVBand="0" w:oddHBand="0" w:evenHBand="0" w:firstRowFirstColumn="0" w:firstRowLastColumn="0" w:lastRowFirstColumn="0" w:lastRowLastColumn="0"/>
+            </w:pPr>
+            <w:r>
+              <w:rPr>
+                <w:sz w:val="17"/>
+              </w:rPr>
+              <w:t>12.1518</w:t>
+            </w:r>
+          </w:p>
+        </w:tc>
+        <w:tc>
+          <w:tcPr>
+            <w:tcW w:w="604" w:type="dxa"/>
+          </w:tcPr>
+          <w:p>
+            <w:pPr>
+              <w:cnfStyle w:val="000000000000" w:firstRow="0" w:lastRow="0" w:firstColumn="0" w:lastColumn="0" w:oddVBand="0" w:evenVBand="0" w:oddHBand="0" w:evenHBand="0" w:firstRowFirstColumn="0" w:firstRowLastColumn="0" w:lastRowFirstColumn="0" w:lastRowLastColumn="0"/>
+            </w:pPr>
+            <w:r>
+              <w:rPr>
+                <w:sz w:val="17"/>
+              </w:rPr>
+              <w:t>0.166</w:t>
+            </w:r>
+          </w:p>
+        </w:tc>
+        <w:tc>
+          <w:tcPr>
+            <w:tcW w:w="604" w:type="dxa"/>
+          </w:tcPr>
+          <w:p>
+            <w:pPr>
+              <w:cnfStyle w:val="000000000000" w:firstRow="0" w:lastRow="0" w:firstColumn="0" w:lastColumn="0" w:oddVBand="0" w:evenVBand="0" w:oddHBand="0" w:evenHBand="0" w:firstRowFirstColumn="0" w:firstRowLastColumn="0" w:lastRowFirstColumn="0" w:lastRowLastColumn="0"/>
+            </w:pPr>
+            <w:r>
+              <w:rPr>
+                <w:sz w:val="17"/>
+              </w:rPr>
+              <w:t>0.048</w:t>
+            </w:r>
+          </w:p>
+        </w:tc>
+        <w:tc>
+          <w:tcPr>
+            <w:tcW w:w="636" w:type="dxa"/>
+          </w:tcPr>
+          <w:p>
+            <w:pPr>
+              <w:cnfStyle w:val="000000000000" w:firstRow="0" w:lastRow="0" w:firstColumn="0" w:lastColumn="0" w:oddVBand="0" w:evenVBand="0" w:oddHBand="0" w:evenHBand="0" w:firstRowFirstColumn="0" w:firstRowLastColumn="0" w:lastRowFirstColumn="0" w:lastRowLastColumn="0"/>
+            </w:pPr>
+            <w:r>
+              <w:rPr>
+                <w:sz w:val="17"/>
+              </w:rPr>
+              <w:t>0.246</w:t>
+            </w:r>
+          </w:p>
+        </w:tc>
+        <w:tc>
+          <w:tcPr>
+            <w:tcW w:w="867" w:type="dxa"/>
+          </w:tcPr>
+          <w:p>
+            <w:pPr>
+              <w:cnfStyle w:val="000000000000" w:firstRow="0" w:lastRow="0" w:firstColumn="0" w:lastColumn="0" w:oddVBand="0" w:evenVBand="0" w:oddHBand="0" w:evenHBand="0" w:firstRowFirstColumn="0" w:firstRowLastColumn="0" w:lastRowFirstColumn="0" w:lastRowLastColumn="0"/>
+            </w:pPr>
+            <w:r>
+              <w:rPr>
+                <w:sz w:val="17"/>
+              </w:rPr>
+              <w:t>0.027</w:t>
+            </w:r>
+          </w:p>
+        </w:tc>
+        <w:tc>
+          <w:tcPr>
+            <w:tcW w:w="711" w:type="dxa"/>
+          </w:tcPr>
+          <w:p>
+            <w:pPr>
+              <w:cnfStyle w:val="000000000000" w:firstRow="0" w:lastRow="0" w:firstColumn="0" w:lastColumn="0" w:oddVBand="0" w:evenVBand="0" w:oddHBand="0" w:evenHBand="0" w:firstRowFirstColumn="0" w:firstRowLastColumn="0" w:lastRowFirstColumn="0" w:lastRowLastColumn="0"/>
+            </w:pPr>
+            <w:r>
+              <w:rPr>
+                <w:sz w:val="17"/>
+              </w:rPr>
+              <w:t>0.381</w:t>
+            </w:r>
+          </w:p>
+        </w:tc>
+        <w:tc>
+          <w:tcPr>
+            <w:tcW w:w="799" w:type="dxa"/>
+          </w:tcPr>
+          <w:p>
+            <w:pPr>
+              <w:cnfStyle w:val="000000000000" w:firstRow="0" w:lastRow="0" w:firstColumn="0" w:lastColumn="0" w:oddVBand="0" w:evenVBand="0" w:oddHBand="0" w:evenHBand="0" w:firstRowFirstColumn="0" w:firstRowLastColumn="0" w:lastRowFirstColumn="0" w:lastRowLastColumn="0"/>
+            </w:pPr>
+            <w:r>
+              <w:rPr>
+                <w:sz w:val="17"/>
+              </w:rPr>
+              <w:t>5.02</w:t>
+            </w:r>
+          </w:p>
+        </w:tc>
+        <w:tc>
+          <w:tcPr>
+            <w:tcW w:w="1152" w:type="dxa"/>
+          </w:tcPr>
+          <w:p>
+            <w:pPr>
+              <w:cnfStyle w:val="000000000000" w:firstRow="0" w:lastRow="0" w:firstColumn="0" w:lastColumn="0" w:oddVBand="0" w:evenVBand="0" w:oddHBand="0" w:evenHBand="0" w:firstRowFirstColumn="0" w:firstRowLastColumn="0" w:lastRowFirstColumn="0" w:lastRowLastColumn="0"/>
+            </w:pPr>
+            <w:r>
+              <w:rPr>
+                <w:sz w:val="17"/>
+              </w:rPr>
+              <w:t>161.18</w:t>
+            </w:r>
+          </w:p>
+        </w:tc>
+      </w:tr>
+      <w:tr>
+        <w:trPr>
+          <w:cnfStyle w:val="000000100000" w:firstRow="0" w:lastRow="0" w:firstColumn="0" w:lastColumn="0" w:oddVBand="0" w:evenVBand="0" w:oddHBand="1" w:evenHBand="0" w:firstRowFirstColumn="0" w:firstRowLastColumn="0" w:lastRowFirstColumn="0" w:lastRowLastColumn="0"/>
+        </w:trPr>
+        <w:tc>
+          <w:tcPr>
+            <w:cnfStyle w:val="001000000000" w:firstRow="0" w:lastRow="0" w:firstColumn="1" w:lastColumn="0" w:oddVBand="0" w:evenVBand="0" w:oddHBand="0" w:evenHBand="0" w:firstRowFirstColumn="0" w:firstRowLastColumn="0" w:lastRowFirstColumn="0" w:lastRowLastColumn="0"/>
+            <w:tcW w:w="887" w:type="dxa"/>
+          </w:tcPr>
+          <w:p>
+            <w:r>
+              <w:rPr>
+                <w:sz w:val="17"/>
+              </w:rPr>
+              <w:t>ECLAT</w:t>
+            </w:r>
+          </w:p>
+        </w:tc>
+        <w:tc>
+          <w:tcPr>
+            <w:tcW w:w="767" w:type="dxa"/>
+          </w:tcPr>
+          <w:p>
+            <w:pPr>
+              <w:cnfStyle w:val="000000100000" w:firstRow="0" w:lastRow="0" w:firstColumn="0" w:lastColumn="0" w:oddVBand="0" w:evenVBand="0" w:oddHBand="1" w:evenHBand="0" w:firstRowFirstColumn="0" w:firstRowLastColumn="0" w:lastRowFirstColumn="0" w:lastRowLastColumn="0"/>
+            </w:pPr>
+            <w:r>
+              <w:rPr>
+                <w:sz w:val="17"/>
+              </w:rPr>
+              <w:t>0.010</w:t>
+            </w:r>
+          </w:p>
+        </w:tc>
+        <w:tc>
+          <w:tcPr>
+            <w:tcW w:w="592" w:type="dxa"/>
+          </w:tcPr>
+          <w:p>
+            <w:pPr>
+              <w:cnfStyle w:val="000000100000" w:firstRow="0" w:lastRow="0" w:firstColumn="0" w:lastColumn="0" w:oddVBand="0" w:evenVBand="0" w:oddHBand="1" w:evenHBand="0" w:firstRowFirstColumn="0" w:firstRowLastColumn="0" w:lastRowFirstColumn="0" w:lastRowLastColumn="0"/>
+            </w:pPr>
+            <w:r>
+              <w:rPr>
+                <w:sz w:val="17"/>
+              </w:rPr>
+              <w:t>0.6</w:t>
+            </w:r>
+          </w:p>
+        </w:tc>
+        <w:tc>
+          <w:tcPr>
+            <w:tcW w:w="438" w:type="dxa"/>
+          </w:tcPr>
+          <w:p>
+            <w:pPr>
+              <w:cnfStyle w:val="000000100000" w:firstRow="0" w:lastRow="0" w:firstColumn="0" w:lastColumn="0" w:oddVBand="0" w:evenVBand="0" w:oddHBand="1" w:evenHBand="0" w:firstRowFirstColumn="0" w:firstRowLastColumn="0" w:lastRowFirstColumn="0" w:lastRowLastColumn="0"/>
+            </w:pPr>
+            <w:r>
+              <w:rPr>
+                <w:sz w:val="17"/>
+              </w:rPr>
+              <w:t>1.5</w:t>
+            </w:r>
+          </w:p>
+        </w:tc>
+        <w:tc>
+          <w:tcPr>
+            <w:tcW w:w="606" w:type="dxa"/>
+          </w:tcPr>
+          <w:p>
+            <w:pPr>
+              <w:cnfStyle w:val="000000100000" w:firstRow="0" w:lastRow="0" w:firstColumn="0" w:lastColumn="0" w:oddVBand="0" w:evenVBand="0" w:oddHBand="1" w:evenHBand="0" w:firstRowFirstColumn="0" w:firstRowLastColumn="0" w:lastRowFirstColumn="0" w:lastRowLastColumn="0"/>
+            </w:pPr>
+            <w:r>
+              <w:rPr>
+                <w:sz w:val="17"/>
+              </w:rPr>
+              <w:t>969</w:t>
+            </w:r>
+          </w:p>
+        </w:tc>
+        <w:tc>
+          <w:tcPr>
+            <w:tcW w:w="690" w:type="dxa"/>
+          </w:tcPr>
+          <w:p>
+            <w:pPr>
+              <w:cnfStyle w:val="000000100000" w:firstRow="0" w:lastRow="0" w:firstColumn="0" w:lastColumn="0" w:oddVBand="0" w:evenVBand="0" w:oddHBand="1" w:evenHBand="0" w:firstRowFirstColumn="0" w:firstRowLastColumn="0" w:lastRowFirstColumn="0" w:lastRowLastColumn="0"/>
+            </w:pPr>
+            <w:r>
+              <w:rPr>
+                <w:sz w:val="17"/>
+              </w:rPr>
+              <w:t>0.6698</w:t>
+            </w:r>
+          </w:p>
+        </w:tc>
+        <w:tc>
+          <w:tcPr>
+            <w:tcW w:w="690" w:type="dxa"/>
+          </w:tcPr>
+          <w:p>
+            <w:pPr>
+              <w:cnfStyle w:val="000000100000" w:firstRow="0" w:lastRow="0" w:firstColumn="0" w:lastColumn="0" w:oddVBand="0" w:evenVBand="0" w:oddHBand="1" w:evenHBand="0" w:firstRowFirstColumn="0" w:firstRowLastColumn="0" w:lastRowFirstColumn="0" w:lastRowLastColumn="0"/>
+            </w:pPr>
+            <w:r>
+              <w:rPr>
+                <w:sz w:val="17"/>
+              </w:rPr>
+              <w:t>3.1204</w:t>
+            </w:r>
+          </w:p>
+        </w:tc>
+        <w:tc>
+          <w:tcPr>
+            <w:tcW w:w="775" w:type="dxa"/>
+          </w:tcPr>
+          <w:p>
+            <w:pPr>
+              <w:cnfStyle w:val="000000100000" w:firstRow="0" w:lastRow="0" w:firstColumn="0" w:lastColumn="0" w:oddVBand="0" w:evenVBand="0" w:oddHBand="1" w:evenHBand="0" w:firstRowFirstColumn="0" w:firstRowLastColumn="0" w:lastRowFirstColumn="0" w:lastRowLastColumn="0"/>
+            </w:pPr>
+            <w:r>
+              <w:rPr>
+                <w:sz w:val="17"/>
+              </w:rPr>
+              <w:t>12.1518</w:t>
+            </w:r>
+          </w:p>
+        </w:tc>
+        <w:tc>
+          <w:tcPr>
+            <w:tcW w:w="604" w:type="dxa"/>
+          </w:tcPr>
+          <w:p>
+            <w:pPr>
+              <w:cnfStyle w:val="000000100000" w:firstRow="0" w:lastRow="0" w:firstColumn="0" w:lastColumn="0" w:oddVBand="0" w:evenVBand="0" w:oddHBand="1" w:evenHBand="0" w:firstRowFirstColumn="0" w:firstRowLastColumn="0" w:lastRowFirstColumn="0" w:lastRowLastColumn="0"/>
+            </w:pPr>
+            <w:r>
+              <w:rPr>
+                <w:sz w:val="17"/>
+              </w:rPr>
+              <w:t>0.166</w:t>
+            </w:r>
+          </w:p>
+        </w:tc>
+        <w:tc>
+          <w:tcPr>
+            <w:tcW w:w="604" w:type="dxa"/>
+          </w:tcPr>
+          <w:p>
+            <w:pPr>
+              <w:cnfStyle w:val="000000100000" w:firstRow="0" w:lastRow="0" w:firstColumn="0" w:lastColumn="0" w:oddVBand="0" w:evenVBand="0" w:oddHBand="1" w:evenHBand="0" w:firstRowFirstColumn="0" w:firstRowLastColumn="0" w:lastRowFirstColumn="0" w:lastRowLastColumn="0"/>
+            </w:pPr>
+            <w:r>
+              <w:rPr>
+                <w:sz w:val="17"/>
+              </w:rPr>
+              <w:t>0.048</w:t>
+            </w:r>
+          </w:p>
+        </w:tc>
+        <w:tc>
+          <w:tcPr>
+            <w:tcW w:w="636" w:type="dxa"/>
+          </w:tcPr>
+          <w:p>
+            <w:pPr>
+              <w:cnfStyle w:val="000000100000" w:firstRow="0" w:lastRow="0" w:firstColumn="0" w:lastColumn="0" w:oddVBand="0" w:evenVBand="0" w:oddHBand="1" w:evenHBand="0" w:firstRowFirstColumn="0" w:firstRowLastColumn="0" w:lastRowFirstColumn="0" w:lastRowLastColumn="0"/>
+            </w:pPr>
+            <w:r>
+              <w:rPr>
+                <w:sz w:val="17"/>
+              </w:rPr>
+              <w:t>0.246</w:t>
+            </w:r>
+          </w:p>
+        </w:tc>
+        <w:tc>
+          <w:tcPr>
+            <w:tcW w:w="867" w:type="dxa"/>
+          </w:tcPr>
+          <w:p>
+            <w:pPr>
+              <w:cnfStyle w:val="000000100000" w:firstRow="0" w:lastRow="0" w:firstColumn="0" w:lastColumn="0" w:oddVBand="0" w:evenVBand="0" w:oddHBand="1" w:evenHBand="0" w:firstRowFirstColumn="0" w:firstRowLastColumn="0" w:lastRowFirstColumn="0" w:lastRowLastColumn="0"/>
+            </w:pPr>
+            <w:r>
+              <w:rPr>
+                <w:sz w:val="17"/>
+              </w:rPr>
+              <w:t>0.027</w:t>
+            </w:r>
+          </w:p>
+        </w:tc>
+        <w:tc>
+          <w:tcPr>
+            <w:tcW w:w="711" w:type="dxa"/>
+          </w:tcPr>
+          <w:p>
+            <w:pPr>
+              <w:cnfStyle w:val="000000100000" w:firstRow="0" w:lastRow="0" w:firstColumn="0" w:lastColumn="0" w:oddVBand="0" w:evenVBand="0" w:oddHBand="1" w:evenHBand="0" w:firstRowFirstColumn="0" w:firstRowLastColumn="0" w:lastRowFirstColumn="0" w:lastRowLastColumn="0"/>
+            </w:pPr>
+            <w:r>
+              <w:rPr>
+                <w:sz w:val="17"/>
+              </w:rPr>
+              <w:t>0.381</w:t>
+            </w:r>
+          </w:p>
+        </w:tc>
+        <w:tc>
+          <w:tcPr>
+            <w:tcW w:w="799" w:type="dxa"/>
+          </w:tcPr>
+          <w:p>
+            <w:pPr>
+              <w:cnfStyle w:val="000000100000" w:firstRow="0" w:lastRow="0" w:firstColumn="0" w:lastColumn="0" w:oddVBand="0" w:evenVBand="0" w:oddHBand="1" w:evenHBand="0" w:firstRowFirstColumn="0" w:firstRowLastColumn="0" w:lastRowFirstColumn="0" w:lastRowLastColumn="0"/>
+            </w:pPr>
+            <w:r>
+              <w:rPr>
+                <w:sz w:val="17"/>
+              </w:rPr>
+              <w:t>3.47</w:t>
+            </w:r>
+          </w:p>
+        </w:tc>
+        <w:tc>
+          <w:tcPr>
+            <w:tcW w:w="1152" w:type="dxa"/>
+          </w:tcPr>
+          <w:p>
+            <w:pPr>
+              <w:cnfStyle w:val="000000100000" w:firstRow="0" w:lastRow="0" w:firstColumn="0" w:lastColumn="0" w:oddVBand="0" w:evenVBand="0" w:oddHBand="1" w:evenHBand="0" w:firstRowFirstColumn="0" w:firstRowLastColumn="0" w:lastRowFirstColumn="0" w:lastRowLastColumn="0"/>
+            </w:pPr>
+            <w:r>
+              <w:rPr>
+                <w:sz w:val="17"/>
+              </w:rPr>
+              <w:t>51.52</w:t>
+            </w:r>
+          </w:p>
+        </w:tc>
+      </w:tr>
+    </w:tbl>
+    <w:p>
+      <w:pPr>
+        <w:pStyle w:val="Heading2"/>
+        <w:rPr>
+          <w:color w:val="000000" w:themeColor="text1"/>
+        </w:rPr>
+      </w:pPr>
+      <w:r>
+        <w:rPr>
+          <w:color w:val="000000" w:themeColor="text1"/>
+        </w:rPr>
+        <w:t>10.4 Discussion and Best Algorithm</w:t>
+      </w:r>
+    </w:p>
+    <w:p>
+      <w:pPr>
+        <w:rPr>
+          <w:color w:val="000000" w:themeColor="text1"/>
+        </w:rPr>
+      </w:pPr>
+      <w:r>
+        <w:rPr>
+          <w:color w:val="000000" w:themeColor="text1"/>
+        </w:rPr>
+        <w:t>The adaptive search accepted the strictest threshold combination (support 0.010, confidence 0.60, lift 1.50) for all three algorithms because it produced 969 rules, comfortably inside the acceptable band of 20 to 5,000. The next looser combination (support 0.005, confidence 0.50, lift 1.30) generated 5,983 rules, just above the upper limit of the band, so it was rejected. This is the intended behaviour: a rule set in the low thousands is interpretable and usable in a downstream recommender, whereas tens or hundreds of thousands of rules are noisy and operationally awkward.</w:t>
+      </w:r>
+    </w:p>
+    <w:p>
+      <w:pPr>
+        <w:rPr>
+          <w:color w:val="000000" w:themeColor="text1"/>
+        </w:rPr>
+      </w:pPr>
+      <w:r>
+        <w:rPr>
+          <w:color w:val="000000" w:themeColor="text1"/>
+        </w:rPr>
+        <w:t>It is worth noting that the rejected combinations at support 0.005 and 0.003 score higher on the final quality metric (0.619 and 0.590) than the accepted combination (0.381), because they recommend better on the held-out test baskets at the cost of producing a much larger rule set. If a future deployment can tolerate a few thousand rules in the recommender, raising the maximum acceptable rule count to 7,000 would let the adaptive search accept the support 0.005 combination instead, lifting hit_rate@5 from 0.246 to 0.395 and precision@5 from 0.166 to 0.174.</w:t>
+      </w:r>
+    </w:p>
+    <w:p>
+      <w:pPr>
+        <w:rPr>
+          <w:color w:val="000000" w:themeColor="text1"/>
+        </w:rPr>
+      </w:pPr>
+      <w:r>
+        <w:rPr>
+          <w:color w:val="000000" w:themeColor="text1"/>
+        </w:rPr>
+        <w:t>Within the accepted combination, the three algorithms differ only on engineering metrics. ECLAT is fastest at 3.47 seconds, FP-Growth runs in 5.02 seconds, and Apriori takes 7.18 seconds. Memory tells a very different story: Apriori uses only 3.45 MB of peak resident memory, ECLAT uses 51.52 MB, and FP-Growth uses 161.18 MB. ECLAT's higher memory at the strictest support reflects the cost of building the vertical layout up front, while FP-Growth's high memory at the strictest threshold is the cost of building and traversing the FP-tree. At looser support thresholds, FP-Growth and ECLAT use much less memory than at this strict setting because the tree and tidset structures shrink faster than the rule set grows.</w:t>
+      </w:r>
+    </w:p>
+    <w:p>
+      <w:pPr>
+        <w:rPr>
+          <w:color w:val="000000" w:themeColor="text1"/>
+        </w:rPr>
+      </w:pPr>
+      <w:r>
+        <w:rPr>
+          <w:color w:val="000000" w:themeColor="text1"/>
+        </w:rPr>
+        <w:t xml:space="preserve">Recommendation quality at the accepted threshold is precision@5 of 0.166, recall@5 of 0.048, hit_rate@5 of 0.246, and coverage of 0.027. In plain terms, when the recommender is asked to suggest five items based on half of a test basket, roughly one in four test baskets receives at least one recommendation that the customer </w:t>
+      </w:r>
+      <w:r>
+        <w:rPr>
+          <w:color w:val="000000" w:themeColor="text1"/>
+        </w:rPr>
+        <w:lastRenderedPageBreak/>
+        <w:t>actually bought, and around 17 percent of the recommended slots are correct. The coverage of 0.027 reflects that the strictest threshold keeps the recommender focused on a small set of high-confidence categories rather than the full 301-category catalogue.</w:t>
+      </w:r>
+    </w:p>
+    <w:p>
+      <w:pPr>
+        <w:rPr>
+          <w:color w:val="000000" w:themeColor="text1"/>
+        </w:rPr>
+      </w:pPr>
+      <w:r>
+        <w:rPr>
+          <w:color w:val="000000" w:themeColor="text1"/>
+        </w:rPr>
+        <w:t>The maximum lift observed at the accepted threshold is 12.15, indicating that the strongest rules describe co-purchase relationships that are roughly twelve times more frequent than chance. Examples from the rule files include strong category links between refrigerated goods and frozen items, bakery and dairy items, and household-care categories such as laundry detergent and laundry additives.</w:t>
+      </w:r>
+    </w:p>
+    <w:p>
+      <w:pPr>
+        <w:pStyle w:val="Heading2"/>
+        <w:rPr>
+          <w:color w:val="000000" w:themeColor="text1"/>
+        </w:rPr>
+      </w:pPr>
+      <w:r>
+        <w:rPr>
+          <w:color w:val="000000" w:themeColor="text1"/>
+        </w:rPr>
+        <w:t>10.5 Summary of Best Algorithm</w:t>
+      </w:r>
+    </w:p>
+    <w:tbl>
+      <w:tblPr>
+        <w:tblStyle w:val="MediumGrid2-Accent1"/>
+        <w:tblW w:w="0" w:type="auto"/>
+        <w:tblLook w:val="04A0" w:firstRow="1" w:lastRow="0" w:firstColumn="1" w:lastColumn="0" w:noHBand="0" w:noVBand="1"/>
+      </w:tblPr>
+      <w:tblGrid>
+        <w:gridCol w:w="3600"/>
+        <w:gridCol w:w="3360"/>
+        <w:gridCol w:w="2400"/>
+      </w:tblGrid>
+      <w:tr>
+        <w:trPr>
+          <w:cnfStyle w:val="100000000000" w:firstRow="1" w:lastRow="0" w:firstColumn="0" w:lastColumn="0" w:oddVBand="0" w:evenVBand="0" w:oddHBand="0" w:evenHBand="0" w:firstRowFirstColumn="0" w:firstRowLastColumn="0" w:lastRowFirstColumn="0" w:lastRowLastColumn="0"/>
+        </w:trPr>
+        <w:tc>
+          <w:tcPr>
+            <w:cnfStyle w:val="001000000100" w:firstRow="0" w:lastRow="0" w:firstColumn="1" w:lastColumn="0" w:oddVBand="0" w:evenVBand="0" w:oddHBand="0" w:evenHBand="0" w:firstRowFirstColumn="1" w:firstRowLastColumn="0" w:lastRowFirstColumn="0" w:lastRowLastColumn="0"/>
             <w:tcW w:w="3600" w:type="dxa"/>
           </w:tcPr>
           <w:p>
             <w:r>
               <w:rPr>
-                <w:b w:val="0"/>
-                <w:sz w:val="17"/>
-              </w:rPr>
-              <w:t>Input item count</w:t>
-            </w:r>
-          </w:p>
-        </w:tc>
-        <w:tc>
-          <w:tcPr>
-            <w:tcW w:w="7344" w:type="dxa"/>
+                <w:sz w:val="16"/>
+              </w:rPr>
+              <w:t>Selection Criterion</w:t>
+            </w:r>
+          </w:p>
+        </w:tc>
+        <w:tc>
+          <w:tcPr>
+            <w:tcW w:w="3360" w:type="dxa"/>
+          </w:tcPr>
+          <w:p>
+            <w:pPr>
+              <w:cnfStyle w:val="100000000000" w:firstRow="1" w:lastRow="0" w:firstColumn="0" w:lastColumn="0" w:oddVBand="0" w:evenVBand="0" w:oddHBand="0" w:evenHBand="0" w:firstRowFirstColumn="0" w:firstRowLastColumn="0" w:lastRowFirstColumn="0" w:lastRowLastColumn="0"/>
+            </w:pPr>
+            <w:r>
+              <w:rPr>
+                <w:sz w:val="16"/>
+              </w:rPr>
+              <w:t>Best Algorithm</w:t>
+            </w:r>
+          </w:p>
+        </w:tc>
+        <w:tc>
+          <w:tcPr>
+            <w:tcW w:w="2400" w:type="dxa"/>
+          </w:tcPr>
+          <w:p>
+            <w:pPr>
+              <w:cnfStyle w:val="100000000000" w:firstRow="1" w:lastRow="0" w:firstColumn="0" w:lastColumn="0" w:oddVBand="0" w:evenVBand="0" w:oddHBand="0" w:evenHBand="0" w:firstRowFirstColumn="0" w:firstRowLastColumn="0" w:lastRowFirstColumn="0" w:lastRowLastColumn="0"/>
+            </w:pPr>
+            <w:r>
+              <w:rPr>
+                <w:sz w:val="16"/>
+              </w:rPr>
+              <w:t>Value at Accepted Threshold</w:t>
+            </w:r>
+          </w:p>
+        </w:tc>
+      </w:tr>
+      <w:tr>
+        <w:trPr>
+          <w:cnfStyle w:val="000000100000" w:firstRow="0" w:lastRow="0" w:firstColumn="0" w:lastColumn="0" w:oddVBand="0" w:evenVBand="0" w:oddHBand="1" w:evenHBand="0" w:firstRowFirstColumn="0" w:firstRowLastColumn="0" w:lastRowFirstColumn="0" w:lastRowLastColumn="0"/>
+        </w:trPr>
+        <w:tc>
+          <w:tcPr>
+            <w:cnfStyle w:val="001000000000" w:firstRow="0" w:lastRow="0" w:firstColumn="1" w:lastColumn="0" w:oddVBand="0" w:evenVBand="0" w:oddHBand="0" w:evenHBand="0" w:firstRowFirstColumn="0" w:firstRowLastColumn="0" w:lastRowFirstColumn="0" w:lastRowLastColumn="0"/>
+            <w:tcW w:w="3600" w:type="dxa"/>
+          </w:tcPr>
+          <w:p>
+            <w:r>
+              <w:rPr>
+                <w:sz w:val="17"/>
+              </w:rPr>
+              <w:t>Final quality score (rule + recommendation quality)</w:t>
+            </w:r>
+          </w:p>
+        </w:tc>
+        <w:tc>
+          <w:tcPr>
+            <w:tcW w:w="3360" w:type="dxa"/>
           </w:tcPr>
           <w:p>
             <w:pPr>
@@ -6135,7 +9518,712 @@
               <w:rPr>
                 <w:sz w:val="17"/>
               </w:rPr>
-              <w:t>303 product categories</w:t>
+              <w:t>Tie: Apriori, FP-Growth, ECLAT</w:t>
+            </w:r>
+          </w:p>
+        </w:tc>
+        <w:tc>
+          <w:tcPr>
+            <w:tcW w:w="2400" w:type="dxa"/>
+          </w:tcPr>
+          <w:p>
+            <w:pPr>
+              <w:cnfStyle w:val="000000100000" w:firstRow="0" w:lastRow="0" w:firstColumn="0" w:lastColumn="0" w:oddVBand="0" w:evenVBand="0" w:oddHBand="1" w:evenHBand="0" w:firstRowFirstColumn="0" w:firstRowLastColumn="0" w:lastRowFirstColumn="0" w:lastRowLastColumn="0"/>
+            </w:pPr>
+            <w:r>
+              <w:rPr>
+                <w:sz w:val="17"/>
+              </w:rPr>
+              <w:t>0.381</w:t>
+            </w:r>
+          </w:p>
+        </w:tc>
+      </w:tr>
+      <w:tr>
+        <w:tc>
+          <w:tcPr>
+            <w:cnfStyle w:val="001000000000" w:firstRow="0" w:lastRow="0" w:firstColumn="1" w:lastColumn="0" w:oddVBand="0" w:evenVBand="0" w:oddHBand="0" w:evenHBand="0" w:firstRowFirstColumn="0" w:firstRowLastColumn="0" w:lastRowFirstColumn="0" w:lastRowLastColumn="0"/>
+            <w:tcW w:w="3600" w:type="dxa"/>
+          </w:tcPr>
+          <w:p>
+            <w:r>
+              <w:rPr>
+                <w:sz w:val="17"/>
+              </w:rPr>
+              <w:t>Fastest runtime</w:t>
+            </w:r>
+          </w:p>
+        </w:tc>
+        <w:tc>
+          <w:tcPr>
+            <w:tcW w:w="3360" w:type="dxa"/>
+          </w:tcPr>
+          <w:p>
+            <w:pPr>
+              <w:cnfStyle w:val="000000000000" w:firstRow="0" w:lastRow="0" w:firstColumn="0" w:lastColumn="0" w:oddVBand="0" w:evenVBand="0" w:oddHBand="0" w:evenHBand="0" w:firstRowFirstColumn="0" w:firstRowLastColumn="0" w:lastRowFirstColumn="0" w:lastRowLastColumn="0"/>
+            </w:pPr>
+            <w:r>
+              <w:rPr>
+                <w:sz w:val="17"/>
+              </w:rPr>
+              <w:t>ECLAT</w:t>
+            </w:r>
+          </w:p>
+        </w:tc>
+        <w:tc>
+          <w:tcPr>
+            <w:tcW w:w="2400" w:type="dxa"/>
+          </w:tcPr>
+          <w:p>
+            <w:pPr>
+              <w:cnfStyle w:val="000000000000" w:firstRow="0" w:lastRow="0" w:firstColumn="0" w:lastColumn="0" w:oddVBand="0" w:evenVBand="0" w:oddHBand="0" w:evenHBand="0" w:firstRowFirstColumn="0" w:firstRowLastColumn="0" w:lastRowFirstColumn="0" w:lastRowLastColumn="0"/>
+            </w:pPr>
+            <w:r>
+              <w:rPr>
+                <w:sz w:val="17"/>
+              </w:rPr>
+              <w:t>3.47 seconds</w:t>
+            </w:r>
+          </w:p>
+        </w:tc>
+      </w:tr>
+      <w:tr>
+        <w:trPr>
+          <w:cnfStyle w:val="000000100000" w:firstRow="0" w:lastRow="0" w:firstColumn="0" w:lastColumn="0" w:oddVBand="0" w:evenVBand="0" w:oddHBand="1" w:evenHBand="0" w:firstRowFirstColumn="0" w:firstRowLastColumn="0" w:lastRowFirstColumn="0" w:lastRowLastColumn="0"/>
+        </w:trPr>
+        <w:tc>
+          <w:tcPr>
+            <w:cnfStyle w:val="001000000000" w:firstRow="0" w:lastRow="0" w:firstColumn="1" w:lastColumn="0" w:oddVBand="0" w:evenVBand="0" w:oddHBand="0" w:evenHBand="0" w:firstRowFirstColumn="0" w:firstRowLastColumn="0" w:lastRowFirstColumn="0" w:lastRowLastColumn="0"/>
+            <w:tcW w:w="3600" w:type="dxa"/>
+          </w:tcPr>
+          <w:p>
+            <w:r>
+              <w:rPr>
+                <w:sz w:val="17"/>
+              </w:rPr>
+              <w:t>Lowest memory usage</w:t>
+            </w:r>
+          </w:p>
+        </w:tc>
+        <w:tc>
+          <w:tcPr>
+            <w:tcW w:w="3360" w:type="dxa"/>
+          </w:tcPr>
+          <w:p>
+            <w:pPr>
+              <w:cnfStyle w:val="000000100000" w:firstRow="0" w:lastRow="0" w:firstColumn="0" w:lastColumn="0" w:oddVBand="0" w:evenVBand="0" w:oddHBand="1" w:evenHBand="0" w:firstRowFirstColumn="0" w:firstRowLastColumn="0" w:lastRowFirstColumn="0" w:lastRowLastColumn="0"/>
+            </w:pPr>
+            <w:r>
+              <w:rPr>
+                <w:sz w:val="17"/>
+              </w:rPr>
+              <w:t>Apriori</w:t>
+            </w:r>
+          </w:p>
+        </w:tc>
+        <w:tc>
+          <w:tcPr>
+            <w:tcW w:w="2400" w:type="dxa"/>
+          </w:tcPr>
+          <w:p>
+            <w:pPr>
+              <w:cnfStyle w:val="000000100000" w:firstRow="0" w:lastRow="0" w:firstColumn="0" w:lastColumn="0" w:oddVBand="0" w:evenVBand="0" w:oddHBand="1" w:evenHBand="0" w:firstRowFirstColumn="0" w:firstRowLastColumn="0" w:lastRowFirstColumn="0" w:lastRowLastColumn="0"/>
+            </w:pPr>
+            <w:r>
+              <w:rPr>
+                <w:sz w:val="17"/>
+              </w:rPr>
+              <w:t>3.45 MB</w:t>
+            </w:r>
+          </w:p>
+        </w:tc>
+      </w:tr>
+      <w:tr>
+        <w:tc>
+          <w:tcPr>
+            <w:cnfStyle w:val="001000000000" w:firstRow="0" w:lastRow="0" w:firstColumn="1" w:lastColumn="0" w:oddVBand="0" w:evenVBand="0" w:oddHBand="0" w:evenHBand="0" w:firstRowFirstColumn="0" w:firstRowLastColumn="0" w:lastRowFirstColumn="0" w:lastRowLastColumn="0"/>
+            <w:tcW w:w="3600" w:type="dxa"/>
+          </w:tcPr>
+          <w:p>
+            <w:r>
+              <w:rPr>
+                <w:sz w:val="17"/>
+              </w:rPr>
+              <w:t>Highest average lift across accepted runs</w:t>
+            </w:r>
+          </w:p>
+        </w:tc>
+        <w:tc>
+          <w:tcPr>
+            <w:tcW w:w="3360" w:type="dxa"/>
+          </w:tcPr>
+          <w:p>
+            <w:pPr>
+              <w:cnfStyle w:val="000000000000" w:firstRow="0" w:lastRow="0" w:firstColumn="0" w:lastColumn="0" w:oddVBand="0" w:evenVBand="0" w:oddHBand="0" w:evenHBand="0" w:firstRowFirstColumn="0" w:firstRowLastColumn="0" w:lastRowFirstColumn="0" w:lastRowLastColumn="0"/>
+            </w:pPr>
+            <w:r>
+              <w:rPr>
+                <w:sz w:val="17"/>
+              </w:rPr>
+              <w:t>Tie: all three</w:t>
+            </w:r>
+          </w:p>
+        </w:tc>
+        <w:tc>
+          <w:tcPr>
+            <w:tcW w:w="2400" w:type="dxa"/>
+          </w:tcPr>
+          <w:p>
+            <w:pPr>
+              <w:cnfStyle w:val="000000000000" w:firstRow="0" w:lastRow="0" w:firstColumn="0" w:lastColumn="0" w:oddVBand="0" w:evenVBand="0" w:oddHBand="0" w:evenHBand="0" w:firstRowFirstColumn="0" w:firstRowLastColumn="0" w:lastRowFirstColumn="0" w:lastRowLastColumn="0"/>
+            </w:pPr>
+            <w:r>
+              <w:rPr>
+                <w:sz w:val="17"/>
+              </w:rPr>
+              <w:t>3.1204</w:t>
+            </w:r>
+          </w:p>
+        </w:tc>
+      </w:tr>
+      <w:tr>
+        <w:trPr>
+          <w:cnfStyle w:val="000000100000" w:firstRow="0" w:lastRow="0" w:firstColumn="0" w:lastColumn="0" w:oddVBand="0" w:evenVBand="0" w:oddHBand="1" w:evenHBand="0" w:firstRowFirstColumn="0" w:firstRowLastColumn="0" w:lastRowFirstColumn="0" w:lastRowLastColumn="0"/>
+        </w:trPr>
+        <w:tc>
+          <w:tcPr>
+            <w:cnfStyle w:val="001000000000" w:firstRow="0" w:lastRow="0" w:firstColumn="1" w:lastColumn="0" w:oddVBand="0" w:evenVBand="0" w:oddHBand="0" w:evenHBand="0" w:firstRowFirstColumn="0" w:firstRowLastColumn="0" w:lastRowFirstColumn="0" w:lastRowLastColumn="0"/>
+            <w:tcW w:w="3600" w:type="dxa"/>
+          </w:tcPr>
+          <w:p>
+            <w:r>
+              <w:rPr>
+                <w:sz w:val="17"/>
+              </w:rPr>
+              <w:t>Highest maximum lift observed</w:t>
+            </w:r>
+          </w:p>
+        </w:tc>
+        <w:tc>
+          <w:tcPr>
+            <w:tcW w:w="3360" w:type="dxa"/>
+          </w:tcPr>
+          <w:p>
+            <w:pPr>
+              <w:cnfStyle w:val="000000100000" w:firstRow="0" w:lastRow="0" w:firstColumn="0" w:lastColumn="0" w:oddVBand="0" w:evenVBand="0" w:oddHBand="1" w:evenHBand="0" w:firstRowFirstColumn="0" w:firstRowLastColumn="0" w:lastRowFirstColumn="0" w:lastRowLastColumn="0"/>
+            </w:pPr>
+            <w:r>
+              <w:rPr>
+                <w:sz w:val="17"/>
+              </w:rPr>
+              <w:t>Tie: all three</w:t>
+            </w:r>
+          </w:p>
+        </w:tc>
+        <w:tc>
+          <w:tcPr>
+            <w:tcW w:w="2400" w:type="dxa"/>
+          </w:tcPr>
+          <w:p>
+            <w:pPr>
+              <w:cnfStyle w:val="000000100000" w:firstRow="0" w:lastRow="0" w:firstColumn="0" w:lastColumn="0" w:oddVBand="0" w:evenVBand="0" w:oddHBand="1" w:evenHBand="0" w:firstRowFirstColumn="0" w:firstRowLastColumn="0" w:lastRowFirstColumn="0" w:lastRowLastColumn="0"/>
+            </w:pPr>
+            <w:r>
+              <w:rPr>
+                <w:sz w:val="17"/>
+              </w:rPr>
+              <w:t>12.1518</w:t>
+            </w:r>
+          </w:p>
+        </w:tc>
+      </w:tr>
+      <w:tr>
+        <w:tc>
+          <w:tcPr>
+            <w:cnfStyle w:val="001000000000" w:firstRow="0" w:lastRow="0" w:firstColumn="1" w:lastColumn="0" w:oddVBand="0" w:evenVBand="0" w:oddHBand="0" w:evenHBand="0" w:firstRowFirstColumn="0" w:firstRowLastColumn="0" w:lastRowFirstColumn="0" w:lastRowLastColumn="0"/>
+            <w:tcW w:w="3600" w:type="dxa"/>
+          </w:tcPr>
+          <w:p>
+            <w:r>
+              <w:rPr>
+                <w:sz w:val="17"/>
+              </w:rPr>
+              <w:t>Best hit_rate@5 across accepted runs</w:t>
+            </w:r>
+          </w:p>
+        </w:tc>
+        <w:tc>
+          <w:tcPr>
+            <w:tcW w:w="3360" w:type="dxa"/>
+          </w:tcPr>
+          <w:p>
+            <w:pPr>
+              <w:cnfStyle w:val="000000000000" w:firstRow="0" w:lastRow="0" w:firstColumn="0" w:lastColumn="0" w:oddVBand="0" w:evenVBand="0" w:oddHBand="0" w:evenHBand="0" w:firstRowFirstColumn="0" w:firstRowLastColumn="0" w:lastRowFirstColumn="0" w:lastRowLastColumn="0"/>
+            </w:pPr>
+            <w:r>
+              <w:rPr>
+                <w:sz w:val="17"/>
+              </w:rPr>
+              <w:t>Tie: all three</w:t>
+            </w:r>
+          </w:p>
+        </w:tc>
+        <w:tc>
+          <w:tcPr>
+            <w:tcW w:w="2400" w:type="dxa"/>
+          </w:tcPr>
+          <w:p>
+            <w:pPr>
+              <w:cnfStyle w:val="000000000000" w:firstRow="0" w:lastRow="0" w:firstColumn="0" w:lastColumn="0" w:oddVBand="0" w:evenVBand="0" w:oddHBand="0" w:evenHBand="0" w:firstRowFirstColumn="0" w:firstRowLastColumn="0" w:lastRowFirstColumn="0" w:lastRowLastColumn="0"/>
+            </w:pPr>
+            <w:r>
+              <w:rPr>
+                <w:sz w:val="17"/>
+              </w:rPr>
+              <w:t>0.246</w:t>
+            </w:r>
+          </w:p>
+        </w:tc>
+      </w:tr>
+    </w:tbl>
+    <w:p>
+      <w:pPr>
+        <w:rPr>
+          <w:color w:val="000000" w:themeColor="text1"/>
+        </w:rPr>
+      </w:pPr>
+      <w:r>
+        <w:rPr>
+          <w:color w:val="000000" w:themeColor="text1"/>
+        </w:rPr>
+        <w:t>Because the three algorithms tie on rule quality at the accepted threshold, the choice between them is driven by the deployment constraint. ECLAT is recommended when low latency is the priority, for example in an interactive recommendation prototype. Apriori is recommended when memory is constrained, for example when mining is executed inside a smaller container or a notebook with limited heap. FP-Growth remains a strong general-purpose choice and outperforms both alternatives on memory at the looser thresholds that would be used if the maximum acceptable rule count were relaxed.</w:t>
+      </w:r>
+    </w:p>
+    <w:p>
+      <w:pPr>
+        <w:pStyle w:val="Heading2"/>
+        <w:rPr>
+          <w:color w:val="000000" w:themeColor="text1"/>
+        </w:rPr>
+      </w:pPr>
+      <w:r>
+        <w:rPr>
+          <w:color w:val="000000" w:themeColor="text1"/>
+        </w:rPr>
+        <w:t>10.6 Best Highlight Summary</w:t>
+      </w:r>
+    </w:p>
+    <w:tbl>
+      <w:tblPr>
+        <w:tblStyle w:val="MediumGrid2-Accent1"/>
+        <w:tblW w:w="0" w:type="auto"/>
+        <w:tblLook w:val="04A0" w:firstRow="1" w:lastRow="0" w:firstColumn="1" w:lastColumn="0" w:noHBand="0" w:noVBand="1"/>
+      </w:tblPr>
+      <w:tblGrid>
+        <w:gridCol w:w="4000"/>
+        <w:gridCol w:w="5360"/>
+      </w:tblGrid>
+      <w:tr>
+        <w:trPr>
+          <w:cnfStyle w:val="100000000000" w:firstRow="1" w:lastRow="0" w:firstColumn="0" w:lastColumn="0" w:oddVBand="0" w:evenVBand="0" w:oddHBand="0" w:evenHBand="0" w:firstRowFirstColumn="0" w:firstRowLastColumn="0" w:lastRowFirstColumn="0" w:lastRowLastColumn="0"/>
+        </w:trPr>
+        <w:tc>
+          <w:tcPr>
+            <w:cnfStyle w:val="001000000100" w:firstRow="0" w:lastRow="0" w:firstColumn="1" w:lastColumn="0" w:oddVBand="0" w:evenVBand="0" w:oddHBand="0" w:evenHBand="0" w:firstRowFirstColumn="1" w:firstRowLastColumn="0" w:lastRowFirstColumn="0" w:lastRowLastColumn="0"/>
+            <w:tcW w:w="4000" w:type="dxa"/>
+          </w:tcPr>
+          <w:p>
+            <w:r>
+              <w:rPr>
+                <w:sz w:val="16"/>
+              </w:rPr>
+              <w:t>Best Highlight</w:t>
+            </w:r>
+          </w:p>
+        </w:tc>
+        <w:tc>
+          <w:tcPr>
+            <w:tcW w:w="5360" w:type="dxa"/>
+          </w:tcPr>
+          <w:p>
+            <w:pPr>
+              <w:cnfStyle w:val="100000000000" w:firstRow="1" w:lastRow="0" w:firstColumn="0" w:lastColumn="0" w:oddVBand="0" w:evenVBand="0" w:oddHBand="0" w:evenHBand="0" w:firstRowFirstColumn="0" w:firstRowLastColumn="0" w:lastRowFirstColumn="0" w:lastRowLastColumn="0"/>
+            </w:pPr>
+            <w:r>
+              <w:rPr>
+                <w:sz w:val="16"/>
+              </w:rPr>
+              <w:t>Value</w:t>
+            </w:r>
+          </w:p>
+        </w:tc>
+      </w:tr>
+      <w:tr>
+        <w:trPr>
+          <w:cnfStyle w:val="000000100000" w:firstRow="0" w:lastRow="0" w:firstColumn="0" w:lastColumn="0" w:oddVBand="0" w:evenVBand="0" w:oddHBand="1" w:evenHBand="0" w:firstRowFirstColumn="0" w:firstRowLastColumn="0" w:lastRowFirstColumn="0" w:lastRowLastColumn="0"/>
+        </w:trPr>
+        <w:tc>
+          <w:tcPr>
+            <w:cnfStyle w:val="001000000000" w:firstRow="0" w:lastRow="0" w:firstColumn="1" w:lastColumn="0" w:oddVBand="0" w:evenVBand="0" w:oddHBand="0" w:evenHBand="0" w:firstRowFirstColumn="0" w:firstRowLastColumn="0" w:lastRowFirstColumn="0" w:lastRowLastColumn="0"/>
+            <w:tcW w:w="4000" w:type="dxa"/>
+          </w:tcPr>
+          <w:p>
+            <w:r>
+              <w:rPr>
+                <w:sz w:val="17"/>
+              </w:rPr>
+              <w:t>Maximum generated rules in the grid</w:t>
+            </w:r>
+          </w:p>
+        </w:tc>
+        <w:tc>
+          <w:tcPr>
+            <w:tcW w:w="5360" w:type="dxa"/>
+          </w:tcPr>
+          <w:p>
+            <w:pPr>
+              <w:cnfStyle w:val="000000100000" w:firstRow="0" w:lastRow="0" w:firstColumn="0" w:lastColumn="0" w:oddVBand="0" w:evenVBand="0" w:oddHBand="1" w:evenHBand="0" w:firstRowFirstColumn="0" w:firstRowLastColumn="0" w:lastRowFirstColumn="0" w:lastRowLastColumn="0"/>
+            </w:pPr>
+            <w:r>
+              <w:rPr>
+                <w:sz w:val="17"/>
+              </w:rPr>
+              <w:t>98,818 rules at support 0.001 and confidence 0.30</w:t>
+            </w:r>
+          </w:p>
+        </w:tc>
+      </w:tr>
+      <w:tr>
+        <w:tc>
+          <w:tcPr>
+            <w:cnfStyle w:val="001000000000" w:firstRow="0" w:lastRow="0" w:firstColumn="1" w:lastColumn="0" w:oddVBand="0" w:evenVBand="0" w:oddHBand="0" w:evenHBand="0" w:firstRowFirstColumn="0" w:firstRowLastColumn="0" w:lastRowFirstColumn="0" w:lastRowLastColumn="0"/>
+            <w:tcW w:w="4000" w:type="dxa"/>
+          </w:tcPr>
+          <w:p>
+            <w:r>
+              <w:rPr>
+                <w:sz w:val="17"/>
+              </w:rPr>
+              <w:t>Maximum frequent itemsets in the grid</w:t>
+            </w:r>
+          </w:p>
+        </w:tc>
+        <w:tc>
+          <w:tcPr>
+            <w:tcW w:w="5360" w:type="dxa"/>
+          </w:tcPr>
+          <w:p>
+            <w:pPr>
+              <w:cnfStyle w:val="000000000000" w:firstRow="0" w:lastRow="0" w:firstColumn="0" w:lastColumn="0" w:oddVBand="0" w:evenVBand="0" w:oddHBand="0" w:evenHBand="0" w:firstRowFirstColumn="0" w:firstRowLastColumn="0" w:lastRowFirstColumn="0" w:lastRowLastColumn="0"/>
+            </w:pPr>
+            <w:r>
+              <w:rPr>
+                <w:sz w:val="17"/>
+              </w:rPr>
+              <w:t>104,312 frequent itemsets</w:t>
+            </w:r>
+          </w:p>
+        </w:tc>
+      </w:tr>
+      <w:tr>
+        <w:trPr>
+          <w:cnfStyle w:val="000000100000" w:firstRow="0" w:lastRow="0" w:firstColumn="0" w:lastColumn="0" w:oddVBand="0" w:evenVBand="0" w:oddHBand="1" w:evenHBand="0" w:firstRowFirstColumn="0" w:firstRowLastColumn="0" w:lastRowFirstColumn="0" w:lastRowLastColumn="0"/>
+        </w:trPr>
+        <w:tc>
+          <w:tcPr>
+            <w:cnfStyle w:val="001000000000" w:firstRow="0" w:lastRow="0" w:firstColumn="1" w:lastColumn="0" w:oddVBand="0" w:evenVBand="0" w:oddHBand="0" w:evenHBand="0" w:firstRowFirstColumn="0" w:firstRowLastColumn="0" w:lastRowFirstColumn="0" w:lastRowLastColumn="0"/>
+            <w:tcW w:w="4000" w:type="dxa"/>
+          </w:tcPr>
+          <w:p>
+            <w:r>
+              <w:rPr>
+                <w:sz w:val="17"/>
+              </w:rPr>
+              <w:t>Fastest runtime at accepted threshold</w:t>
+            </w:r>
+          </w:p>
+        </w:tc>
+        <w:tc>
+          <w:tcPr>
+            <w:tcW w:w="5360" w:type="dxa"/>
+          </w:tcPr>
+          <w:p>
+            <w:pPr>
+              <w:cnfStyle w:val="000000100000" w:firstRow="0" w:lastRow="0" w:firstColumn="0" w:lastColumn="0" w:oddVBand="0" w:evenVBand="0" w:oddHBand="1" w:evenHBand="0" w:firstRowFirstColumn="0" w:firstRowLastColumn="0" w:lastRowFirstColumn="0" w:lastRowLastColumn="0"/>
+            </w:pPr>
+            <w:r>
+              <w:rPr>
+                <w:sz w:val="17"/>
+              </w:rPr>
+              <w:t>ECLAT at 3.47 seconds (support 0.010, confidence 0.60, lift 1.50)</w:t>
+            </w:r>
+          </w:p>
+        </w:tc>
+      </w:tr>
+      <w:tr>
+        <w:tc>
+          <w:tcPr>
+            <w:cnfStyle w:val="001000000000" w:firstRow="0" w:lastRow="0" w:firstColumn="1" w:lastColumn="0" w:oddVBand="0" w:evenVBand="0" w:oddHBand="0" w:evenHBand="0" w:firstRowFirstColumn="0" w:firstRowLastColumn="0" w:lastRowFirstColumn="0" w:lastRowLastColumn="0"/>
+            <w:tcW w:w="4000" w:type="dxa"/>
+          </w:tcPr>
+          <w:p>
+            <w:r>
+              <w:rPr>
+                <w:sz w:val="17"/>
+              </w:rPr>
+              <w:t>Lowest memory usage at accepted threshold</w:t>
+            </w:r>
+          </w:p>
+        </w:tc>
+        <w:tc>
+          <w:tcPr>
+            <w:tcW w:w="5360" w:type="dxa"/>
+          </w:tcPr>
+          <w:p>
+            <w:pPr>
+              <w:cnfStyle w:val="000000000000" w:firstRow="0" w:lastRow="0" w:firstColumn="0" w:lastColumn="0" w:oddVBand="0" w:evenVBand="0" w:oddHBand="0" w:evenHBand="0" w:firstRowFirstColumn="0" w:firstRowLastColumn="0" w:lastRowFirstColumn="0" w:lastRowLastColumn="0"/>
+            </w:pPr>
+            <w:r>
+              <w:rPr>
+                <w:sz w:val="17"/>
+              </w:rPr>
+              <w:t>Apriori at 3.45 MB</w:t>
+            </w:r>
+          </w:p>
+        </w:tc>
+      </w:tr>
+      <w:tr>
+        <w:trPr>
+          <w:cnfStyle w:val="000000100000" w:firstRow="0" w:lastRow="0" w:firstColumn="0" w:lastColumn="0" w:oddVBand="0" w:evenVBand="0" w:oddHBand="1" w:evenHBand="0" w:firstRowFirstColumn="0" w:firstRowLastColumn="0" w:lastRowFirstColumn="0" w:lastRowLastColumn="0"/>
+        </w:trPr>
+        <w:tc>
+          <w:tcPr>
+            <w:cnfStyle w:val="001000000000" w:firstRow="0" w:lastRow="0" w:firstColumn="1" w:lastColumn="0" w:oddVBand="0" w:evenVBand="0" w:oddHBand="0" w:evenHBand="0" w:firstRowFirstColumn="0" w:firstRowLastColumn="0" w:lastRowFirstColumn="0" w:lastRowLastColumn="0"/>
+            <w:tcW w:w="4000" w:type="dxa"/>
+          </w:tcPr>
+          <w:p>
+            <w:r>
+              <w:rPr>
+                <w:sz w:val="17"/>
+              </w:rPr>
+              <w:t>Highest average lift at accepted threshold</w:t>
+            </w:r>
+          </w:p>
+        </w:tc>
+        <w:tc>
+          <w:tcPr>
+            <w:tcW w:w="5360" w:type="dxa"/>
+          </w:tcPr>
+          <w:p>
+            <w:pPr>
+              <w:cnfStyle w:val="000000100000" w:firstRow="0" w:lastRow="0" w:firstColumn="0" w:lastColumn="0" w:oddVBand="0" w:evenVBand="0" w:oddHBand="1" w:evenHBand="0" w:firstRowFirstColumn="0" w:firstRowLastColumn="0" w:lastRowFirstColumn="0" w:lastRowLastColumn="0"/>
+            </w:pPr>
+            <w:r>
+              <w:rPr>
+                <w:sz w:val="17"/>
+              </w:rPr>
+              <w:t>3.1204</w:t>
+            </w:r>
+          </w:p>
+        </w:tc>
+      </w:tr>
+      <w:tr>
+        <w:tc>
+          <w:tcPr>
+            <w:cnfStyle w:val="001000000000" w:firstRow="0" w:lastRow="0" w:firstColumn="1" w:lastColumn="0" w:oddVBand="0" w:evenVBand="0" w:oddHBand="0" w:evenHBand="0" w:firstRowFirstColumn="0" w:firstRowLastColumn="0" w:lastRowFirstColumn="0" w:lastRowLastColumn="0"/>
+            <w:tcW w:w="4000" w:type="dxa"/>
+          </w:tcPr>
+          <w:p>
+            <w:r>
+              <w:rPr>
+                <w:sz w:val="17"/>
+              </w:rPr>
+              <w:t>Highest maximum lift at accepted threshold</w:t>
+            </w:r>
+          </w:p>
+        </w:tc>
+        <w:tc>
+          <w:tcPr>
+            <w:tcW w:w="5360" w:type="dxa"/>
+          </w:tcPr>
+          <w:p>
+            <w:pPr>
+              <w:cnfStyle w:val="000000000000" w:firstRow="0" w:lastRow="0" w:firstColumn="0" w:lastColumn="0" w:oddVBand="0" w:evenVBand="0" w:oddHBand="0" w:evenHBand="0" w:firstRowFirstColumn="0" w:firstRowLastColumn="0" w:lastRowFirstColumn="0" w:lastRowLastColumn="0"/>
+            </w:pPr>
+            <w:r>
+              <w:rPr>
+                <w:sz w:val="17"/>
+              </w:rPr>
+              <w:t>12.1518</w:t>
+            </w:r>
+          </w:p>
+        </w:tc>
+      </w:tr>
+      <w:tr>
+        <w:trPr>
+          <w:cnfStyle w:val="000000100000" w:firstRow="0" w:lastRow="0" w:firstColumn="0" w:lastColumn="0" w:oddVBand="0" w:evenVBand="0" w:oddHBand="1" w:evenHBand="0" w:firstRowFirstColumn="0" w:firstRowLastColumn="0" w:lastRowFirstColumn="0" w:lastRowLastColumn="0"/>
+        </w:trPr>
+        <w:tc>
+          <w:tcPr>
+            <w:cnfStyle w:val="001000000000" w:firstRow="0" w:lastRow="0" w:firstColumn="1" w:lastColumn="0" w:oddVBand="0" w:evenVBand="0" w:oddHBand="0" w:evenHBand="0" w:firstRowFirstColumn="0" w:firstRowLastColumn="0" w:lastRowFirstColumn="0" w:lastRowLastColumn="0"/>
+            <w:tcW w:w="4000" w:type="dxa"/>
+          </w:tcPr>
+          <w:p>
+            <w:r>
+              <w:rPr>
+                <w:sz w:val="17"/>
+              </w:rPr>
+              <w:t>Best recommendation hit_rate@5 at accepted threshold</w:t>
+            </w:r>
+          </w:p>
+        </w:tc>
+        <w:tc>
+          <w:tcPr>
+            <w:tcW w:w="5360" w:type="dxa"/>
+          </w:tcPr>
+          <w:p>
+            <w:pPr>
+              <w:cnfStyle w:val="000000100000" w:firstRow="0" w:lastRow="0" w:firstColumn="0" w:lastColumn="0" w:oddVBand="0" w:evenVBand="0" w:oddHBand="1" w:evenHBand="0" w:firstRowFirstColumn="0" w:firstRowLastColumn="0" w:lastRowFirstColumn="0" w:lastRowLastColumn="0"/>
+            </w:pPr>
+            <w:r>
+              <w:rPr>
+                <w:sz w:val="17"/>
+              </w:rPr>
+              <w:t>0.246</w:t>
+            </w:r>
+          </w:p>
+        </w:tc>
+      </w:tr>
+      <w:tr>
+        <w:tc>
+          <w:tcPr>
+            <w:cnfStyle w:val="001000000000" w:firstRow="0" w:lastRow="0" w:firstColumn="1" w:lastColumn="0" w:oddVBand="0" w:evenVBand="0" w:oddHBand="0" w:evenHBand="0" w:firstRowFirstColumn="0" w:firstRowLastColumn="0" w:lastRowFirstColumn="0" w:lastRowLastColumn="0"/>
+            <w:tcW w:w="4000" w:type="dxa"/>
+          </w:tcPr>
+          <w:p>
+            <w:r>
+              <w:rPr>
+                <w:sz w:val="17"/>
+              </w:rPr>
+              <w:t>Best recommendation precision@5 at accepted threshold</w:t>
+            </w:r>
+          </w:p>
+        </w:tc>
+        <w:tc>
+          <w:tcPr>
+            <w:tcW w:w="5360" w:type="dxa"/>
+          </w:tcPr>
+          <w:p>
+            <w:pPr>
+              <w:cnfStyle w:val="000000000000" w:firstRow="0" w:lastRow="0" w:firstColumn="0" w:lastColumn="0" w:oddVBand="0" w:evenVBand="0" w:oddHBand="0" w:evenHBand="0" w:firstRowFirstColumn="0" w:firstRowLastColumn="0" w:lastRowFirstColumn="0" w:lastRowLastColumn="0"/>
+            </w:pPr>
+            <w:r>
+              <w:rPr>
+                <w:sz w:val="17"/>
+              </w:rPr>
+              <w:t>0.166</w:t>
+            </w:r>
+          </w:p>
+        </w:tc>
+      </w:tr>
+      <w:tr>
+        <w:trPr>
+          <w:cnfStyle w:val="000000100000" w:firstRow="0" w:lastRow="0" w:firstColumn="0" w:lastColumn="0" w:oddVBand="0" w:evenVBand="0" w:oddHBand="1" w:evenHBand="0" w:firstRowFirstColumn="0" w:firstRowLastColumn="0" w:lastRowFirstColumn="0" w:lastRowLastColumn="0"/>
+        </w:trPr>
+        <w:tc>
+          <w:tcPr>
+            <w:cnfStyle w:val="001000000000" w:firstRow="0" w:lastRow="0" w:firstColumn="1" w:lastColumn="0" w:oddVBand="0" w:evenVBand="0" w:oddHBand="0" w:evenHBand="0" w:firstRowFirstColumn="0" w:firstRowLastColumn="0" w:lastRowFirstColumn="0" w:lastRowLastColumn="0"/>
+            <w:tcW w:w="4000" w:type="dxa"/>
+          </w:tcPr>
+          <w:p>
+            <w:r>
+              <w:rPr>
+                <w:sz w:val="17"/>
+              </w:rPr>
+              <w:t>Train basket count</w:t>
+            </w:r>
+          </w:p>
+        </w:tc>
+        <w:tc>
+          <w:tcPr>
+            <w:tcW w:w="5360" w:type="dxa"/>
+          </w:tcPr>
+          <w:p>
+            <w:pPr>
+              <w:cnfStyle w:val="000000100000" w:firstRow="0" w:lastRow="0" w:firstColumn="0" w:lastColumn="0" w:oddVBand="0" w:evenVBand="0" w:oddHBand="1" w:evenHBand="0" w:firstRowFirstColumn="0" w:firstRowLastColumn="0" w:lastRowFirstColumn="0" w:lastRowLastColumn="0"/>
+            </w:pPr>
+            <w:r>
+              <w:rPr>
+                <w:sz w:val="17"/>
+              </w:rPr>
+              <w:t>124,418</w:t>
+            </w:r>
+          </w:p>
+        </w:tc>
+      </w:tr>
+      <w:tr>
+        <w:tc>
+          <w:tcPr>
+            <w:cnfStyle w:val="001000000000" w:firstRow="0" w:lastRow="0" w:firstColumn="1" w:lastColumn="0" w:oddVBand="0" w:evenVBand="0" w:oddHBand="0" w:evenHBand="0" w:firstRowFirstColumn="0" w:firstRowLastColumn="0" w:lastRowFirstColumn="0" w:lastRowLastColumn="0"/>
+            <w:tcW w:w="4000" w:type="dxa"/>
+          </w:tcPr>
+          <w:p>
+            <w:r>
+              <w:rPr>
+                <w:sz w:val="17"/>
+              </w:rPr>
+              <w:t>Test basket count</w:t>
+            </w:r>
+          </w:p>
+        </w:tc>
+        <w:tc>
+          <w:tcPr>
+            <w:tcW w:w="5360" w:type="dxa"/>
+          </w:tcPr>
+          <w:p>
+            <w:pPr>
+              <w:cnfStyle w:val="000000000000" w:firstRow="0" w:lastRow="0" w:firstColumn="0" w:lastColumn="0" w:oddVBand="0" w:evenVBand="0" w:oddHBand="0" w:evenHBand="0" w:firstRowFirstColumn="0" w:firstRowLastColumn="0" w:lastRowFirstColumn="0" w:lastRowLastColumn="0"/>
+            </w:pPr>
+            <w:r>
+              <w:rPr>
+                <w:sz w:val="17"/>
+              </w:rPr>
+              <w:t>31,273 (held out from the 155,691 total)</w:t>
+            </w:r>
+          </w:p>
+        </w:tc>
+      </w:tr>
+      <w:tr>
+        <w:trPr>
+          <w:cnfStyle w:val="000000100000" w:firstRow="0" w:lastRow="0" w:firstColumn="0" w:lastColumn="0" w:oddVBand="0" w:evenVBand="0" w:oddHBand="1" w:evenHBand="0" w:firstRowFirstColumn="0" w:firstRowLastColumn="0" w:lastRowFirstColumn="0" w:lastRowLastColumn="0"/>
+        </w:trPr>
+        <w:tc>
+          <w:tcPr>
+            <w:cnfStyle w:val="001000000000" w:firstRow="0" w:lastRow="0" w:firstColumn="1" w:lastColumn="0" w:oddVBand="0" w:evenVBand="0" w:oddHBand="0" w:evenHBand="0" w:firstRowFirstColumn="0" w:firstRowLastColumn="0" w:lastRowFirstColumn="0" w:lastRowLastColumn="0"/>
+            <w:tcW w:w="4000" w:type="dxa"/>
+          </w:tcPr>
+          <w:p>
+            <w:r>
+              <w:rPr>
+                <w:sz w:val="17"/>
+              </w:rPr>
+              <w:t>Train item count after rare-item filter</w:t>
+            </w:r>
+          </w:p>
+        </w:tc>
+        <w:tc>
+          <w:tcPr>
+            <w:tcW w:w="5360" w:type="dxa"/>
+          </w:tcPr>
+          <w:p>
+            <w:pPr>
+              <w:cnfStyle w:val="000000100000" w:firstRow="0" w:lastRow="0" w:firstColumn="0" w:lastColumn="0" w:oddVBand="0" w:evenVBand="0" w:oddHBand="1" w:evenHBand="0" w:firstRowFirstColumn="0" w:firstRowLastColumn="0" w:lastRowFirstColumn="0" w:lastRowLastColumn="0"/>
+            </w:pPr>
+            <w:r>
+              <w:rPr>
+                <w:sz w:val="17"/>
+              </w:rPr>
+              <w:t>301 product categories</w:t>
             </w:r>
           </w:p>
         </w:tc>
@@ -6443,6 +10531,7 @@
         <w:rPr>
           <w:color w:val="000000" w:themeColor="text1"/>
         </w:rPr>
+        <w:lastRenderedPageBreak/>
         <w:t>The holiday table was merged into the date dimension so holiday filters correctly propagate through fact_transaction_item. This avoids redundant holiday names and incorrect cross-join behavior in Power BI visuals.</w:t>
       </w:r>
     </w:p>
@@ -6790,7 +10879,6 @@
               <w:rPr>
                 <w:sz w:val="17"/>
               </w:rPr>
-              <w:lastRenderedPageBreak/>
               <w:t>Paper Section</w:t>
             </w:r>
           </w:p>
@@ -7197,6 +11285,7 @@
         <w:rPr>
           <w:color w:val="000000" w:themeColor="text1"/>
         </w:rPr>
+        <w:lastRenderedPageBreak/>
         <w:t>Product-level association rule mining can be memory-heavy because of 68,509 unique products.</w:t>
       </w:r>
     </w:p>
@@ -7435,7 +11524,6 @@
         <w:rPr>
           <w:color w:val="000000" w:themeColor="text1"/>
         </w:rPr>
-        <w:lastRenderedPageBreak/>
         <w:t>15. Conclusion</w:t>
       </w:r>
     </w:p>
@@ -7462,7 +11550,7 @@
         <w:rPr>
           <w:color w:val="000000" w:themeColor="text1"/>
         </w:rPr>
-        <w:t>The project produced a validated market basket dataset with no null basket/product identifiers, no duplicate basket-product pairs, and no unmatched product references. Association rule mining showed that ECLAT was the fastest algorithm in the tested category-level setting, while Apriori consumed the least memory in many configurations. Customer segmentation identified business-useful groups such as VIP, Active Shoppers, and Churned customers.</w:t>
+        <w:t>The project produced a validated market basket dataset with no null basket/product identifiers, no duplicate basket-product pairs, and no unmatched product references. Association rule mining used an adaptive support, confidence, and lift threshold grid combined with a held-out test split for recommendation evaluation. All three algorithms produced identical rule sets at the accepted threshold of support 0.010, confidence 0.60, and lift 1.50, tying on rule quality and on the final quality score. ECLAT was the fastest at 3.47 seconds, Apriori used by far the least memory at 3.45 MB, and the resulting recommender achieved hit_rate@5 of 0.246 and precision@5 of 0.166 on the held-out baskets. Customer segmentation identified business-useful groups such as VIP, Active Shoppers, and Churned customers.</w:t>
       </w:r>
     </w:p>
     <w:p>
@@ -7690,6 +11778,7 @@
                 <w:b w:val="0"/>
                 <w:sz w:val="17"/>
               </w:rPr>
+              <w:lastRenderedPageBreak/>
               <w:t>Coupon Usage Rate</w:t>
             </w:r>
           </w:p>
@@ -8226,7 +12315,6 @@
           <w:color w:val="000000" w:themeColor="text1"/>
           <w:sz w:val="18"/>
         </w:rPr>
-        <w:lastRenderedPageBreak/>
         <w:t>[7] Microsoft, Power BI Documentation.</w:t>
       </w:r>
     </w:p>
@@ -8245,8 +12333,8 @@
       </w:r>
     </w:p>
     <w:sectPr>
-      <w:headerReference w:type="default" r:id="rId10"/>
-      <w:footerReference w:type="default" r:id="rId11"/>
+      <w:headerReference w:type="default" r:id="rId8"/>
+      <w:footerReference w:type="default" r:id="rId9"/>
       <w:pgSz w:w="12240" w:h="15840"/>
       <w:pgMar w:top="936" w:right="1008" w:bottom="936" w:left="1008" w:header="720" w:footer="720" w:gutter="0"/>
       <w:cols w:space="720"/>

--- a/outputs/Retail_Intelligence_Documentation.docx
+++ b/outputs/Retail_Intelligence_Documentation.docx
@@ -556,6 +556,8 @@
       <w:pPr>
         <w:spacing w:line="240" w:lineRule="auto"/>
         <w:rPr>
+          <w:b/>
+          <w:bCs/>
           <w:color w:val="000000" w:themeColor="text1"/>
           <w:sz w:val="24"/>
           <w:szCs w:val="24"/>
@@ -585,6 +587,82 @@
         </w:rPr>
         <w:t xml:space="preserve"> Mohamed </w:t>
       </w:r>
+    </w:p>
+    <w:p>
+      <w:pPr>
+        <w:spacing w:line="240" w:lineRule="auto"/>
+        <w:rPr>
+          <w:b/>
+          <w:bCs/>
+          <w:color w:val="000000" w:themeColor="text1"/>
+          <w:sz w:val="24"/>
+          <w:szCs w:val="24"/>
+        </w:rPr>
+      </w:pPr>
+    </w:p>
+    <w:p>
+      <w:pPr>
+        <w:spacing w:line="240" w:lineRule="auto"/>
+        <w:rPr>
+          <w:b/>
+          <w:bCs/>
+          <w:color w:val="000000" w:themeColor="text1"/>
+          <w:sz w:val="24"/>
+          <w:szCs w:val="24"/>
+        </w:rPr>
+      </w:pPr>
+      <w:r>
+        <w:rPr>
+          <w:b/>
+          <w:bCs/>
+          <w:color w:val="000000" w:themeColor="text1"/>
+          <w:sz w:val="24"/>
+          <w:szCs w:val="24"/>
+        </w:rPr>
+        <w:t xml:space="preserve">GitHub repo: </w:t>
+      </w:r>
+      <w:hyperlink r:id="rId8" w:history="1">
+        <w:r>
+          <w:rPr>
+            <w:rStyle w:val="Hyperlink"/>
+            <w:b/>
+            <w:bCs/>
+            <w:sz w:val="24"/>
+            <w:szCs w:val="24"/>
+          </w:rPr>
+          <w:t>https://github.com/MohamedElsadany56/Retail-Inte</w:t>
+        </w:r>
+        <w:r>
+          <w:rPr>
+            <w:rStyle w:val="Hyperlink"/>
+            <w:b/>
+            <w:bCs/>
+            <w:sz w:val="24"/>
+            <w:szCs w:val="24"/>
+          </w:rPr>
+          <w:t>l</w:t>
+        </w:r>
+        <w:r>
+          <w:rPr>
+            <w:rStyle w:val="Hyperlink"/>
+            <w:b/>
+            <w:bCs/>
+            <w:sz w:val="24"/>
+            <w:szCs w:val="24"/>
+          </w:rPr>
+          <w:t>ligence-DWH.git</w:t>
+        </w:r>
+      </w:hyperlink>
+    </w:p>
+    <w:p>
+      <w:pPr>
+        <w:spacing w:line="240" w:lineRule="auto"/>
+        <w:rPr>
+          <w:color w:val="000000" w:themeColor="text1"/>
+          <w:sz w:val="24"/>
+          <w:szCs w:val="24"/>
+        </w:rPr>
+      </w:pPr>
       <w:r>
         <w:rPr>
           <w:color w:val="000000" w:themeColor="text1"/>
@@ -12333,8 +12411,8 @@
       </w:r>
     </w:p>
     <w:sectPr>
-      <w:headerReference w:type="default" r:id="rId8"/>
-      <w:footerReference w:type="default" r:id="rId9"/>
+      <w:headerReference w:type="default" r:id="rId9"/>
+      <w:footerReference w:type="default" r:id="rId10"/>
       <w:pgSz w:w="12240" w:h="15840"/>
       <w:pgMar w:top="936" w:right="1008" w:bottom="936" w:left="1008" w:header="720" w:footer="720" w:gutter="0"/>
       <w:cols w:space="720"/>
@@ -24012,6 +24090,41 @@
       </w:tcPr>
     </w:tblStylePr>
   </w:style>
+  <w:style w:type="character" w:styleId="Hyperlink">
+    <w:name w:val="Hyperlink"/>
+    <w:basedOn w:val="DefaultParagraphFont"/>
+    <w:uiPriority w:val="99"/>
+    <w:unhideWhenUsed/>
+    <w:rsid w:val="00BF2FDD"/>
+    <w:rPr>
+      <w:color w:val="0000FF" w:themeColor="hyperlink"/>
+      <w:u w:val="single"/>
+    </w:rPr>
+  </w:style>
+  <w:style w:type="character" w:styleId="UnresolvedMention">
+    <w:name w:val="Unresolved Mention"/>
+    <w:basedOn w:val="DefaultParagraphFont"/>
+    <w:uiPriority w:val="99"/>
+    <w:semiHidden/>
+    <w:unhideWhenUsed/>
+    <w:rsid w:val="00BF2FDD"/>
+    <w:rPr>
+      <w:color w:val="605E5C"/>
+      <w:shd w:val="clear" w:color="auto" w:fill="E1DFDD"/>
+    </w:rPr>
+  </w:style>
+  <w:style w:type="character" w:styleId="FollowedHyperlink">
+    <w:name w:val="FollowedHyperlink"/>
+    <w:basedOn w:val="DefaultParagraphFont"/>
+    <w:uiPriority w:val="99"/>
+    <w:semiHidden/>
+    <w:unhideWhenUsed/>
+    <w:rsid w:val="00BF2FDD"/>
+    <w:rPr>
+      <w:color w:val="800080" w:themeColor="followedHyperlink"/>
+      <w:u w:val="single"/>
+    </w:rPr>
+  </w:style>
 </w:styles>
 </file>
 
